--- a/merge/Client Assessment Tool V2.4 30.03.2023.docx
+++ b/merge/Client Assessment Tool V2.4 30.03.2023.docx
@@ -172,44 +172,44 @@
               </w:rPr>
               <w:t>Surname:</w:t>
             </w:r>
+            <w:r>
+              <w:rPr>
+                <w:rFonts w:asciiTheme="minorHAnsi" w:hAnsiTheme="minorHAnsi" w:cstheme="minorHAnsi"/>
+                <w:color w:val="4A66AC" w:themeColor="accent1"/>
+                <w:sz w:val="18"/>
+                <w:szCs w:val="18"/>
+              </w:rPr>
+              <w:fldChar w:fldCharType="begin"/>
+            </w:r>
+            <w:r>
+              <w:rPr>
+                <w:rFonts w:asciiTheme="minorHAnsi" w:hAnsiTheme="minorHAnsi" w:cstheme="minorHAnsi"/>
+                <w:color w:val="4A66AC" w:themeColor="accent1"/>
+                <w:sz w:val="18"/>
+                <w:szCs w:val="18"/>
+              </w:rPr>
+              <w:instrText xml:space="preserve"> MERGEFIELD surname </w:instrText>
+            </w:r>
+            <w:r>
+              <w:rPr>
+                <w:rFonts w:asciiTheme="minorHAnsi" w:hAnsiTheme="minorHAnsi" w:cstheme="minorHAnsi"/>
+                <w:color w:val="4A66AC" w:themeColor="accent1"/>
+                <w:sz w:val="18"/>
+                <w:szCs w:val="18"/>
+              </w:rPr>
+              <w:fldChar w:fldCharType="separate"/>
+            </w:r>
+            <w:r>
+              <w:rPr>
+                <w:rFonts w:asciiTheme="minorHAnsi" w:hAnsiTheme="minorHAnsi" w:cstheme="minorHAnsi"/>
+                <w:noProof/>
+                <w:color w:val="4A66AC" w:themeColor="accent1"/>
+                <w:sz w:val="18"/>
+                <w:szCs w:val="18"/>
+              </w:rPr>
+              <w:t>Cooke</w:t>
+            </w:r>
             <w:proofErr w:type="spellEnd"/>
-            <w:r>
-              <w:rPr>
-                <w:rFonts w:asciiTheme="minorHAnsi" w:hAnsiTheme="minorHAnsi" w:cstheme="minorHAnsi"/>
-                <w:color w:val="4A66AC" w:themeColor="accent1"/>
-                <w:sz w:val="18"/>
-                <w:szCs w:val="18"/>
-              </w:rPr>
-              <w:fldChar w:fldCharType="begin"/>
-            </w:r>
-            <w:r>
-              <w:rPr>
-                <w:rFonts w:asciiTheme="minorHAnsi" w:hAnsiTheme="minorHAnsi" w:cstheme="minorHAnsi"/>
-                <w:color w:val="4A66AC" w:themeColor="accent1"/>
-                <w:sz w:val="18"/>
-                <w:szCs w:val="18"/>
-              </w:rPr>
-              <w:instrText xml:space="preserve"> MERGEFIELD surname </w:instrText>
-            </w:r>
-            <w:r>
-              <w:rPr>
-                <w:rFonts w:asciiTheme="minorHAnsi" w:hAnsiTheme="minorHAnsi" w:cstheme="minorHAnsi"/>
-                <w:color w:val="4A66AC" w:themeColor="accent1"/>
-                <w:sz w:val="18"/>
-                <w:szCs w:val="18"/>
-              </w:rPr>
-              <w:fldChar w:fldCharType="separate"/>
-            </w:r>
-            <w:r>
-              <w:rPr>
-                <w:rFonts w:asciiTheme="minorHAnsi" w:hAnsiTheme="minorHAnsi" w:cstheme="minorHAnsi"/>
-                <w:noProof/>
-                <w:color w:val="4A66AC" w:themeColor="accent1"/>
-                <w:sz w:val="18"/>
-                <w:szCs w:val="18"/>
-              </w:rPr>
-              <w:t>Cooke</w:t>
-            </w:r>
             <w:r>
               <w:rPr>
                 <w:rFonts w:asciiTheme="minorHAnsi" w:hAnsiTheme="minorHAnsi" w:cstheme="minorHAnsi"/>
@@ -495,43 +495,53 @@
               </w:rPr>
               <w:t>Suburb:</w:t>
             </w:r>
+            <w:r>
+              <w:rPr>
+                <w:rFonts w:asciiTheme="minorHAnsi" w:hAnsiTheme="minorHAnsi" w:cstheme="minorHAnsi"/>
+                <w:color w:val="4A66AC" w:themeColor="accent1"/>
+                <w:sz w:val="18"/>
+                <w:szCs w:val="18"/>
+              </w:rPr>
+              <w:fldChar w:fldCharType="begin"/>
+            </w:r>
+            <w:r>
+              <w:rPr>
+                <w:rFonts w:asciiTheme="minorHAnsi" w:hAnsiTheme="minorHAnsi" w:cstheme="minorHAnsi"/>
+                <w:color w:val="4A66AC" w:themeColor="accent1"/>
+                <w:sz w:val="18"/>
+                <w:szCs w:val="18"/>
+              </w:rPr>
+              <w:instrText xml:space="preserve"> MERGEFIELD suburb </w:instrText>
+            </w:r>
+            <w:r>
+              <w:rPr>
+                <w:rFonts w:asciiTheme="minorHAnsi" w:hAnsiTheme="minorHAnsi" w:cstheme="minorHAnsi"/>
+                <w:color w:val="4A66AC" w:themeColor="accent1"/>
+                <w:sz w:val="18"/>
+                <w:szCs w:val="18"/>
+              </w:rPr>
+              <w:fldChar w:fldCharType="separate"/>
+            </w:r>
+            <w:r>
+              <w:rPr>
+                <w:rFonts w:asciiTheme="minorHAnsi" w:hAnsiTheme="minorHAnsi" w:cstheme="minorHAnsi"/>
+                <w:noProof/>
+                <w:color w:val="4A66AC" w:themeColor="accent1"/>
+                <w:sz w:val="18"/>
+                <w:szCs w:val="18"/>
+              </w:rPr>
+              <w:t>West</w:t>
+            </w:r>
             <w:proofErr w:type="spellEnd"/>
             <w:r>
               <w:rPr>
                 <w:rFonts w:asciiTheme="minorHAnsi" w:hAnsiTheme="minorHAnsi" w:cstheme="minorHAnsi"/>
-                <w:color w:val="4A66AC" w:themeColor="accent1"/>
-                <w:sz w:val="18"/>
-                <w:szCs w:val="18"/>
-              </w:rPr>
-              <w:fldChar w:fldCharType="begin"/>
-            </w:r>
-            <w:r>
-              <w:rPr>
-                <w:rFonts w:asciiTheme="minorHAnsi" w:hAnsiTheme="minorHAnsi" w:cstheme="minorHAnsi"/>
-                <w:color w:val="4A66AC" w:themeColor="accent1"/>
-                <w:sz w:val="18"/>
-                <w:szCs w:val="18"/>
-              </w:rPr>
-              <w:instrText xml:space="preserve"> MERGEFIELD suburb </w:instrText>
-            </w:r>
-            <w:r>
-              <w:rPr>
-                <w:rFonts w:asciiTheme="minorHAnsi" w:hAnsiTheme="minorHAnsi" w:cstheme="minorHAnsi"/>
-                <w:color w:val="4A66AC" w:themeColor="accent1"/>
-                <w:sz w:val="18"/>
-                <w:szCs w:val="18"/>
-              </w:rPr>
-              <w:fldChar w:fldCharType="separate"/>
-            </w:r>
-            <w:r>
-              <w:rPr>
-                <w:rFonts w:asciiTheme="minorHAnsi" w:hAnsiTheme="minorHAnsi" w:cstheme="minorHAnsi"/>
                 <w:noProof/>
                 <w:color w:val="4A66AC" w:themeColor="accent1"/>
                 <w:sz w:val="18"/>
                 <w:szCs w:val="18"/>
               </w:rPr>
-              <w:t>West Busselton</w:t>
+              <w:t xml:space="preserve"> Busselton</w:t>
             </w:r>
             <w:r>
               <w:rPr>
@@ -4742,17 +4752,8 @@
                 <w:rFonts w:asciiTheme="minorHAnsi" w:hAnsiTheme="minorHAnsi" w:cstheme="minorHAnsi"/>
                 <w:sz w:val="18"/>
                 <w:szCs w:val="18"/>
-                <w:highlight w:val="yellow"/>
-              </w:rPr>
-              <w:t>Influenza Vaccinated</w:t>
-            </w:r>
-            <w:r>
-              <w:rPr>
-                <w:rFonts w:asciiTheme="minorHAnsi" w:hAnsiTheme="minorHAnsi" w:cstheme="minorHAnsi"/>
-                <w:sz w:val="18"/>
-                <w:szCs w:val="18"/>
-              </w:rPr>
-              <w:t>:</w:t>
+              </w:rPr>
+              <w:t>Influenza Vaccinated:</w:t>
             </w:r>
           </w:p>
         </w:tc>
@@ -27512,6 +27513,7 @@
                 <w:sz w:val="16"/>
                 <w:szCs w:val="16"/>
               </w:rPr>
+              <w:lastRenderedPageBreak/>
               <w:t>Turn on tap</w:t>
             </w:r>
           </w:p>
@@ -37915,7 +37917,7 @@
                 <w:sz w:val="18"/>
                 <w:szCs w:val="18"/>
               </w:rPr>
-              <w:t>24/07/2024</w:t>
+              <w:t>26/07/2024</w:t>
             </w:r>
             <w:r>
               <w:rPr>
@@ -44777,6 +44779,10 @@
 </file>
 
 <file path=customXml/item1.xml><?xml version="1.0" encoding="utf-8"?>
+<b:Sources xmlns:b="http://schemas.openxmlformats.org/officeDocument/2006/bibliography" xmlns="http://schemas.openxmlformats.org/officeDocument/2006/bibliography" SelectedStyle="\APA.XSL" StyleName="APA"/>
+</file>
+
+<file path=customXml/item2.xml><?xml version="1.0" encoding="utf-8"?>
 <?mso-contentType ?>
 <FormTemplates xmlns="http://schemas.microsoft.com/sharepoint/v3/contenttype/forms">
   <Display>DocumentLibraryForm</Display>
@@ -44785,45 +44791,7 @@
 </FormTemplates>
 </file>
 
-<file path=customXml/item2.xml><?xml version="1.0" encoding="utf-8"?>
-<b:Sources xmlns:b="http://schemas.openxmlformats.org/officeDocument/2006/bibliography" xmlns="http://schemas.openxmlformats.org/officeDocument/2006/bibliography" SelectedStyle="\APA.XSL" StyleName="APA"/>
-</file>
-
 <file path=customXml/item3.xml><?xml version="1.0" encoding="utf-8"?>
-<p:properties xmlns:p="http://schemas.microsoft.com/office/2006/metadata/properties" xmlns:xsi="http://www.w3.org/2001/XMLSchema-instance" xmlns:pc="http://schemas.microsoft.com/office/infopath/2007/PartnerControls">
-  <documentManagement>
-    <SharedWithUsers xmlns="50e9b9e5-1315-44c4-ad31-bc311d91ada4">
-      <UserInfo>
-        <DisplayName>Danni Hooper</DisplayName>
-        <AccountId>19</AccountId>
-        <AccountType/>
-      </UserInfo>
-      <UserInfo>
-        <DisplayName>Donna Jordan</DisplayName>
-        <AccountId>15</AccountId>
-        <AccountType/>
-      </UserInfo>
-      <UserInfo>
-        <DisplayName>Neroli Bradshaw</DisplayName>
-        <AccountId>14</AccountId>
-        <AccountType/>
-      </UserInfo>
-      <UserInfo>
-        <DisplayName>Claire Nilsson</DisplayName>
-        <AccountId>13</AccountId>
-        <AccountType/>
-      </UserInfo>
-      <UserInfo>
-        <DisplayName>Victoria Sellors</DisplayName>
-        <AccountId>30</AccountId>
-        <AccountType/>
-      </UserInfo>
-    </SharedWithUsers>
-  </documentManagement>
-</p:properties>
-</file>
-
-<file path=customXml/item4.xml><?xml version="1.0" encoding="utf-8"?>
 <ct:contentTypeSchema xmlns:ct="http://schemas.microsoft.com/office/2006/metadata/contentType" xmlns:ma="http://schemas.microsoft.com/office/2006/metadata/properties/metaAttributes" ct:_="" ma:_="" ma:contentTypeName="Document" ma:contentTypeID="0x01010013461F6190805A41AE3BBFD14BFDEB0B" ma:contentTypeVersion="6" ma:contentTypeDescription="Create a new document." ma:contentTypeScope="" ma:versionID="f85b76c90ce673219181e1be55fa875b">
   <xsd:schema xmlns:xsd="http://www.w3.org/2001/XMLSchema" xmlns:xs="http://www.w3.org/2001/XMLSchema" xmlns:p="http://schemas.microsoft.com/office/2006/metadata/properties" xmlns:ns2="e29a62be-416b-491d-857a-96c1d64e0c32" xmlns:ns3="50e9b9e5-1315-44c4-ad31-bc311d91ada4" targetNamespace="http://schemas.microsoft.com/office/2006/metadata/properties" ma:root="true" ma:fieldsID="45cf87056c0d3f9f2d3eb681f915dc4e" ns2:_="" ns3:_="">
     <xsd:import namespace="e29a62be-416b-491d-857a-96c1d64e0c32"/>
@@ -45002,7 +44970,49 @@
 </ct:contentTypeSchema>
 </file>
 
+<file path=customXml/item4.xml><?xml version="1.0" encoding="utf-8"?>
+<p:properties xmlns:p="http://schemas.microsoft.com/office/2006/metadata/properties" xmlns:xsi="http://www.w3.org/2001/XMLSchema-instance" xmlns:pc="http://schemas.microsoft.com/office/infopath/2007/PartnerControls">
+  <documentManagement>
+    <SharedWithUsers xmlns="50e9b9e5-1315-44c4-ad31-bc311d91ada4">
+      <UserInfo>
+        <DisplayName>Danni Hooper</DisplayName>
+        <AccountId>19</AccountId>
+        <AccountType/>
+      </UserInfo>
+      <UserInfo>
+        <DisplayName>Donna Jordan</DisplayName>
+        <AccountId>15</AccountId>
+        <AccountType/>
+      </UserInfo>
+      <UserInfo>
+        <DisplayName>Neroli Bradshaw</DisplayName>
+        <AccountId>14</AccountId>
+        <AccountType/>
+      </UserInfo>
+      <UserInfo>
+        <DisplayName>Claire Nilsson</DisplayName>
+        <AccountId>13</AccountId>
+        <AccountType/>
+      </UserInfo>
+      <UserInfo>
+        <DisplayName>Victoria Sellors</DisplayName>
+        <AccountId>30</AccountId>
+        <AccountType/>
+      </UserInfo>
+    </SharedWithUsers>
+  </documentManagement>
+</p:properties>
+</file>
+
 <file path=customXml/itemProps1.xml><?xml version="1.0" encoding="utf-8"?>
+<ds:datastoreItem xmlns:ds="http://schemas.openxmlformats.org/officeDocument/2006/customXml" ds:itemID="{E5D80ECB-1E2C-4A58-878D-14E837CB315A}">
+  <ds:schemaRefs>
+    <ds:schemaRef ds:uri="http://schemas.openxmlformats.org/officeDocument/2006/bibliography"/>
+  </ds:schemaRefs>
+</ds:datastoreItem>
+</file>
+
+<file path=customXml/itemProps2.xml><?xml version="1.0" encoding="utf-8"?>
 <ds:datastoreItem xmlns:ds="http://schemas.openxmlformats.org/officeDocument/2006/customXml" ds:itemID="{F194E6EA-B699-463B-89E7-FAAF4FC6E8F6}">
   <ds:schemaRefs>
     <ds:schemaRef ds:uri="http://schemas.microsoft.com/sharepoint/v3/contenttype/forms"/>
@@ -45010,32 +45020,7 @@
 </ds:datastoreItem>
 </file>
 
-<file path=customXml/itemProps2.xml><?xml version="1.0" encoding="utf-8"?>
-<ds:datastoreItem xmlns:ds="http://schemas.openxmlformats.org/officeDocument/2006/customXml" ds:itemID="{E5D80ECB-1E2C-4A58-878D-14E837CB315A}">
-  <ds:schemaRefs>
-    <ds:schemaRef ds:uri="http://schemas.openxmlformats.org/officeDocument/2006/bibliography"/>
-  </ds:schemaRefs>
-</ds:datastoreItem>
-</file>
-
 <file path=customXml/itemProps3.xml><?xml version="1.0" encoding="utf-8"?>
-<ds:datastoreItem xmlns:ds="http://schemas.openxmlformats.org/officeDocument/2006/customXml" ds:itemID="{B8D4148E-501B-4115-8F2F-75709679DD1E}">
-  <ds:schemaRefs>
-    <ds:schemaRef ds:uri="http://purl.org/dc/dcmitype/"/>
-    <ds:schemaRef ds:uri="http://purl.org/dc/terms/"/>
-    <ds:schemaRef ds:uri="e29a62be-416b-491d-857a-96c1d64e0c32"/>
-    <ds:schemaRef ds:uri="http://schemas.openxmlformats.org/package/2006/metadata/core-properties"/>
-    <ds:schemaRef ds:uri="http://schemas.microsoft.com/office/infopath/2007/PartnerControls"/>
-    <ds:schemaRef ds:uri="http://schemas.microsoft.com/office/2006/documentManagement/types"/>
-    <ds:schemaRef ds:uri="http://www.w3.org/XML/1998/namespace"/>
-    <ds:schemaRef ds:uri="http://purl.org/dc/elements/1.1/"/>
-    <ds:schemaRef ds:uri="50e9b9e5-1315-44c4-ad31-bc311d91ada4"/>
-    <ds:schemaRef ds:uri="http://schemas.microsoft.com/office/2006/metadata/properties"/>
-  </ds:schemaRefs>
-</ds:datastoreItem>
-</file>
-
-<file path=customXml/itemProps4.xml><?xml version="1.0" encoding="utf-8"?>
 <ds:datastoreItem xmlns:ds="http://schemas.openxmlformats.org/officeDocument/2006/customXml" ds:itemID="{2FC1EE08-910A-499D-A187-7854AA805299}">
   <ds:schemaRefs>
     <ds:schemaRef ds:uri="http://schemas.microsoft.com/office/2006/metadata/contentType"/>
@@ -45052,4 +45037,21 @@
     <ds:schemaRef ds:uri="http://schemas.microsoft.com/internal/obd"/>
   </ds:schemaRefs>
 </ds:datastoreItem>
+</file>
+
+<file path=customXml/itemProps4.xml><?xml version="1.0" encoding="utf-8"?>
+<ds:datastoreItem xmlns:ds="http://schemas.openxmlformats.org/officeDocument/2006/customXml" ds:itemID="{B8D4148E-501B-4115-8F2F-75709679DD1E}">
+  <ds:schemaRefs>
+    <ds:schemaRef ds:uri="http://purl.org/dc/dcmitype/"/>
+    <ds:schemaRef ds:uri="http://purl.org/dc/terms/"/>
+    <ds:schemaRef ds:uri="e29a62be-416b-491d-857a-96c1d64e0c32"/>
+    <ds:schemaRef ds:uri="http://schemas.openxmlformats.org/package/2006/metadata/core-properties"/>
+    <ds:schemaRef ds:uri="http://schemas.microsoft.com/office/infopath/2007/PartnerControls"/>
+    <ds:schemaRef ds:uri="http://schemas.microsoft.com/office/2006/documentManagement/types"/>
+    <ds:schemaRef ds:uri="http://www.w3.org/XML/1998/namespace"/>
+    <ds:schemaRef ds:uri="http://purl.org/dc/elements/1.1/"/>
+    <ds:schemaRef ds:uri="50e9b9e5-1315-44c4-ad31-bc311d91ada4"/>
+    <ds:schemaRef ds:uri="http://schemas.microsoft.com/office/2006/metadata/properties"/>
+  </ds:schemaRefs>
+</ds:datastoreItem>
 </file>
--- a/merge/Client Assessment Tool V2.4 30.03.2023.docx
+++ b/merge/Client Assessment Tool V2.4 30.03.2023.docx
@@ -129,7 +129,7 @@
                 <w:sz w:val="18"/>
                 <w:szCs w:val="18"/>
               </w:rPr>
-              <w:t>John</w:t>
+              <w:t>David</w:t>
             </w:r>
             <w:r>
               <w:rPr>
@@ -207,7 +207,7 @@
                 <w:sz w:val="18"/>
                 <w:szCs w:val="18"/>
               </w:rPr>
-              <w:t>Cooke</w:t>
+              <w:t>McLeod</w:t>
             </w:r>
             <w:proofErr w:type="spellEnd"/>
             <w:r>
@@ -293,7 +293,7 @@
                 <w:sz w:val="18"/>
                 <w:szCs w:val="18"/>
               </w:rPr>
-              <w:t>1947-07-28</w:t>
+              <w:t>1956-02-18</w:t>
             </w:r>
             <w:r>
               <w:rPr>
@@ -438,7 +438,7 @@
                 <w:sz w:val="18"/>
                 <w:szCs w:val="18"/>
               </w:rPr>
-              <w:t>185 16 Leeuwin Boulevard</w:t>
+              <w:t>Unit 86 16 Leeuwin Boulevard</w:t>
             </w:r>
             <w:r>
               <w:rPr>
@@ -766,7 +766,7 @@
                 <w:sz w:val="18"/>
                 <w:szCs w:val="18"/>
               </w:rPr>
-              <w:t>0403 161 192</w:t>
+              <w:t>0478 698 683</w:t>
             </w:r>
             <w:r>
               <w:rPr>
@@ -1110,7 +1110,7 @@
                 <w:sz w:val="18"/>
                 <w:szCs w:val="18"/>
               </w:rPr>
-              <w:t>Married</w:t>
+              <w:t>Divorced</w:t>
             </w:r>
             <w:r>
               <w:rPr>
@@ -1191,7 +1191,7 @@
                 <w:sz w:val="18"/>
                 <w:szCs w:val="18"/>
               </w:rPr>
-              <w:t>Co resident carer</w:t>
+              <w:t>No Carer</w:t>
             </w:r>
             <w:r>
               <w:rPr>
@@ -1279,7 +1279,7 @@
                 <w:sz w:val="18"/>
                 <w:szCs w:val="18"/>
               </w:rPr>
-              <w:t>Lives in a couple</w:t>
+              <w:t>Lives alone</w:t>
             </w:r>
             <w:r>
               <w:rPr>
@@ -2030,7 +2030,7 @@
                 <w:sz w:val="18"/>
                 <w:szCs w:val="18"/>
               </w:rPr>
-              <w:t>602-665-876H</w:t>
+              <w:t>604-043-733J</w:t>
             </w:r>
             <w:r>
               <w:rPr>
@@ -2143,7 +2143,7 @@
                 <w:sz w:val="18"/>
                 <w:szCs w:val="18"/>
               </w:rPr>
-              <w:t>61176076881</w:t>
+              <w:t>61678537181</w:t>
             </w:r>
             <w:r>
               <w:rPr>
@@ -2211,7 +2211,7 @@
                 <w:sz w:val="18"/>
                 <w:szCs w:val="18"/>
               </w:rPr>
-              <w:t>2025-01-01</w:t>
+              <w:t>2026-01-01</w:t>
             </w:r>
             <w:r>
               <w:rPr>
@@ -2436,25 +2436,6 @@
                 <w:sz w:val="18"/>
                 <w:szCs w:val="18"/>
               </w:rPr>
-              <w:fldChar w:fldCharType="separate"/>
-            </w:r>
-            <w:r>
-              <w:rPr>
-                <w:rFonts w:asciiTheme="minorHAnsi" w:eastAsia="MS Gothic" w:hAnsiTheme="minorHAnsi" w:cstheme="minorHAnsi"/>
-                <w:noProof/>
-                <w:color w:val="4A66AC" w:themeColor="accent1"/>
-                <w:sz w:val="18"/>
-                <w:szCs w:val="18"/>
-              </w:rPr>
-              <w:t>No private health cover</w:t>
-            </w:r>
-            <w:r>
-              <w:rPr>
-                <w:rFonts w:asciiTheme="minorHAnsi" w:eastAsia="MS Gothic" w:hAnsiTheme="minorHAnsi" w:cstheme="minorHAnsi"/>
-                <w:color w:val="4A66AC" w:themeColor="accent1"/>
-                <w:sz w:val="18"/>
-                <w:szCs w:val="18"/>
-              </w:rPr>
               <w:fldChar w:fldCharType="end"/>
             </w:r>
           </w:p>
@@ -3026,7 +3007,7 @@
                 <w:sz w:val="18"/>
                 <w:szCs w:val="18"/>
               </w:rPr>
-              <w:t>AC59470336</w:t>
+              <w:t>AC73942799</w:t>
             </w:r>
             <w:r>
               <w:rPr>
@@ -3260,7 +3241,7 @@
                 <w:sz w:val="18"/>
                 <w:szCs w:val="18"/>
               </w:rPr>
-              <w:t>Client has EPG? , Yes, details provided</w:t>
+              <w:t>Client has EPG? , No, information/referral provided</w:t>
             </w:r>
             <w:r>
               <w:rPr>
@@ -3337,7 +3318,7 @@
                 <w:sz w:val="18"/>
                 <w:szCs w:val="18"/>
               </w:rPr>
-              <w:t>Client has EPA? , Yes, details provided</w:t>
+              <w:t>Client has EPA? , No, information/referral provided</w:t>
             </w:r>
             <w:r>
               <w:rPr>
@@ -3412,7 +3393,7 @@
                 <w:sz w:val="18"/>
                 <w:szCs w:val="18"/>
               </w:rPr>
-              <w:t>Client has AHD? , Yes, details provided</w:t>
+              <w:t>Client has AHD? , No, information/referral provided</w:t>
             </w:r>
             <w:r>
               <w:rPr>
@@ -3487,7 +3468,7 @@
                 <w:sz w:val="18"/>
                 <w:szCs w:val="18"/>
               </w:rPr>
-              <w:t xml:space="preserve">EPA and EPG Uploaded. He has an Advanced Health Directive but is making changes, WP to follow up at next check in. </w:t>
+              <w:t>David provided information pack re advanced care planning 15/8/2024. Some discussion had about the benefits and ways to go about this.  David declined further face to face support and stated he would talk with his son about this.</w:t>
             </w:r>
             <w:r>
               <w:rPr>
@@ -3523,6 +3504,25 @@
                 <w:szCs w:val="18"/>
               </w:rPr>
               <w:instrText xml:space="preserve"> MERGEFIELD "advanceCarePlanningComments" </w:instrText>
+            </w:r>
+            <w:r>
+              <w:rPr>
+                <w:rFonts w:asciiTheme="minorHAnsi" w:hAnsiTheme="minorHAnsi" w:cstheme="minorHAnsi"/>
+                <w:color w:val="4A66AC" w:themeColor="accent1"/>
+                <w:sz w:val="18"/>
+                <w:szCs w:val="18"/>
+              </w:rPr>
+              <w:fldChar w:fldCharType="separate"/>
+            </w:r>
+            <w:r>
+              <w:rPr>
+                <w:rFonts w:asciiTheme="minorHAnsi" w:hAnsiTheme="minorHAnsi" w:cstheme="minorHAnsi"/>
+                <w:noProof/>
+                <w:color w:val="4A66AC" w:themeColor="accent1"/>
+                <w:sz w:val="18"/>
+                <w:szCs w:val="18"/>
+              </w:rPr>
+              <w:t>HAve discussed advanced care planning with client who is happy for a nursing referral / information session/ discussion</w:t>
             </w:r>
             <w:r>
               <w:rPr>
@@ -3655,7 +3655,7 @@
                 <w:sz w:val="18"/>
                 <w:szCs w:val="18"/>
               </w:rPr>
-              <w:t>Dr. McDonnell, Sunshine Medical Centre, Busselton</w:t>
+              <w:t>Dr Katherine Smith Surgery 82</w:t>
             </w:r>
             <w:r>
               <w:rPr>
@@ -3771,7 +3771,7 @@
                 <w:sz w:val="18"/>
                 <w:szCs w:val="18"/>
               </w:rPr>
-              <w:t xml:space="preserve">Coastal Palliative Care </w:t>
+              <w:t xml:space="preserve">Dr Weerasena - Consultant Oncologist  </w:t>
             </w:r>
           </w:p>
           <w:p>
@@ -3779,19 +3779,41 @@
               <w:pStyle w:val="SCCPolicyText"/>
               <w:rPr>
                 <w:rFonts w:asciiTheme="minorHAnsi" w:hAnsiTheme="minorHAnsi" w:cstheme="minorHAnsi"/>
-                <w:sz w:val="18"/>
-                <w:szCs w:val="18"/>
-              </w:rPr>
-            </w:pPr>
-            <w:r>
-              <w:rPr>
-                <w:rFonts w:asciiTheme="minorHAnsi" w:hAnsiTheme="minorHAnsi" w:cstheme="minorHAnsi"/>
                 <w:noProof/>
                 <w:color w:val="4A66AC" w:themeColor="accent1"/>
                 <w:sz w:val="18"/>
                 <w:szCs w:val="18"/>
               </w:rPr>
-              <w:t>Rheumatologist- Prof Rob Will</w:t>
+            </w:pPr>
+            <w:r>
+              <w:rPr>
+                <w:rFonts w:asciiTheme="minorHAnsi" w:hAnsiTheme="minorHAnsi" w:cstheme="minorHAnsi"/>
+                <w:noProof/>
+                <w:color w:val="4A66AC" w:themeColor="accent1"/>
+                <w:sz w:val="18"/>
+                <w:szCs w:val="18"/>
+              </w:rPr>
+              <w:t>Counselling via GP Management Plan</w:t>
+            </w:r>
+          </w:p>
+          <w:p>
+            <w:pPr>
+              <w:pStyle w:val="SCCPolicyText"/>
+              <w:rPr>
+                <w:rFonts w:asciiTheme="minorHAnsi" w:hAnsiTheme="minorHAnsi" w:cstheme="minorHAnsi"/>
+                <w:sz w:val="18"/>
+                <w:szCs w:val="18"/>
+              </w:rPr>
+            </w:pPr>
+            <w:r>
+              <w:rPr>
+                <w:rFonts w:asciiTheme="minorHAnsi" w:hAnsiTheme="minorHAnsi" w:cstheme="minorHAnsi"/>
+                <w:noProof/>
+                <w:color w:val="4A66AC" w:themeColor="accent1"/>
+                <w:sz w:val="18"/>
+                <w:szCs w:val="18"/>
+              </w:rPr>
+              <w:t>Dr Sarah Dunlop- Outpatient Palliative Care</w:t>
             </w:r>
             <w:r>
               <w:rPr>
@@ -4183,7 +4205,7 @@
                 <w:sz w:val="18"/>
                 <w:szCs w:val="18"/>
               </w:rPr>
-              <w:t>John's medical conditions impact his functioning and mobility. He experiences declining endurance, increasing fatigue and shortness of breath requiring continuous oxygen therapy. John is currently under the palliative care team for symptom management of his lung disease. His condition is deteriorating, he is receiving medication to maintain his comfort and is nursed in bed and is supported by Coastal Palliative Care.</w:t>
+              <w:t>David is booked for surgery on 29th August to have lesion removed from pancreas.</w:t>
             </w:r>
             <w:r>
               <w:rPr>
@@ -4245,7 +4267,7 @@
                 <w:sz w:val="18"/>
                 <w:szCs w:val="18"/>
               </w:rPr>
-              <w:t>Pain, Asbestosis, Depression and mood affective disorders, Rheumatoid Arthritis, Psoriasis, Fracture of Femur, Back problems.</w:t>
+              <w:t>Fibromyalgia, Osteoporosis, Depression/Anxiety, Pancreatic Cancer</w:t>
             </w:r>
             <w:r>
               <w:rPr>
@@ -4368,6 +4390,27 @@
                 <w:sz w:val="18"/>
                 <w:szCs w:val="18"/>
               </w:rPr>
+              <w:fldChar w:fldCharType="separate"/>
+            </w:r>
+            <w:r>
+              <w:rPr>
+                <w:b/>
+                <w:bCs/>
+                <w:noProof/>
+                <w:color w:val="4A66AC" w:themeColor="accent1"/>
+                <w:sz w:val="18"/>
+                <w:szCs w:val="18"/>
+              </w:rPr>
+              <w:t>Due for surgery at FSH 29/8 - removal of pancreatic cancer.</w:t>
+            </w:r>
+            <w:r>
+              <w:rPr>
+                <w:b/>
+                <w:bCs/>
+                <w:color w:val="4A66AC" w:themeColor="accent1"/>
+                <w:sz w:val="18"/>
+                <w:szCs w:val="18"/>
+              </w:rPr>
               <w:fldChar w:fldCharType="end"/>
             </w:r>
             <w:r>
@@ -4473,7 +4516,7 @@
                 <w:sz w:val="18"/>
                 <w:szCs w:val="18"/>
               </w:rPr>
-              <w:t xml:space="preserve">His GP visits weekly and medications are currently delivered to his home. </w:t>
+              <w:t>Since David was diagnosed with Pancreatic Cancer he has undergone treatments that have affected his functioning and wellbeing. David has experienced declining endurance and increasing fatigue, he feels low in mood with episodes of anxiety and shortness of breath. David reports dizziness when standing and has had stumbles and near misses, he is worried about falling and injuring himself. David feels nauseous and has a poor appetite with some weight loss, he has seen a Dietitian and requires nutritional supplements. David reports chronic pain in his abdomen all the time with stomach cramps that increase when he consumes food. David is linked in with Cancer Services, Palliative Care Outpatients and his Oncologist. David hopes to have major surgery for his cancer later this year. ACAT assessment.</w:t>
             </w:r>
             <w:r>
               <w:rPr>
@@ -4633,25 +4676,6 @@
                 <w:sz w:val="18"/>
                 <w:szCs w:val="18"/>
               </w:rPr>
-              <w:fldChar w:fldCharType="separate"/>
-            </w:r>
-            <w:r>
-              <w:rPr>
-                <w:rFonts w:asciiTheme="minorHAnsi" w:hAnsiTheme="minorHAnsi" w:cstheme="minorHAnsi"/>
-                <w:noProof/>
-                <w:color w:val="4A66AC" w:themeColor="accent1"/>
-                <w:sz w:val="18"/>
-                <w:szCs w:val="18"/>
-              </w:rPr>
-              <w:t>Covid status , Current</w:t>
-            </w:r>
-            <w:r>
-              <w:rPr>
-                <w:rFonts w:asciiTheme="minorHAnsi" w:hAnsiTheme="minorHAnsi" w:cstheme="minorHAnsi"/>
-                <w:color w:val="4A66AC" w:themeColor="accent1"/>
-                <w:sz w:val="18"/>
-                <w:szCs w:val="18"/>
-              </w:rPr>
               <w:fldChar w:fldCharType="end"/>
             </w:r>
           </w:p>
@@ -4803,25 +4827,6 @@
                 <w:sz w:val="18"/>
                 <w:szCs w:val="18"/>
               </w:rPr>
-              <w:fldChar w:fldCharType="separate"/>
-            </w:r>
-            <w:r>
-              <w:rPr>
-                <w:rFonts w:asciiTheme="minorHAnsi" w:hAnsiTheme="minorHAnsi" w:cstheme="minorHAnsi"/>
-                <w:noProof/>
-                <w:color w:val="4A66AC" w:themeColor="accent1"/>
-                <w:sz w:val="18"/>
-                <w:szCs w:val="18"/>
-              </w:rPr>
-              <w:t>Flu vaccine status , Current</w:t>
-            </w:r>
-            <w:r>
-              <w:rPr>
-                <w:rFonts w:asciiTheme="minorHAnsi" w:hAnsiTheme="minorHAnsi" w:cstheme="minorHAnsi"/>
-                <w:color w:val="4A66AC" w:themeColor="accent1"/>
-                <w:sz w:val="18"/>
-                <w:szCs w:val="18"/>
-              </w:rPr>
               <w:fldChar w:fldCharType="end"/>
             </w:r>
           </w:p>
@@ -4911,25 +4916,6 @@
                 <w:sz w:val="18"/>
                 <w:szCs w:val="18"/>
               </w:rPr>
-              <w:fldChar w:fldCharType="separate"/>
-            </w:r>
-            <w:r>
-              <w:rPr>
-                <w:rFonts w:asciiTheme="minorHAnsi" w:hAnsiTheme="minorHAnsi" w:cstheme="minorHAnsi"/>
-                <w:noProof/>
-                <w:color w:val="4A66AC" w:themeColor="accent1"/>
-                <w:sz w:val="18"/>
-                <w:szCs w:val="18"/>
-              </w:rPr>
-              <w:t>Joy and John report that John has a good relationship with their GP who does home visits and follows up with vaccinations.</w:t>
-            </w:r>
-            <w:r>
-              <w:rPr>
-                <w:rFonts w:asciiTheme="minorHAnsi" w:hAnsiTheme="minorHAnsi" w:cstheme="minorHAnsi"/>
-                <w:color w:val="4A66AC" w:themeColor="accent1"/>
-                <w:sz w:val="18"/>
-                <w:szCs w:val="18"/>
-              </w:rPr>
               <w:fldChar w:fldCharType="end"/>
             </w:r>
           </w:p>
@@ -4969,6 +4955,7 @@
                 <w:sz w:val="18"/>
                 <w:szCs w:val="18"/>
               </w:rPr>
+              <w:lastRenderedPageBreak/>
               <w:t xml:space="preserve">Pain Management: </w:t>
             </w:r>
             <w:r>
@@ -5051,6 +5038,42 @@
                 <w:sz w:val="18"/>
                 <w:szCs w:val="18"/>
               </w:rPr>
+              <w:fldChar w:fldCharType="end"/>
+            </w:r>
+            <w:r>
+              <w:rPr>
+                <w:rFonts w:asciiTheme="minorHAnsi" w:hAnsiTheme="minorHAnsi" w:cstheme="minorHAnsi"/>
+                <w:color w:val="4A66AC" w:themeColor="accent1"/>
+                <w:sz w:val="18"/>
+                <w:szCs w:val="18"/>
+              </w:rPr>
+              <w:t xml:space="preserve"> </w:t>
+            </w:r>
+            <w:r>
+              <w:rPr>
+                <w:rFonts w:asciiTheme="minorHAnsi" w:hAnsiTheme="minorHAnsi" w:cstheme="minorHAnsi"/>
+                <w:color w:val="4A66AC" w:themeColor="accent1"/>
+                <w:sz w:val="18"/>
+                <w:szCs w:val="18"/>
+              </w:rPr>
+              <w:fldChar w:fldCharType="begin"/>
+            </w:r>
+            <w:r>
+              <w:rPr>
+                <w:rFonts w:asciiTheme="minorHAnsi" w:hAnsiTheme="minorHAnsi" w:cstheme="minorHAnsi"/>
+                <w:color w:val="4A66AC" w:themeColor="accent1"/>
+                <w:sz w:val="18"/>
+                <w:szCs w:val="18"/>
+              </w:rPr>
+              <w:instrText xml:space="preserve"> MERGEFIELD "painFutherAssessment" </w:instrText>
+            </w:r>
+            <w:r>
+              <w:rPr>
+                <w:rFonts w:asciiTheme="minorHAnsi" w:hAnsiTheme="minorHAnsi" w:cstheme="minorHAnsi"/>
+                <w:color w:val="4A66AC" w:themeColor="accent1"/>
+                <w:sz w:val="18"/>
+                <w:szCs w:val="18"/>
+              </w:rPr>
               <w:fldChar w:fldCharType="separate"/>
             </w:r>
             <w:r>
@@ -5061,7 +5084,7 @@
                 <w:sz w:val="18"/>
                 <w:szCs w:val="18"/>
               </w:rPr>
-              <w:t xml:space="preserve">ACAT John experience's pain in his lower back from a spinal fusion, he reports feeling uncomfortable breathing and has discomfort in his neck. His pain is managed with regular schedule 8 medications, he is visited by the palliative team weekly. </w:t>
+              <w:t>Further pain assessment required</w:t>
             </w:r>
             <w:r>
               <w:rPr>
@@ -5097,7 +5120,7 @@
                 <w:sz w:val="18"/>
                 <w:szCs w:val="18"/>
               </w:rPr>
-              <w:instrText xml:space="preserve"> MERGEFIELD "painFutherAssessment" </w:instrText>
+              <w:instrText xml:space="preserve"> MERGEFIELD "painOther" </w:instrText>
             </w:r>
             <w:r>
               <w:rPr>
@@ -5116,43 +5139,7 @@
                 <w:sz w:val="18"/>
                 <w:szCs w:val="18"/>
               </w:rPr>
-              <w:t>Pain assessment completed</w:t>
-            </w:r>
-            <w:r>
-              <w:rPr>
-                <w:rFonts w:asciiTheme="minorHAnsi" w:hAnsiTheme="minorHAnsi" w:cstheme="minorHAnsi"/>
-                <w:color w:val="4A66AC" w:themeColor="accent1"/>
-                <w:sz w:val="18"/>
-                <w:szCs w:val="18"/>
-              </w:rPr>
-              <w:fldChar w:fldCharType="end"/>
-            </w:r>
-            <w:r>
-              <w:rPr>
-                <w:rFonts w:asciiTheme="minorHAnsi" w:hAnsiTheme="minorHAnsi" w:cstheme="minorHAnsi"/>
-                <w:color w:val="4A66AC" w:themeColor="accent1"/>
-                <w:sz w:val="18"/>
-                <w:szCs w:val="18"/>
-              </w:rPr>
-              <w:t xml:space="preserve"> </w:t>
-            </w:r>
-            <w:r>
-              <w:rPr>
-                <w:rFonts w:asciiTheme="minorHAnsi" w:hAnsiTheme="minorHAnsi" w:cstheme="minorHAnsi"/>
-                <w:color w:val="4A66AC" w:themeColor="accent1"/>
-                <w:sz w:val="18"/>
-                <w:szCs w:val="18"/>
-              </w:rPr>
-              <w:fldChar w:fldCharType="begin"/>
-            </w:r>
-            <w:r>
-              <w:rPr>
-                <w:rFonts w:asciiTheme="minorHAnsi" w:hAnsiTheme="minorHAnsi" w:cstheme="minorHAnsi"/>
-                <w:color w:val="4A66AC" w:themeColor="accent1"/>
-                <w:sz w:val="18"/>
-                <w:szCs w:val="18"/>
-              </w:rPr>
-              <w:instrText xml:space="preserve"> MERGEFIELD "painOther" </w:instrText>
+              <w:t>David has chronic pain from the cancer all the time in his stomach and abdomen. He has stomach cramps that increase when he consumes food. Taking regular morphine based medications. David also experiences nerve pain due to Fibromyalgia. ACAT</w:t>
             </w:r>
             <w:r>
               <w:rPr>
@@ -5202,7 +5189,6 @@
                 <w:sz w:val="18"/>
                 <w:szCs w:val="18"/>
               </w:rPr>
-              <w:lastRenderedPageBreak/>
               <w:t>Managing medications</w:t>
             </w:r>
             <w:r>
@@ -5349,7 +5335,7 @@
                 <w:sz w:val="18"/>
                 <w:szCs w:val="18"/>
               </w:rPr>
-              <w:t>Carer supports client with medication</w:t>
+              <w:t>No support required</w:t>
             </w:r>
             <w:r>
               <w:rPr>
@@ -5434,6 +5420,25 @@
                 <w:sz w:val="18"/>
                 <w:szCs w:val="18"/>
               </w:rPr>
+              <w:fldChar w:fldCharType="separate"/>
+            </w:r>
+            <w:r>
+              <w:rPr>
+                <w:rFonts w:asciiTheme="minorHAnsi" w:hAnsiTheme="minorHAnsi" w:cstheme="minorHAnsi"/>
+                <w:noProof/>
+                <w:color w:val="4A66AC" w:themeColor="accent1"/>
+                <w:sz w:val="18"/>
+                <w:szCs w:val="18"/>
+              </w:rPr>
+              <w:t>Strong pain medications</w:t>
+            </w:r>
+            <w:r>
+              <w:rPr>
+                <w:rFonts w:asciiTheme="minorHAnsi" w:hAnsiTheme="minorHAnsi" w:cstheme="minorHAnsi"/>
+                <w:color w:val="4A66AC" w:themeColor="accent1"/>
+                <w:sz w:val="18"/>
+                <w:szCs w:val="18"/>
+              </w:rPr>
               <w:fldChar w:fldCharType="end"/>
             </w:r>
           </w:p>
@@ -5472,6 +5477,43 @@
                 <w:sz w:val="18"/>
                 <w:szCs w:val="18"/>
               </w:rPr>
+              <w:fldChar w:fldCharType="end"/>
+            </w:r>
+          </w:p>
+          <w:p>
+            <w:pPr>
+              <w:pStyle w:val="SCCPolicyText"/>
+              <w:rPr>
+                <w:rFonts w:asciiTheme="minorHAnsi" w:hAnsiTheme="minorHAnsi" w:cstheme="minorHAnsi"/>
+                <w:sz w:val="18"/>
+                <w:szCs w:val="18"/>
+              </w:rPr>
+            </w:pPr>
+            <w:r>
+              <w:rPr>
+                <w:rFonts w:asciiTheme="minorHAnsi" w:hAnsiTheme="minorHAnsi" w:cstheme="minorHAnsi"/>
+                <w:color w:val="4A66AC" w:themeColor="accent1"/>
+                <w:sz w:val="18"/>
+                <w:szCs w:val="18"/>
+              </w:rPr>
+              <w:fldChar w:fldCharType="begin"/>
+            </w:r>
+            <w:r>
+              <w:rPr>
+                <w:rFonts w:asciiTheme="minorHAnsi" w:hAnsiTheme="minorHAnsi" w:cstheme="minorHAnsi"/>
+                <w:color w:val="4A66AC" w:themeColor="accent1"/>
+                <w:sz w:val="18"/>
+                <w:szCs w:val="18"/>
+              </w:rPr>
+              <w:instrText xml:space="preserve"> MERGEFIELD "medicationOther" </w:instrText>
+            </w:r>
+            <w:r>
+              <w:rPr>
+                <w:rFonts w:asciiTheme="minorHAnsi" w:hAnsiTheme="minorHAnsi" w:cstheme="minorHAnsi"/>
+                <w:color w:val="4A66AC" w:themeColor="accent1"/>
+                <w:sz w:val="18"/>
+                <w:szCs w:val="18"/>
+              </w:rPr>
               <w:fldChar w:fldCharType="separate"/>
             </w:r>
             <w:r>
@@ -5482,63 +5524,7 @@
                 <w:sz w:val="18"/>
                 <w:szCs w:val="18"/>
               </w:rPr>
-              <w:t>Client/carer to follow up HMR with GP</w:t>
-            </w:r>
-            <w:r>
-              <w:rPr>
-                <w:rFonts w:asciiTheme="minorHAnsi" w:hAnsiTheme="minorHAnsi" w:cstheme="minorHAnsi"/>
-                <w:color w:val="4A66AC" w:themeColor="accent1"/>
-                <w:sz w:val="18"/>
-                <w:szCs w:val="18"/>
-              </w:rPr>
-              <w:fldChar w:fldCharType="end"/>
-            </w:r>
-          </w:p>
-          <w:p>
-            <w:pPr>
-              <w:pStyle w:val="SCCPolicyText"/>
-              <w:rPr>
-                <w:rFonts w:asciiTheme="minorHAnsi" w:hAnsiTheme="minorHAnsi" w:cstheme="minorHAnsi"/>
-                <w:sz w:val="18"/>
-                <w:szCs w:val="18"/>
-              </w:rPr>
-            </w:pPr>
-            <w:r>
-              <w:rPr>
-                <w:rFonts w:asciiTheme="minorHAnsi" w:hAnsiTheme="minorHAnsi" w:cstheme="minorHAnsi"/>
-                <w:color w:val="4A66AC" w:themeColor="accent1"/>
-                <w:sz w:val="18"/>
-                <w:szCs w:val="18"/>
-              </w:rPr>
-              <w:fldChar w:fldCharType="begin"/>
-            </w:r>
-            <w:r>
-              <w:rPr>
-                <w:rFonts w:asciiTheme="minorHAnsi" w:hAnsiTheme="minorHAnsi" w:cstheme="minorHAnsi"/>
-                <w:color w:val="4A66AC" w:themeColor="accent1"/>
-                <w:sz w:val="18"/>
-                <w:szCs w:val="18"/>
-              </w:rPr>
-              <w:instrText xml:space="preserve"> MERGEFIELD "medicationOther" </w:instrText>
-            </w:r>
-            <w:r>
-              <w:rPr>
-                <w:rFonts w:asciiTheme="minorHAnsi" w:hAnsiTheme="minorHAnsi" w:cstheme="minorHAnsi"/>
-                <w:color w:val="4A66AC" w:themeColor="accent1"/>
-                <w:sz w:val="18"/>
-                <w:szCs w:val="18"/>
-              </w:rPr>
-              <w:fldChar w:fldCharType="separate"/>
-            </w:r>
-            <w:r>
-              <w:rPr>
-                <w:rFonts w:asciiTheme="minorHAnsi" w:hAnsiTheme="minorHAnsi" w:cstheme="minorHAnsi"/>
-                <w:noProof/>
-                <w:color w:val="4A66AC" w:themeColor="accent1"/>
-                <w:sz w:val="18"/>
-                <w:szCs w:val="18"/>
-              </w:rPr>
-              <w:t>Joy assist John with his medication administration as he is very fatigued and short of breath (SOB), he is on strong, schedule 8 medications for pain. Has clinical support via Coastal Palliative Care service with medication and symptom management.</w:t>
+              <w:t>Please refer to current GP health summary for medications. David reports he is managing his medications using a dosette type system he completes himself. Taking regular morphine based medications. Recommend webster pack which David will consider. David may need some clinical support to monitor him with strong pain medications as he is reporting feeling fuzzy from treatments and pain meds. ACAT</w:t>
             </w:r>
             <w:r>
               <w:rPr>
@@ -5658,7 +5644,7 @@
                 <w:sz w:val="18"/>
                 <w:szCs w:val="18"/>
               </w:rPr>
-              <w:t>Bactrim, Celecoxib</w:t>
+              <w:t>Tapentadol- ineffective</w:t>
             </w:r>
           </w:p>
           <w:p>
@@ -5671,52 +5657,6 @@
                 <w:szCs w:val="18"/>
               </w:rPr>
             </w:pPr>
-            <w:r>
-              <w:rPr>
-                <w:rFonts w:eastAsia="MS Gothic"/>
-                <w:color w:val="4A66AC" w:themeColor="accent1"/>
-                <w:sz w:val="18"/>
-                <w:szCs w:val="18"/>
-              </w:rPr>
-              <w:fldChar w:fldCharType="end"/>
-            </w:r>
-          </w:p>
-          <w:p>
-            <w:pPr>
-              <w:pStyle w:val="SCCPolicyText"/>
-              <w:rPr>
-                <w:rFonts w:eastAsia="MS Gothic"/>
-                <w:sz w:val="18"/>
-                <w:szCs w:val="18"/>
-              </w:rPr>
-            </w:pPr>
-            <w:r>
-              <w:rPr>
-                <w:rFonts w:eastAsia="MS Gothic"/>
-                <w:color w:val="4A66AC" w:themeColor="accent1"/>
-                <w:sz w:val="18"/>
-                <w:szCs w:val="18"/>
-              </w:rPr>
-              <w:fldChar w:fldCharType="begin"/>
-            </w:r>
-            <w:r>
-              <w:rPr>
-                <w:rFonts w:eastAsia="MS Gothic"/>
-                <w:color w:val="4A66AC" w:themeColor="accent1"/>
-                <w:sz w:val="18"/>
-                <w:szCs w:val="18"/>
-              </w:rPr>
-              <w:instrText xml:space="preserve"> MERGEFIELD "allergiesFood" </w:instrText>
-            </w:r>
-            <w:r>
-              <w:rPr>
-                <w:rFonts w:eastAsia="MS Gothic"/>
-                <w:color w:val="4A66AC" w:themeColor="accent1"/>
-                <w:sz w:val="18"/>
-                <w:szCs w:val="18"/>
-              </w:rPr>
-              <w:fldChar w:fldCharType="separate"/>
-            </w:r>
             <w:r>
               <w:rPr>
                 <w:rFonts w:eastAsia="MS Gothic"/>
@@ -5725,7 +5665,63 @@
                 <w:sz w:val="18"/>
                 <w:szCs w:val="18"/>
               </w:rPr>
-              <w:t>Dairy/Milk</w:t>
+              <w:t>Tramadol- hallucinations</w:t>
+            </w:r>
+            <w:r>
+              <w:rPr>
+                <w:rFonts w:eastAsia="MS Gothic"/>
+                <w:color w:val="4A66AC" w:themeColor="accent1"/>
+                <w:sz w:val="18"/>
+                <w:szCs w:val="18"/>
+              </w:rPr>
+              <w:fldChar w:fldCharType="end"/>
+            </w:r>
+          </w:p>
+          <w:p>
+            <w:pPr>
+              <w:pStyle w:val="SCCPolicyText"/>
+              <w:rPr>
+                <w:rFonts w:eastAsia="MS Gothic"/>
+                <w:sz w:val="18"/>
+                <w:szCs w:val="18"/>
+              </w:rPr>
+            </w:pPr>
+            <w:r>
+              <w:rPr>
+                <w:rFonts w:eastAsia="MS Gothic"/>
+                <w:color w:val="4A66AC" w:themeColor="accent1"/>
+                <w:sz w:val="18"/>
+                <w:szCs w:val="18"/>
+              </w:rPr>
+              <w:fldChar w:fldCharType="begin"/>
+            </w:r>
+            <w:r>
+              <w:rPr>
+                <w:rFonts w:eastAsia="MS Gothic"/>
+                <w:color w:val="4A66AC" w:themeColor="accent1"/>
+                <w:sz w:val="18"/>
+                <w:szCs w:val="18"/>
+              </w:rPr>
+              <w:instrText xml:space="preserve"> MERGEFIELD "allergiesFood" </w:instrText>
+            </w:r>
+            <w:r>
+              <w:rPr>
+                <w:rFonts w:eastAsia="MS Gothic"/>
+                <w:color w:val="4A66AC" w:themeColor="accent1"/>
+                <w:sz w:val="18"/>
+                <w:szCs w:val="18"/>
+              </w:rPr>
+              <w:fldChar w:fldCharType="separate"/>
+            </w:r>
+            <w:r>
+              <w:rPr>
+                <w:rFonts w:eastAsia="MS Gothic"/>
+                <w:noProof/>
+                <w:color w:val="4A66AC" w:themeColor="accent1"/>
+                <w:sz w:val="18"/>
+                <w:szCs w:val="18"/>
+              </w:rPr>
+              <w:t>Peppermint trees - pollen allergy</w:t>
             </w:r>
             <w:r>
               <w:rPr>
@@ -5872,7 +5868,7 @@
                 <w:sz w:val="18"/>
                 <w:szCs w:val="18"/>
               </w:rPr>
-              <w:instrText xml:space="preserve"> MERGEFIELD "pressureInjury" </w:instrText>
+              <w:instrText xml:space="preserve"> MERGEFIELD "skinIntegrity" </w:instrText>
             </w:r>
             <w:r>
               <w:rPr>
@@ -5891,7 +5887,7 @@
                 <w:sz w:val="18"/>
                 <w:szCs w:val="18"/>
               </w:rPr>
-              <w:t>ACAT he is a high risk of pressure sores and will require pressure care and relieving aids in the future</w:t>
+              <w:t xml:space="preserve">David reports since his chemo treatment he has experienced itchy skin which tears easily. </w:t>
             </w:r>
             <w:r>
               <w:rPr>
@@ -5908,6 +5904,7 @@
               <w:pStyle w:val="SCCPolicyText"/>
               <w:rPr>
                 <w:rFonts w:eastAsia="MS Gothic"/>
+                <w:color w:val="4A66AC" w:themeColor="accent1"/>
                 <w:sz w:val="18"/>
                 <w:szCs w:val="18"/>
               </w:rPr>
@@ -5928,7 +5925,7 @@
                 <w:sz w:val="18"/>
                 <w:szCs w:val="18"/>
               </w:rPr>
-              <w:instrText xml:space="preserve"> MERGEFIELD "skinIntegrity" </w:instrText>
+              <w:instrText xml:space="preserve"> MERGEFIELD  bradenScale \b "Braden Scale: " </w:instrText>
             </w:r>
             <w:r>
               <w:rPr>
@@ -5947,7 +5944,73 @@
                 <w:sz w:val="18"/>
                 <w:szCs w:val="18"/>
               </w:rPr>
-              <w:t xml:space="preserve">John reports he moves in bed often. He showed me a sheepsking that is not medical grade that he and joy had place there for pressure relief. </w:t>
+              <w:t xml:space="preserve">Braden Scale: </w:t>
+            </w:r>
+            <w:r>
+              <w:rPr>
+                <w:rFonts w:eastAsia="MS Gothic"/>
+                <w:noProof/>
+                <w:color w:val="4A66AC" w:themeColor="accent1"/>
+                <w:sz w:val="18"/>
+                <w:szCs w:val="18"/>
+              </w:rPr>
+              <w:t>Moisture :  Constantly moist - 1, SCORE :  No risk greater than 18</w:t>
+            </w:r>
+            <w:r>
+              <w:rPr>
+                <w:rFonts w:eastAsia="MS Gothic"/>
+                <w:color w:val="4A66AC" w:themeColor="accent1"/>
+                <w:sz w:val="18"/>
+                <w:szCs w:val="18"/>
+              </w:rPr>
+              <w:fldChar w:fldCharType="end"/>
+            </w:r>
+          </w:p>
+          <w:p>
+            <w:pPr>
+              <w:pStyle w:val="SCCPolicyText"/>
+              <w:rPr>
+                <w:rFonts w:eastAsia="MS Gothic"/>
+                <w:sz w:val="18"/>
+                <w:szCs w:val="18"/>
+              </w:rPr>
+            </w:pPr>
+            <w:r>
+              <w:rPr>
+                <w:rFonts w:eastAsia="MS Gothic"/>
+                <w:color w:val="4A66AC" w:themeColor="accent1"/>
+                <w:sz w:val="18"/>
+                <w:szCs w:val="18"/>
+              </w:rPr>
+              <w:fldChar w:fldCharType="begin"/>
+            </w:r>
+            <w:r>
+              <w:rPr>
+                <w:rFonts w:eastAsia="MS Gothic"/>
+                <w:color w:val="4A66AC" w:themeColor="accent1"/>
+                <w:sz w:val="18"/>
+                <w:szCs w:val="18"/>
+              </w:rPr>
+              <w:instrText xml:space="preserve"> MERGEFIELD "pressureInjury" </w:instrText>
+            </w:r>
+            <w:r>
+              <w:rPr>
+                <w:rFonts w:eastAsia="MS Gothic"/>
+                <w:color w:val="4A66AC" w:themeColor="accent1"/>
+                <w:sz w:val="18"/>
+                <w:szCs w:val="18"/>
+              </w:rPr>
+              <w:fldChar w:fldCharType="separate"/>
+            </w:r>
+            <w:r>
+              <w:rPr>
+                <w:rFonts w:eastAsia="MS Gothic"/>
+                <w:noProof/>
+                <w:color w:val="4A66AC" w:themeColor="accent1"/>
+                <w:sz w:val="18"/>
+                <w:szCs w:val="18"/>
+              </w:rPr>
+              <w:t>David is mobile, continent low risk pressure injury.</w:t>
             </w:r>
             <w:r>
               <w:rPr>
@@ -6118,7 +6181,7 @@
                 <w:sz w:val="18"/>
                 <w:szCs w:val="18"/>
               </w:rPr>
-              <w:instrText xml:space="preserve"> MERGEFIELD "eliminationUrinary" </w:instrText>
+              <w:instrText xml:space="preserve"> MERGEFIELD  eliminationUrinary \b "Urinary: " </w:instrText>
             </w:r>
             <w:r>
               <w:rPr>
@@ -6141,13 +6204,25 @@
                 <w:sz w:val="18"/>
                 <w:szCs w:val="18"/>
               </w:rPr>
-              <w:t>Uses 1x pad daily for incontinence.</w:t>
+              <w:t xml:space="preserve">Urinary: </w:t>
             </w:r>
             <w:r>
               <w:rPr>
                 <w:rFonts w:asciiTheme="minorHAnsi" w:eastAsia="MS Gothic" w:hAnsiTheme="minorHAnsi" w:cstheme="minorHAnsi"/>
                 <w:b/>
                 <w:bCs/>
+                <w:noProof/>
+                <w:color w:val="4A66AC" w:themeColor="accent1"/>
+                <w:sz w:val="18"/>
+                <w:szCs w:val="18"/>
+              </w:rPr>
+              <w:t>No issues</w:t>
+            </w:r>
+            <w:r>
+              <w:rPr>
+                <w:rFonts w:asciiTheme="minorHAnsi" w:eastAsia="MS Gothic" w:hAnsiTheme="minorHAnsi" w:cstheme="minorHAnsi"/>
+                <w:b/>
+                <w:bCs/>
                 <w:color w:val="4A66AC" w:themeColor="accent1"/>
                 <w:sz w:val="18"/>
                 <w:szCs w:val="18"/>
@@ -6187,7 +6262,7 @@
                 <w:sz w:val="18"/>
                 <w:szCs w:val="18"/>
               </w:rPr>
-              <w:instrText xml:space="preserve"> MERGEFIELD "eliminationBowel" </w:instrText>
+              <w:instrText xml:space="preserve"> MERGEFIELD  eliminationBowel \b "Bowel: " </w:instrText>
             </w:r>
             <w:r>
               <w:rPr>
@@ -6210,13 +6285,25 @@
                 <w:sz w:val="18"/>
                 <w:szCs w:val="18"/>
               </w:rPr>
-              <w:t>occasional fecal incontinence due to mobility impairments.</w:t>
+              <w:t xml:space="preserve">Bowel: </w:t>
             </w:r>
             <w:r>
               <w:rPr>
                 <w:rFonts w:asciiTheme="minorHAnsi" w:eastAsia="MS Gothic" w:hAnsiTheme="minorHAnsi" w:cstheme="minorHAnsi"/>
                 <w:b/>
                 <w:bCs/>
+                <w:noProof/>
+                <w:color w:val="4A66AC" w:themeColor="accent1"/>
+                <w:sz w:val="18"/>
+                <w:szCs w:val="18"/>
+              </w:rPr>
+              <w:t>No issues</w:t>
+            </w:r>
+            <w:r>
+              <w:rPr>
+                <w:rFonts w:asciiTheme="minorHAnsi" w:eastAsia="MS Gothic" w:hAnsiTheme="minorHAnsi" w:cstheme="minorHAnsi"/>
+                <w:b/>
+                <w:bCs/>
                 <w:color w:val="4A66AC" w:themeColor="accent1"/>
                 <w:sz w:val="18"/>
                 <w:szCs w:val="18"/>
@@ -6256,7 +6343,7 @@
                 <w:sz w:val="18"/>
                 <w:szCs w:val="18"/>
               </w:rPr>
-              <w:instrText xml:space="preserve"> MERGEFIELD "Toileting" </w:instrText>
+              <w:instrText xml:space="preserve"> MERGEFIELD overallToiletingAssist </w:instrText>
             </w:r>
             <w:r>
               <w:rPr>
@@ -6279,7 +6366,7 @@
                 <w:sz w:val="18"/>
                 <w:szCs w:val="18"/>
               </w:rPr>
-              <w:t>Requires assistance with toileting</w:t>
+              <w:t>Toileting overall level of support required :  Independent</w:t>
             </w:r>
             <w:r>
               <w:rPr>
@@ -6326,29 +6413,6 @@
                 <w:szCs w:val="18"/>
               </w:rPr>
               <w:instrText xml:space="preserve"> MERGEFIELD "eliminationOther" </w:instrText>
-            </w:r>
-            <w:r>
-              <w:rPr>
-                <w:rFonts w:asciiTheme="minorHAnsi" w:eastAsia="MS Gothic" w:hAnsiTheme="minorHAnsi" w:cstheme="minorHAnsi"/>
-                <w:b/>
-                <w:bCs/>
-                <w:color w:val="4A66AC" w:themeColor="accent1"/>
-                <w:sz w:val="18"/>
-                <w:szCs w:val="18"/>
-              </w:rPr>
-              <w:fldChar w:fldCharType="separate"/>
-            </w:r>
-            <w:r>
-              <w:rPr>
-                <w:rFonts w:asciiTheme="minorHAnsi" w:eastAsia="MS Gothic" w:hAnsiTheme="minorHAnsi" w:cstheme="minorHAnsi"/>
-                <w:b/>
-                <w:bCs/>
-                <w:noProof/>
-                <w:color w:val="4A66AC" w:themeColor="accent1"/>
-                <w:sz w:val="18"/>
-                <w:szCs w:val="18"/>
-              </w:rPr>
-              <w:t xml:space="preserve">John requires help getting to the toilet at times due to his SOB, Joy assists. He wears pullups in case he does not make it to the toilet on time, help to change which Joy assist with. </w:t>
             </w:r>
             <w:r>
               <w:rPr>
@@ -6474,62 +6538,6 @@
                 <w:szCs w:val="18"/>
               </w:rPr>
             </w:pPr>
-            <w:r>
-              <w:rPr>
-                <w:rFonts w:asciiTheme="minorHAnsi" w:eastAsia="MS Gothic" w:hAnsiTheme="minorHAnsi" w:cstheme="minorHAnsi"/>
-                <w:b/>
-                <w:bCs/>
-                <w:color w:val="4A66AC" w:themeColor="accent1"/>
-                <w:sz w:val="18"/>
-                <w:szCs w:val="18"/>
-              </w:rPr>
-              <w:fldChar w:fldCharType="begin"/>
-            </w:r>
-            <w:r>
-              <w:rPr>
-                <w:rFonts w:asciiTheme="minorHAnsi" w:eastAsia="MS Gothic" w:hAnsiTheme="minorHAnsi" w:cstheme="minorHAnsi"/>
-                <w:b/>
-                <w:bCs/>
-                <w:color w:val="4A66AC" w:themeColor="accent1"/>
-                <w:sz w:val="18"/>
-                <w:szCs w:val="18"/>
-              </w:rPr>
-              <w:instrText xml:space="preserve"> MERGEFIELD "continenceAssessmentStatus" </w:instrText>
-            </w:r>
-            <w:r>
-              <w:rPr>
-                <w:rFonts w:asciiTheme="minorHAnsi" w:eastAsia="MS Gothic" w:hAnsiTheme="minorHAnsi" w:cstheme="minorHAnsi"/>
-                <w:b/>
-                <w:bCs/>
-                <w:color w:val="4A66AC" w:themeColor="accent1"/>
-                <w:sz w:val="18"/>
-                <w:szCs w:val="18"/>
-              </w:rPr>
-              <w:fldChar w:fldCharType="separate"/>
-            </w:r>
-            <w:r>
-              <w:rPr>
-                <w:rFonts w:asciiTheme="minorHAnsi" w:eastAsia="MS Gothic" w:hAnsiTheme="minorHAnsi" w:cstheme="minorHAnsi"/>
-                <w:b/>
-                <w:bCs/>
-                <w:noProof/>
-                <w:color w:val="4A66AC" w:themeColor="accent1"/>
-                <w:sz w:val="18"/>
-                <w:szCs w:val="18"/>
-              </w:rPr>
-              <w:t>Continence Ax , Not required</w:t>
-            </w:r>
-            <w:r>
-              <w:rPr>
-                <w:rFonts w:asciiTheme="minorHAnsi" w:eastAsia="MS Gothic" w:hAnsiTheme="minorHAnsi" w:cstheme="minorHAnsi"/>
-                <w:b/>
-                <w:bCs/>
-                <w:color w:val="4A66AC" w:themeColor="accent1"/>
-                <w:sz w:val="18"/>
-                <w:szCs w:val="18"/>
-              </w:rPr>
-              <w:fldChar w:fldCharType="end"/>
-            </w:r>
           </w:p>
         </w:tc>
       </w:tr>
@@ -6785,6 +6793,32 @@
             <w:pPr>
               <w:pStyle w:val="SCCPolicyText"/>
               <w:rPr>
+                <w:rFonts w:asciiTheme="minorHAnsi" w:hAnsiTheme="minorHAnsi" w:cstheme="minorHAnsi"/>
+                <w:sz w:val="18"/>
+                <w:szCs w:val="18"/>
+              </w:rPr>
+            </w:pPr>
+            <w:r>
+              <w:rPr>
+                <w:rFonts w:ascii="Segoe UI Symbol" w:eastAsia="MS Gothic" w:hAnsi="Segoe UI Symbol" w:cs="Segoe UI Symbol"/>
+                <w:sz w:val="18"/>
+                <w:szCs w:val="18"/>
+              </w:rPr>
+              <w:t>☐</w:t>
+            </w:r>
+            <w:r>
+              <w:rPr>
+                <w:rFonts w:asciiTheme="minorHAnsi" w:hAnsiTheme="minorHAnsi" w:cstheme="minorHAnsi"/>
+                <w:sz w:val="18"/>
+                <w:szCs w:val="18"/>
+              </w:rPr>
+              <w:t xml:space="preserve"> Yes           </w:t>
+            </w:r>
+          </w:p>
+          <w:p>
+            <w:pPr>
+              <w:pStyle w:val="SCCPolicyText"/>
+              <w:rPr>
                 <w:rFonts w:asciiTheme="minorHAnsi" w:eastAsia="MS Gothic" w:hAnsiTheme="minorHAnsi" w:cstheme="minorHAnsi"/>
                 <w:sz w:val="18"/>
                 <w:szCs w:val="18"/>
@@ -6792,19 +6826,59 @@
             </w:pPr>
             <w:r>
               <w:rPr>
-                <w:rFonts w:ascii="Segoe UI Symbol" w:eastAsia="MS Gothic" w:hAnsi="Segoe UI Symbol" w:cs="Segoe UI Symbol"/>
-                <w:sz w:val="18"/>
-                <w:szCs w:val="18"/>
-              </w:rPr>
-              <w:t>☐</w:t>
-            </w:r>
-            <w:r>
-              <w:rPr>
-                <w:rFonts w:asciiTheme="minorHAnsi" w:hAnsiTheme="minorHAnsi" w:cstheme="minorHAnsi"/>
-                <w:sz w:val="18"/>
-                <w:szCs w:val="18"/>
-              </w:rPr>
-              <w:t xml:space="preserve"> Yes           </w:t>
+                <w:rFonts w:asciiTheme="minorHAnsi" w:eastAsia="MS Gothic" w:hAnsiTheme="minorHAnsi" w:cstheme="minorHAnsi"/>
+                <w:b/>
+                <w:bCs/>
+                <w:color w:val="4A66AC" w:themeColor="accent1"/>
+                <w:sz w:val="18"/>
+                <w:szCs w:val="18"/>
+              </w:rPr>
+              <w:fldChar w:fldCharType="begin"/>
+            </w:r>
+            <w:r>
+              <w:rPr>
+                <w:rFonts w:asciiTheme="minorHAnsi" w:eastAsia="MS Gothic" w:hAnsiTheme="minorHAnsi" w:cstheme="minorHAnsi"/>
+                <w:b/>
+                <w:bCs/>
+                <w:color w:val="4A66AC" w:themeColor="accent1"/>
+                <w:sz w:val="18"/>
+                <w:szCs w:val="18"/>
+              </w:rPr>
+              <w:instrText xml:space="preserve"> MERGEFIELD "continenceAssessmentStatus" </w:instrText>
+            </w:r>
+            <w:r>
+              <w:rPr>
+                <w:rFonts w:asciiTheme="minorHAnsi" w:eastAsia="MS Gothic" w:hAnsiTheme="minorHAnsi" w:cstheme="minorHAnsi"/>
+                <w:b/>
+                <w:bCs/>
+                <w:color w:val="4A66AC" w:themeColor="accent1"/>
+                <w:sz w:val="18"/>
+                <w:szCs w:val="18"/>
+              </w:rPr>
+              <w:fldChar w:fldCharType="separate"/>
+            </w:r>
+            <w:r>
+              <w:rPr>
+                <w:rFonts w:asciiTheme="minorHAnsi" w:eastAsia="MS Gothic" w:hAnsiTheme="minorHAnsi" w:cstheme="minorHAnsi"/>
+                <w:b/>
+                <w:bCs/>
+                <w:noProof/>
+                <w:color w:val="4A66AC" w:themeColor="accent1"/>
+                <w:sz w:val="18"/>
+                <w:szCs w:val="18"/>
+              </w:rPr>
+              <w:t>Continence Ax , Not required</w:t>
+            </w:r>
+            <w:r>
+              <w:rPr>
+                <w:rFonts w:asciiTheme="minorHAnsi" w:eastAsia="MS Gothic" w:hAnsiTheme="minorHAnsi" w:cstheme="minorHAnsi"/>
+                <w:b/>
+                <w:bCs/>
+                <w:color w:val="4A66AC" w:themeColor="accent1"/>
+                <w:sz w:val="18"/>
+                <w:szCs w:val="18"/>
+              </w:rPr>
+              <w:fldChar w:fldCharType="end"/>
             </w:r>
           </w:p>
         </w:tc>
@@ -6933,29 +7007,6 @@
                 <w:sz w:val="18"/>
                 <w:szCs w:val="18"/>
               </w:rPr>
-              <w:fldChar w:fldCharType="separate"/>
-            </w:r>
-            <w:r>
-              <w:rPr>
-                <w:rFonts w:asciiTheme="minorHAnsi" w:eastAsia="MS Gothic" w:hAnsiTheme="minorHAnsi" w:cstheme="minorHAnsi"/>
-                <w:b/>
-                <w:bCs/>
-                <w:noProof/>
-                <w:color w:val="4A66AC" w:themeColor="accent1"/>
-                <w:sz w:val="18"/>
-                <w:szCs w:val="18"/>
-              </w:rPr>
-              <w:t>AbriFLex 6D M1 pants or Molicare mobile medium 6D</w:t>
-            </w:r>
-            <w:r>
-              <w:rPr>
-                <w:rFonts w:asciiTheme="minorHAnsi" w:eastAsia="MS Gothic" w:hAnsiTheme="minorHAnsi" w:cstheme="minorHAnsi"/>
-                <w:b/>
-                <w:bCs/>
-                <w:color w:val="4A66AC" w:themeColor="accent1"/>
-                <w:sz w:val="18"/>
-                <w:szCs w:val="18"/>
-              </w:rPr>
               <w:fldChar w:fldCharType="end"/>
             </w:r>
           </w:p>
@@ -7127,6 +7178,7 @@
                 <w:sz w:val="18"/>
                 <w:szCs w:val="18"/>
               </w:rPr>
+              <w:lastRenderedPageBreak/>
               <w:t>No. night x</w:t>
             </w:r>
           </w:p>
@@ -7380,7 +7432,6 @@
                 <w:sz w:val="18"/>
                 <w:szCs w:val="18"/>
               </w:rPr>
-              <w:lastRenderedPageBreak/>
               <w:t>☐</w:t>
             </w:r>
             <w:r>
@@ -7488,7 +7539,6 @@
                 <w:bCs/>
                 <w:szCs w:val="20"/>
               </w:rPr>
-              <w:lastRenderedPageBreak/>
               <w:t>SLEEP</w:t>
             </w:r>
             <w:r>
@@ -7775,7 +7825,7 @@
                 <w:sz w:val="18"/>
                 <w:szCs w:val="18"/>
               </w:rPr>
-              <w:t xml:space="preserve">Sleeping day and night, he is very fatigued. </w:t>
+              <w:t xml:space="preserve">David reported he struggles to sleep at night due to restless legs syndrome. He is very fatigued all the time and takes regular rests. </w:t>
             </w:r>
             <w:r>
               <w:rPr>
@@ -8497,6 +8547,25 @@
                 <w:sz w:val="18"/>
                 <w:szCs w:val="18"/>
               </w:rPr>
+              <w:fldChar w:fldCharType="separate"/>
+            </w:r>
+            <w:r>
+              <w:rPr>
+                <w:rFonts w:asciiTheme="minorHAnsi" w:hAnsiTheme="minorHAnsi" w:cstheme="minorHAnsi"/>
+                <w:noProof/>
+                <w:color w:val="4A66AC" w:themeColor="accent1"/>
+                <w:sz w:val="18"/>
+                <w:szCs w:val="18"/>
+              </w:rPr>
+              <w:t>David reports strong pain medications and effects of treatments have caused his mind to feel fuzzy and vague, he needs to write things down to ensure he remembers dates and appointments</w:t>
+            </w:r>
+            <w:r>
+              <w:rPr>
+                <w:rFonts w:asciiTheme="minorHAnsi" w:hAnsiTheme="minorHAnsi" w:cstheme="minorHAnsi"/>
+                <w:color w:val="4A66AC" w:themeColor="accent1"/>
+                <w:sz w:val="18"/>
+                <w:szCs w:val="18"/>
+              </w:rPr>
               <w:fldChar w:fldCharType="end"/>
             </w:r>
           </w:p>
@@ -8545,7 +8614,7 @@
                 <w:sz w:val="18"/>
                 <w:szCs w:val="18"/>
               </w:rPr>
-              <w:t>John remained positive throughout the interview and realistic about his current circumstances.</w:t>
+              <w:t>Low mood since cancer diagnosis.  He is also being treated for clinical depression which is impacting his motivation and functioning. David stated he is feeling very low in mood and is taking antidepressants. Experiences anxiety....Is accessing counselling services via GP Mental Health plan.</w:t>
             </w:r>
             <w:r>
               <w:rPr>
@@ -8602,7 +8671,7 @@
                 <w:sz w:val="18"/>
                 <w:szCs w:val="18"/>
               </w:rPr>
-              <w:t>John has good understanding and knowledge of his current and past medical issues. He is supported by Joy due to declining health. Has been noted to become "muddled" at times, "emotional and teary"</w:t>
+              <w:t>Men's shed - caravan project. Discussed potential for SS services for community access and general support. David reported that he is able to get to own appointments currently and do own shopping.  He reports frequent visits and contact with church members, currently a little too much. Declined social support services.</w:t>
             </w:r>
             <w:r>
               <w:rPr>
@@ -8838,6 +8907,7 @@
                 <w:sz w:val="18"/>
                 <w:szCs w:val="18"/>
               </w:rPr>
+              <w:lastRenderedPageBreak/>
               <w:t xml:space="preserve">Cognitive Exam </w:t>
             </w:r>
             <w:r>
@@ -9733,6 +9803,7 @@
                 <w:sz w:val="18"/>
                 <w:szCs w:val="18"/>
               </w:rPr>
+              <w:lastRenderedPageBreak/>
               <w:t xml:space="preserve">Able to continue caring </w:t>
             </w:r>
             <w:r>
@@ -10117,7 +10188,6 @@
                 <w:sz w:val="18"/>
                 <w:szCs w:val="18"/>
               </w:rPr>
-              <w:lastRenderedPageBreak/>
               <w:t>Friends:</w:t>
             </w:r>
           </w:p>
@@ -10358,25 +10428,6 @@
                 <w:sz w:val="18"/>
                 <w:szCs w:val="18"/>
               </w:rPr>
-              <w:fldChar w:fldCharType="separate"/>
-            </w:r>
-            <w:r>
-              <w:rPr>
-                <w:rFonts w:asciiTheme="minorHAnsi" w:hAnsiTheme="minorHAnsi" w:cstheme="minorHAnsi"/>
-                <w:noProof/>
-                <w:color w:val="4A66AC" w:themeColor="accent1"/>
-                <w:sz w:val="18"/>
-                <w:szCs w:val="18"/>
-              </w:rPr>
-              <w:t>No religious concerns impacting on service delivery.</w:t>
-            </w:r>
-            <w:r>
-              <w:rPr>
-                <w:rFonts w:asciiTheme="minorHAnsi" w:hAnsiTheme="minorHAnsi" w:cstheme="minorHAnsi"/>
-                <w:color w:val="4A66AC" w:themeColor="accent1"/>
-                <w:sz w:val="18"/>
-                <w:szCs w:val="18"/>
-              </w:rPr>
               <w:fldChar w:fldCharType="end"/>
             </w:r>
           </w:p>
@@ -10440,25 +10491,6 @@
                 <w:szCs w:val="18"/>
               </w:rPr>
               <w:instrText xml:space="preserve"> MERGEFIELD "culturalImapact" </w:instrText>
-            </w:r>
-            <w:r>
-              <w:rPr>
-                <w:rFonts w:asciiTheme="minorHAnsi" w:hAnsiTheme="minorHAnsi" w:cstheme="minorHAnsi"/>
-                <w:color w:val="4A66AC" w:themeColor="accent1"/>
-                <w:sz w:val="18"/>
-                <w:szCs w:val="18"/>
-              </w:rPr>
-              <w:fldChar w:fldCharType="separate"/>
-            </w:r>
-            <w:r>
-              <w:rPr>
-                <w:rFonts w:asciiTheme="minorHAnsi" w:hAnsiTheme="minorHAnsi" w:cstheme="minorHAnsi"/>
-                <w:noProof/>
-                <w:color w:val="4A66AC" w:themeColor="accent1"/>
-                <w:sz w:val="18"/>
-                <w:szCs w:val="18"/>
-              </w:rPr>
-              <w:t>No cultural concerns impacting on service delivery.</w:t>
             </w:r>
             <w:r>
               <w:rPr>
@@ -11160,6 +11192,7 @@
                 <w:sz w:val="18"/>
                 <w:szCs w:val="18"/>
               </w:rPr>
+              <w:lastRenderedPageBreak/>
               <w:t>Speaks very loudly</w:t>
             </w:r>
           </w:p>
@@ -12156,7 +12189,6 @@
                 <w:sz w:val="20"/>
                 <w:szCs w:val="20"/>
               </w:rPr>
-              <w:lastRenderedPageBreak/>
               <w:t>VISION (Sight)</w:t>
             </w:r>
           </w:p>
@@ -13189,7 +13221,7 @@
                 <w:sz w:val="18"/>
                 <w:szCs w:val="18"/>
               </w:rPr>
-              <w:t>Mobility , Yes</w:t>
+              <w:t>Mobility , No</w:t>
             </w:r>
             <w:r>
               <w:rPr>
@@ -13335,7 +13367,7 @@
                 <w:sz w:val="18"/>
                 <w:szCs w:val="18"/>
               </w:rPr>
-              <w:t>Transfers , Yes</w:t>
+              <w:t>Transfers , No</w:t>
             </w:r>
             <w:r>
               <w:rPr>
@@ -13380,6 +13412,7 @@
                 <w:sz w:val="20"/>
                 <w:lang w:eastAsia="en-US"/>
               </w:rPr>
+              <w:lastRenderedPageBreak/>
               <w:t>FALLS RISK Identifier</w:t>
             </w:r>
           </w:p>
@@ -13476,7 +13509,7 @@
                 <w:szCs w:val="18"/>
                 <w:lang w:eastAsia="en-US"/>
               </w:rPr>
-              <w:t>Completely dependent with instrumental activities of daily living (eg cooking, housework, laundry)(3)</w:t>
+              <w:t>Some assistance required with instrumental activities of daily living (eg cooking, housework, laundry)(2)</w:t>
             </w:r>
           </w:p>
           <w:p>
@@ -13500,7 +13533,7 @@
                 <w:szCs w:val="18"/>
                 <w:lang w:eastAsia="en-US"/>
               </w:rPr>
-              <w:t>moderately unsteady (needs supervision) (2)</w:t>
+              <w:t>No unsteadiness observed (0)</w:t>
             </w:r>
           </w:p>
           <w:p>
@@ -13523,7 +13556,7 @@
                 <w:szCs w:val="18"/>
                 <w:lang w:eastAsia="en-US"/>
               </w:rPr>
-              <w:t>4 - 9 High risk of falls - Perform the Full FROP-Com assessment and / or corresponding management recommendations</w:t>
+              <w:t>0 - 3 Low risk of falls - Further assessment and management if functional/balance problem identified</w:t>
             </w:r>
             <w:r>
               <w:rPr>
@@ -13585,7 +13618,7 @@
                 <w:szCs w:val="18"/>
                 <w:lang w:eastAsia="en-US"/>
               </w:rPr>
-              <w:t>History of falls: no falls in last 12 months</w:t>
+              <w:t>No falls however is experiencing dizzy spells and is fearful of falling due to stumbles and near misses. He has a pendent alarm. ACAT</w:t>
             </w:r>
             <w:r>
               <w:rPr>
@@ -13735,7 +13768,6 @@
                 <w:szCs w:val="20"/>
                 <w:lang w:eastAsia="en-US"/>
               </w:rPr>
-              <w:lastRenderedPageBreak/>
               <w:t>ACTION PLAN</w:t>
             </w:r>
           </w:p>
@@ -13913,25 +13945,6 @@
                 <w:szCs w:val="18"/>
                 <w:lang w:eastAsia="en-US"/>
               </w:rPr>
-              <w:fldChar w:fldCharType="separate"/>
-            </w:r>
-            <w:r>
-              <w:rPr>
-                <w:rFonts w:eastAsiaTheme="minorEastAsia" w:cstheme="minorHAnsi"/>
-                <w:noProof/>
-                <w:sz w:val="18"/>
-                <w:szCs w:val="18"/>
-                <w:lang w:eastAsia="en-US"/>
-              </w:rPr>
-              <w:t>PT referral , Not required</w:t>
-            </w:r>
-            <w:r>
-              <w:rPr>
-                <w:rFonts w:eastAsiaTheme="minorEastAsia" w:cstheme="minorHAnsi"/>
-                <w:sz w:val="18"/>
-                <w:szCs w:val="18"/>
-                <w:lang w:eastAsia="en-US"/>
-              </w:rPr>
               <w:fldChar w:fldCharType="end"/>
             </w:r>
           </w:p>
@@ -14028,17 +14041,16 @@
                 <w:szCs w:val="18"/>
                 <w:lang w:eastAsia="en-US"/>
               </w:rPr>
-              <w:fldChar w:fldCharType="separate"/>
+              <w:fldChar w:fldCharType="end"/>
             </w:r>
             <w:r>
               <w:rPr>
                 <w:rFonts w:eastAsiaTheme="minorEastAsia" w:cstheme="minorHAnsi"/>
-                <w:noProof/>
                 <w:sz w:val="18"/>
                 <w:szCs w:val="18"/>
                 <w:lang w:eastAsia="en-US"/>
               </w:rPr>
-              <w:t>PT referral , Not required</w:t>
+              <w:fldChar w:fldCharType="begin"/>
             </w:r>
             <w:r>
               <w:rPr>
@@ -14047,44 +14059,7 @@
                 <w:szCs w:val="18"/>
                 <w:lang w:eastAsia="en-US"/>
               </w:rPr>
-              <w:fldChar w:fldCharType="end"/>
-            </w:r>
-            <w:r>
-              <w:rPr>
-                <w:rFonts w:eastAsiaTheme="minorEastAsia" w:cstheme="minorHAnsi"/>
-                <w:sz w:val="18"/>
-                <w:szCs w:val="18"/>
-                <w:lang w:eastAsia="en-US"/>
-              </w:rPr>
-              <w:fldChar w:fldCharType="begin"/>
-            </w:r>
-            <w:r>
-              <w:rPr>
-                <w:rFonts w:eastAsiaTheme="minorEastAsia" w:cstheme="minorHAnsi"/>
-                <w:sz w:val="18"/>
-                <w:szCs w:val="18"/>
-                <w:lang w:eastAsia="en-US"/>
-              </w:rPr>
               <w:instrText xml:space="preserve"> MERGEFIELD "otReferralStatus" </w:instrText>
-            </w:r>
-            <w:r>
-              <w:rPr>
-                <w:rFonts w:eastAsiaTheme="minorEastAsia" w:cstheme="minorHAnsi"/>
-                <w:sz w:val="18"/>
-                <w:szCs w:val="18"/>
-                <w:lang w:eastAsia="en-US"/>
-              </w:rPr>
-              <w:fldChar w:fldCharType="separate"/>
-            </w:r>
-            <w:r>
-              <w:rPr>
-                <w:rFonts w:eastAsiaTheme="minorEastAsia" w:cstheme="minorHAnsi"/>
-                <w:noProof/>
-                <w:sz w:val="18"/>
-                <w:szCs w:val="18"/>
-                <w:lang w:eastAsia="en-US"/>
-              </w:rPr>
-              <w:t>OT referral , Not required</w:t>
             </w:r>
             <w:r>
               <w:rPr>
@@ -14135,25 +14110,6 @@
                 <w:lang w:eastAsia="en-US"/>
               </w:rPr>
               <w:instrText xml:space="preserve"> MERGEFIELD "otReferralStatus" </w:instrText>
-            </w:r>
-            <w:r>
-              <w:rPr>
-                <w:rFonts w:eastAsiaTheme="minorEastAsia" w:cstheme="minorHAnsi"/>
-                <w:sz w:val="18"/>
-                <w:szCs w:val="18"/>
-                <w:lang w:eastAsia="en-US"/>
-              </w:rPr>
-              <w:fldChar w:fldCharType="separate"/>
-            </w:r>
-            <w:r>
-              <w:rPr>
-                <w:rFonts w:eastAsiaTheme="minorEastAsia" w:cstheme="minorHAnsi"/>
-                <w:noProof/>
-                <w:sz w:val="18"/>
-                <w:szCs w:val="18"/>
-                <w:lang w:eastAsia="en-US"/>
-              </w:rPr>
-              <w:t>OT referral , Not required</w:t>
             </w:r>
             <w:r>
               <w:rPr>
@@ -14608,7 +14564,7 @@
                 <w:sz w:val="18"/>
                 <w:szCs w:val="18"/>
               </w:rPr>
-              <w:t>less than 5 meters</w:t>
+              <w:t>100 meters +</w:t>
             </w:r>
             <w:r>
               <w:rPr>
@@ -14838,6 +14794,7 @@
                 <w:sz w:val="18"/>
                 <w:szCs w:val="18"/>
               </w:rPr>
+              <w:lastRenderedPageBreak/>
               <w:t xml:space="preserve">Mobility </w:t>
             </w:r>
             <w:r>
@@ -15160,25 +15117,6 @@
                 <w:sz w:val="18"/>
                 <w:szCs w:val="18"/>
               </w:rPr>
-              <w:fldChar w:fldCharType="separate"/>
-            </w:r>
-            <w:r>
-              <w:rPr>
-                <w:rFonts w:cstheme="minorHAnsi"/>
-                <w:noProof/>
-                <w:color w:val="4A66AC" w:themeColor="accent1"/>
-                <w:sz w:val="18"/>
-                <w:szCs w:val="18"/>
-              </w:rPr>
-              <w:t xml:space="preserve">John has a history of falls, he has an unsteady gait, he is not walking much at the moment only a few steps around the house. For distances he requires a wheelchair. John requires assistance with transfers due to deteriorating health and fatigue, Joy helps with bed transfers and shower transfers, he has rails and uses furniture for support. </w:t>
-            </w:r>
-            <w:r>
-              <w:rPr>
-                <w:rFonts w:cstheme="minorHAnsi"/>
-                <w:color w:val="4A66AC" w:themeColor="accent1"/>
-                <w:sz w:val="18"/>
-                <w:szCs w:val="18"/>
-              </w:rPr>
               <w:fldChar w:fldCharType="end"/>
             </w:r>
           </w:p>
@@ -15438,7 +15376,7 @@
                 <w:sz w:val="18"/>
                 <w:szCs w:val="18"/>
               </w:rPr>
-              <w:t>Standby assist transfers inside the home.</w:t>
+              <w:t>Independent transfers inside the home.</w:t>
             </w:r>
             <w:r>
               <w:rPr>
@@ -15493,7 +15431,7 @@
                 <w:sz w:val="18"/>
                 <w:szCs w:val="18"/>
               </w:rPr>
-              <w:t>Standby assist ambulation inside the home.</w:t>
+              <w:t>Independent ambulation inside the home.</w:t>
             </w:r>
             <w:r>
               <w:rPr>
@@ -15548,7 +15486,7 @@
                 <w:sz w:val="18"/>
                 <w:szCs w:val="18"/>
               </w:rPr>
-              <w:t>Walking stick,Four wheeled Walker,Wheel chair for longer distances</w:t>
+              <w:t>No mobility aids</w:t>
             </w:r>
             <w:r>
               <w:rPr>
@@ -15604,7 +15542,7 @@
                 <w:sz w:val="18"/>
                 <w:szCs w:val="18"/>
               </w:rPr>
-              <w:t>Physical assist transfers outside the home.</w:t>
+              <w:t>Independent transfers outside the home.</w:t>
             </w:r>
             <w:r>
               <w:rPr>
@@ -15659,7 +15597,7 @@
                 <w:sz w:val="18"/>
                 <w:szCs w:val="18"/>
               </w:rPr>
-              <w:t>Standby assist ambulation outside the home.</w:t>
+              <w:t>Independent ambulation outside the home.</w:t>
             </w:r>
             <w:r>
               <w:rPr>
@@ -15714,7 +15652,7 @@
                 <w:sz w:val="18"/>
                 <w:szCs w:val="18"/>
               </w:rPr>
-              <w:t>Wheel chair for all ambulation</w:t>
+              <w:t>No mobility aids</w:t>
             </w:r>
             <w:r>
               <w:rPr>
@@ -15833,7 +15771,6 @@
                 <w:sz w:val="18"/>
                 <w:szCs w:val="18"/>
               </w:rPr>
-              <w:lastRenderedPageBreak/>
               <w:t>Moving in Bed</w:t>
             </w:r>
           </w:p>
@@ -16434,7 +16371,7 @@
                 <w:sz w:val="18"/>
                 <w:szCs w:val="18"/>
               </w:rPr>
-              <w:t xml:space="preserve">John requires assistance with showering due to declining health and SOB, supported by carers and Joy. </w:t>
+              <w:t>David is managing his personal care independently however he is experiencing dizzy spells and excess fatigue, recommend standby support however decline. ACAT</w:t>
             </w:r>
             <w:r>
               <w:rPr>
@@ -16958,6 +16895,7 @@
                 <w:sz w:val="18"/>
                 <w:szCs w:val="18"/>
               </w:rPr>
+              <w:lastRenderedPageBreak/>
               <w:t>Toilet use</w:t>
             </w:r>
             <w:r>
@@ -17201,7 +17139,7 @@
                 <w:sz w:val="18"/>
                 <w:szCs w:val="18"/>
               </w:rPr>
-              <w:instrText xml:space="preserve"> MERGEFIELD "Toileting" </w:instrText>
+              <w:instrText xml:space="preserve"> MERGEFIELD overallToiletingAssist </w:instrText>
             </w:r>
             <w:r>
               <w:rPr>
@@ -17220,7 +17158,7 @@
                 <w:sz w:val="18"/>
                 <w:szCs w:val="18"/>
               </w:rPr>
-              <w:t>Requires assistance with toileting</w:t>
+              <w:t>Toileting overall level of support required :  Independent</w:t>
             </w:r>
             <w:r>
               <w:rPr>
@@ -17427,7 +17365,7 @@
                 <w:sz w:val="18"/>
                 <w:szCs w:val="18"/>
               </w:rPr>
-              <w:t>Assistance- e.g., with grab rail or mobility aides standby etc</w:t>
+              <w:t>Independent – e.g., able to navigate up to flight 12/14 stairs</w:t>
             </w:r>
             <w:r>
               <w:rPr>
@@ -17482,7 +17420,6 @@
                 <w:sz w:val="18"/>
                 <w:szCs w:val="18"/>
               </w:rPr>
-              <w:lastRenderedPageBreak/>
               <w:t>Identified Care Need:</w:t>
             </w:r>
           </w:p>
@@ -18045,7 +17982,7 @@
                 <w:sz w:val="18"/>
                 <w:szCs w:val="18"/>
               </w:rPr>
-              <w:t xml:space="preserve">John is unable to manage any shopping tasks, he has taken to his bed due to his deteriorating, palliative condition. Joy completes grocery shopping via online delivery. </w:t>
+              <w:t>David reported he finds doing his household shopping very tiring and he finds lifting and carrying heavier items difficult to increased weakness, his friends have been assisting him. He has approval for shopping but cancelled this as his friends were helping,</w:t>
             </w:r>
             <w:r>
               <w:rPr>
@@ -18091,7 +18028,7 @@
                 <w:sz w:val="18"/>
                 <w:szCs w:val="18"/>
               </w:rPr>
-              <w:t xml:space="preserve">John is unable to manage any shopping tasks, he has taken to his bed due to his deteriorating, palliative condition. Joy completes grocery shopping via online delivery. </w:t>
+              <w:t>David reported he finds doing his household shopping very tiring and he finds lifting and carrying heavier items difficult to increased weakness, his friends have been assisting him. He has approval for shopping but cancelled this as his friends were helping,</w:t>
             </w:r>
             <w:r>
               <w:rPr>
@@ -18137,7 +18074,7 @@
                 <w:sz w:val="18"/>
                 <w:szCs w:val="18"/>
               </w:rPr>
-              <w:t xml:space="preserve">John is unable to manage any shopping tasks, he has taken to his bed due to his deteriorating, palliative condition. Joy completes grocery shopping via online delivery. </w:t>
+              <w:t>David reported he finds doing his household shopping very tiring and he finds lifting and carrying heavier items difficult to increased weakness, his friends have been assisting him. He has approval for shopping but cancelled this as his friends were helping,</w:t>
             </w:r>
             <w:r>
               <w:rPr>
@@ -18261,6 +18198,7 @@
                 <w:sz w:val="18"/>
                 <w:szCs w:val="18"/>
               </w:rPr>
+              <w:lastRenderedPageBreak/>
               <w:t>Capacity</w:t>
             </w:r>
           </w:p>
@@ -18441,7 +18379,7 @@
                 <w:sz w:val="18"/>
                 <w:szCs w:val="18"/>
               </w:rPr>
-              <w:t xml:space="preserve">John is SOB and unable to endure any physical tasks. </w:t>
+              <w:t>David is finding it difficult to managing the heavier tasks around his home i.e. vacuum and mop the floors, clean the shower and toilet, hang the sheets and towels on the line to dry and change the bed linen difficult.  David is seeking assistance with cleaning of windows and gutters as it is unsafe for him to climb ladders. ACAT</w:t>
             </w:r>
             <w:r>
               <w:rPr>
@@ -18607,7 +18545,6 @@
                 <w:sz w:val="18"/>
                 <w:szCs w:val="18"/>
               </w:rPr>
-              <w:lastRenderedPageBreak/>
               <w:t>Capacity</w:t>
             </w:r>
           </w:p>
@@ -18807,7 +18744,7 @@
                 <w:sz w:val="18"/>
                 <w:szCs w:val="18"/>
               </w:rPr>
-              <w:t xml:space="preserve">SOB and unable to endure any physical tasks.  Joy has been supporting long term with meals. </w:t>
+              <w:t xml:space="preserve">David is experiencing weakness and fatigue and often finds he has no energy to prepare a meal in the evening. </w:t>
             </w:r>
             <w:r>
               <w:rPr>
@@ -19170,7 +19107,7 @@
                 <w:sz w:val="18"/>
                 <w:szCs w:val="18"/>
               </w:rPr>
-              <w:t xml:space="preserve">Joy is managing finances since Johns health deteriorated. </w:t>
+              <w:t>David manages his own finances.</w:t>
             </w:r>
             <w:r>
               <w:rPr>
@@ -19383,6 +19320,7 @@
                 <w:sz w:val="18"/>
                 <w:szCs w:val="18"/>
               </w:rPr>
+              <w:lastRenderedPageBreak/>
               <w:fldChar w:fldCharType="begin"/>
             </w:r>
             <w:r>
@@ -19588,6 +19526,8 @@
               <w:pStyle w:val="SCCPolicyText"/>
               <w:rPr>
                 <w:rFonts w:asciiTheme="minorHAnsi" w:hAnsiTheme="minorHAnsi" w:cstheme="minorHAnsi"/>
+                <w:noProof/>
+                <w:color w:val="4A66AC" w:themeColor="accent1"/>
                 <w:sz w:val="18"/>
                 <w:szCs w:val="18"/>
               </w:rPr>
@@ -19627,7 +19567,27 @@
                 <w:sz w:val="18"/>
                 <w:szCs w:val="18"/>
               </w:rPr>
-              <w:t xml:space="preserve">Joy has asked if during the SSI/Respite that our SW could take John for a walk around the village in the wheelchair. </w:t>
+              <w:t>David is an active member and Elder within his Uniting Church</w:t>
+            </w:r>
+          </w:p>
+          <w:p>
+            <w:pPr>
+              <w:pStyle w:val="SCCPolicyText"/>
+              <w:rPr>
+                <w:rFonts w:asciiTheme="minorHAnsi" w:hAnsiTheme="minorHAnsi" w:cstheme="minorHAnsi"/>
+                <w:sz w:val="18"/>
+                <w:szCs w:val="18"/>
+              </w:rPr>
+            </w:pPr>
+            <w:r>
+              <w:rPr>
+                <w:rFonts w:asciiTheme="minorHAnsi" w:hAnsiTheme="minorHAnsi" w:cstheme="minorHAnsi"/>
+                <w:noProof/>
+                <w:color w:val="4A66AC" w:themeColor="accent1"/>
+                <w:sz w:val="18"/>
+                <w:szCs w:val="18"/>
+              </w:rPr>
+              <w:t>Mens shed.</w:t>
             </w:r>
             <w:r>
               <w:rPr>
@@ -19671,7 +19631,6 @@
                 <w:sz w:val="18"/>
                 <w:szCs w:val="18"/>
               </w:rPr>
-              <w:lastRenderedPageBreak/>
               <w:t>Capacity</w:t>
             </w:r>
           </w:p>
@@ -20176,25 +20135,6 @@
                 <w:sz w:val="18"/>
                 <w:szCs w:val="18"/>
               </w:rPr>
-              <w:fldChar w:fldCharType="separate"/>
-            </w:r>
-            <w:r>
-              <w:rPr>
-                <w:rFonts w:cstheme="minorHAnsi"/>
-                <w:noProof/>
-                <w:color w:val="4A66AC" w:themeColor="accent1"/>
-                <w:sz w:val="18"/>
-                <w:szCs w:val="18"/>
-              </w:rPr>
-              <w:t>No</w:t>
-            </w:r>
-            <w:r>
-              <w:rPr>
-                <w:rFonts w:cstheme="minorHAnsi"/>
-                <w:color w:val="4A66AC" w:themeColor="accent1"/>
-                <w:sz w:val="18"/>
-                <w:szCs w:val="18"/>
-              </w:rPr>
               <w:fldChar w:fldCharType="end"/>
             </w:r>
           </w:p>
@@ -20401,6 +20341,7 @@
                 <w:sz w:val="18"/>
                 <w:szCs w:val="18"/>
               </w:rPr>
+              <w:lastRenderedPageBreak/>
               <w:t xml:space="preserve">Is formal transport assistance is required? </w:t>
             </w:r>
             <w:r>
@@ -20612,7 +20553,7 @@
                 <w:sz w:val="18"/>
                 <w:szCs w:val="18"/>
               </w:rPr>
-              <w:t xml:space="preserve">John needs an ambulance for transport due to his deteriorating condition and declining mobility. </w:t>
+              <w:t xml:space="preserve">David has a current Driver's Licence and his own vehicle, he has not been driving since chemo treatment as feeling unwell, friends have been assisting. </w:t>
             </w:r>
             <w:r>
               <w:rPr>
@@ -22448,25 +22389,6 @@
                 <w:sz w:val="18"/>
                 <w:szCs w:val="18"/>
               </w:rPr>
-              <w:fldChar w:fldCharType="separate"/>
-            </w:r>
-            <w:r>
-              <w:rPr>
-                <w:rFonts w:cstheme="minorHAnsi"/>
-                <w:noProof/>
-                <w:color w:val="4A66AC" w:themeColor="accent1"/>
-                <w:sz w:val="18"/>
-                <w:szCs w:val="18"/>
-              </w:rPr>
-              <w:t>soft diet</w:t>
-            </w:r>
-            <w:r>
-              <w:rPr>
-                <w:rFonts w:cstheme="minorHAnsi"/>
-                <w:color w:val="4A66AC" w:themeColor="accent1"/>
-                <w:sz w:val="18"/>
-                <w:szCs w:val="18"/>
-              </w:rPr>
               <w:fldChar w:fldCharType="end"/>
             </w:r>
             <w:r>
@@ -22805,7 +22727,7 @@
                 <w:sz w:val="18"/>
                 <w:szCs w:val="18"/>
               </w:rPr>
-              <w:t xml:space="preserve">ACAT - Poor appetite eats small serves and snacks, he reports feeling nauseous. John drinks lots of fluids and take nutritional supplements regularly.  He has lost a lot of weight as his condition has progressed towards palliative. </w:t>
+              <w:t>David feels nauseous and has a poor appetite with some weight loss, he has seen a Dietitian and requires nutritional supplements.</w:t>
             </w:r>
             <w:r>
               <w:rPr>
@@ -22936,6 +22858,8 @@
                 <w:rFonts w:asciiTheme="minorHAnsi" w:hAnsiTheme="minorHAnsi" w:cstheme="minorHAnsi"/>
                 <w:b/>
                 <w:bCs/>
+                <w:noProof/>
+                <w:color w:val="4A66AC" w:themeColor="accent1"/>
                 <w:sz w:val="18"/>
                 <w:szCs w:val="18"/>
               </w:rPr>
@@ -23003,7 +22927,58 @@
                 <w:sz w:val="18"/>
                 <w:szCs w:val="18"/>
               </w:rPr>
-              <w:t>The significance of the amount of weight loss will depend on the body weight of the resident.  For instance, a 3kg weight loss in a 40kg resident is significant</w:t>
+              <w:t>David has lost 6-10kg weight in the last six months without trying (2)</w:t>
+            </w:r>
+          </w:p>
+          <w:p>
+            <w:pPr>
+              <w:pStyle w:val="SCCPolicyText"/>
+              <w:rPr>
+                <w:rFonts w:asciiTheme="minorHAnsi" w:hAnsiTheme="minorHAnsi" w:cstheme="minorHAnsi"/>
+                <w:b/>
+                <w:bCs/>
+                <w:noProof/>
+                <w:color w:val="4A66AC" w:themeColor="accent1"/>
+                <w:sz w:val="18"/>
+                <w:szCs w:val="18"/>
+              </w:rPr>
+            </w:pPr>
+            <w:r>
+              <w:rPr>
+                <w:rFonts w:asciiTheme="minorHAnsi" w:hAnsiTheme="minorHAnsi" w:cstheme="minorHAnsi"/>
+                <w:b/>
+                <w:bCs/>
+                <w:noProof/>
+                <w:color w:val="4A66AC" w:themeColor="accent1"/>
+                <w:sz w:val="18"/>
+                <w:szCs w:val="18"/>
+              </w:rPr>
+              <w:lastRenderedPageBreak/>
+              <w:t>David has been eating three quarters or more of usual intake and no loss of appetite (0)</w:t>
+            </w:r>
+          </w:p>
+          <w:p>
+            <w:pPr>
+              <w:pStyle w:val="SCCPolicyText"/>
+              <w:rPr>
+                <w:rFonts w:asciiTheme="minorHAnsi" w:hAnsiTheme="minorHAnsi" w:cstheme="minorHAnsi"/>
+                <w:b/>
+                <w:bCs/>
+                <w:sz w:val="18"/>
+                <w:szCs w:val="18"/>
+              </w:rPr>
+            </w:pPr>
+            <w:r>
+              <w:rPr>
+                <w:rFonts w:asciiTheme="minorHAnsi" w:hAnsiTheme="minorHAnsi" w:cstheme="minorHAnsi"/>
+                <w:b/>
+                <w:bCs/>
+                <w:noProof/>
+                <w:color w:val="4A66AC" w:themeColor="accent1"/>
+                <w:sz w:val="18"/>
+                <w:szCs w:val="18"/>
+              </w:rPr>
+              <w:t>0 - 1 Low risk of malnutrition - is eating well with no recent weight loss</w:t>
             </w:r>
             <w:r>
               <w:rPr>
@@ -23048,29 +23023,6 @@
                 <w:szCs w:val="18"/>
               </w:rPr>
               <w:instrText xml:space="preserve"> MERGEFIELD "oral" </w:instrText>
-            </w:r>
-            <w:r>
-              <w:rPr>
-                <w:rFonts w:asciiTheme="minorHAnsi" w:hAnsiTheme="minorHAnsi" w:cstheme="minorHAnsi"/>
-                <w:b/>
-                <w:bCs/>
-                <w:color w:val="4A66AC" w:themeColor="accent1"/>
-                <w:sz w:val="18"/>
-                <w:szCs w:val="18"/>
-              </w:rPr>
-              <w:fldChar w:fldCharType="separate"/>
-            </w:r>
-            <w:r>
-              <w:rPr>
-                <w:rFonts w:asciiTheme="minorHAnsi" w:hAnsiTheme="minorHAnsi" w:cstheme="minorHAnsi"/>
-                <w:b/>
-                <w:bCs/>
-                <w:noProof/>
-                <w:color w:val="4A66AC" w:themeColor="accent1"/>
-                <w:sz w:val="18"/>
-                <w:szCs w:val="18"/>
-              </w:rPr>
-              <w:t xml:space="preserve">Dentures upper and lower. Some looseness. </w:t>
             </w:r>
             <w:r>
               <w:rPr>
@@ -23114,6 +23066,7 @@
                 <w:sz w:val="18"/>
                 <w:szCs w:val="18"/>
               </w:rPr>
+              <w:lastRenderedPageBreak/>
               <w:t>Requires Dietician review:</w:t>
             </w:r>
             <w:r>
@@ -23141,25 +23094,6 @@
                 <w:szCs w:val="18"/>
               </w:rPr>
               <w:instrText xml:space="preserve"> MERGEFIELD "dieticianReferralStatus" </w:instrText>
-            </w:r>
-            <w:r>
-              <w:rPr>
-                <w:rFonts w:cstheme="minorHAnsi"/>
-                <w:color w:val="4A66AC" w:themeColor="accent1"/>
-                <w:sz w:val="18"/>
-                <w:szCs w:val="18"/>
-              </w:rPr>
-              <w:fldChar w:fldCharType="separate"/>
-            </w:r>
-            <w:r>
-              <w:rPr>
-                <w:rFonts w:cstheme="minorHAnsi"/>
-                <w:noProof/>
-                <w:color w:val="4A66AC" w:themeColor="accent1"/>
-                <w:sz w:val="18"/>
-                <w:szCs w:val="18"/>
-              </w:rPr>
-              <w:t>Dietician referral , Completed</w:t>
             </w:r>
             <w:r>
               <w:rPr>
@@ -23289,25 +23223,6 @@
                 <w:sz w:val="18"/>
                 <w:szCs w:val="18"/>
               </w:rPr>
-              <w:fldChar w:fldCharType="separate"/>
-            </w:r>
-            <w:r>
-              <w:rPr>
-                <w:rFonts w:cstheme="minorHAnsi"/>
-                <w:noProof/>
-                <w:color w:val="4A66AC" w:themeColor="accent1"/>
-                <w:sz w:val="18"/>
-                <w:szCs w:val="18"/>
-              </w:rPr>
-              <w:t xml:space="preserve">Dentures upper and lower. Some looseness. </w:t>
-            </w:r>
-            <w:r>
-              <w:rPr>
-                <w:rFonts w:cstheme="minorHAnsi"/>
-                <w:color w:val="4A66AC" w:themeColor="accent1"/>
-                <w:sz w:val="18"/>
-                <w:szCs w:val="18"/>
-              </w:rPr>
               <w:fldChar w:fldCharType="end"/>
             </w:r>
           </w:p>
@@ -23449,25 +23364,6 @@
                 <w:sz w:val="18"/>
                 <w:szCs w:val="18"/>
               </w:rPr>
-              <w:fldChar w:fldCharType="separate"/>
-            </w:r>
-            <w:r>
-              <w:rPr>
-                <w:rFonts w:cstheme="minorHAnsi"/>
-                <w:noProof/>
-                <w:color w:val="4A66AC" w:themeColor="accent1"/>
-                <w:sz w:val="18"/>
-                <w:szCs w:val="18"/>
-              </w:rPr>
-              <w:t>Speach pathologist referral , Not required</w:t>
-            </w:r>
-            <w:r>
-              <w:rPr>
-                <w:rFonts w:cstheme="minorHAnsi"/>
-                <w:color w:val="4A66AC" w:themeColor="accent1"/>
-                <w:sz w:val="18"/>
-                <w:szCs w:val="18"/>
-              </w:rPr>
               <w:fldChar w:fldCharType="end"/>
             </w:r>
           </w:p>
@@ -23850,7 +23746,6 @@
                 <w:sz w:val="18"/>
                 <w:szCs w:val="18"/>
               </w:rPr>
-              <w:lastRenderedPageBreak/>
               <w:t xml:space="preserve">BGL: </w:t>
             </w:r>
             <w:r>
@@ -24059,6 +23954,7 @@
                 <w:sz w:val="20"/>
                 <w:szCs w:val="20"/>
               </w:rPr>
+              <w:lastRenderedPageBreak/>
               <w:t>Task</w:t>
             </w:r>
           </w:p>
@@ -24454,20 +24350,20 @@
                 <w:sz w:val="18"/>
                 <w:szCs w:val="18"/>
               </w:rPr>
-              <w:fldChar w:fldCharType="separate"/>
-            </w:r>
-            <w:r>
-              <w:rPr>
-                <w:rFonts w:cstheme="minorHAnsi"/>
-                <w:b/>
-                <w:bCs/>
-                <w:noProof/>
+              <w:fldChar w:fldCharType="end"/>
+            </w:r>
+          </w:p>
+          <w:p>
+            <w:pPr>
+              <w:rPr>
+                <w:rFonts w:cstheme="minorHAnsi"/>
+                <w:b/>
+                <w:bCs/>
                 <w:color w:val="0070C0"/>
                 <w:sz w:val="18"/>
                 <w:szCs w:val="18"/>
               </w:rPr>
-              <w:t>Upper body dressing:  , Supervise/standby assist</w:t>
-            </w:r>
+            </w:pPr>
             <w:r>
               <w:rPr>
                 <w:rFonts w:cstheme="minorHAnsi"/>
@@ -24477,6 +24373,28 @@
                 <w:sz w:val="18"/>
                 <w:szCs w:val="18"/>
               </w:rPr>
+              <w:fldChar w:fldCharType="begin"/>
+            </w:r>
+            <w:r>
+              <w:rPr>
+                <w:rFonts w:cstheme="minorHAnsi"/>
+                <w:b/>
+                <w:bCs/>
+                <w:color w:val="0070C0"/>
+                <w:sz w:val="18"/>
+                <w:szCs w:val="18"/>
+              </w:rPr>
+              <w:instrText xml:space="preserve"> MERGEFIELD "lowerBodyDressingAssist" </w:instrText>
+            </w:r>
+            <w:r>
+              <w:rPr>
+                <w:rFonts w:cstheme="minorHAnsi"/>
+                <w:b/>
+                <w:bCs/>
+                <w:color w:val="0070C0"/>
+                <w:sz w:val="18"/>
+                <w:szCs w:val="18"/>
+              </w:rPr>
               <w:fldChar w:fldCharType="end"/>
             </w:r>
           </w:p>
@@ -24511,7 +24429,7 @@
                 <w:sz w:val="18"/>
                 <w:szCs w:val="18"/>
               </w:rPr>
-              <w:instrText xml:space="preserve"> MERGEFIELD "lowerBodyDressingAssist" </w:instrText>
+              <w:instrText xml:space="preserve"> MERGEFIELD "shoesAndSocksAssist" </w:instrText>
             </w:r>
             <w:r>
               <w:rPr>
@@ -24522,19 +24440,29 @@
                 <w:sz w:val="18"/>
                 <w:szCs w:val="18"/>
               </w:rPr>
-              <w:fldChar w:fldCharType="separate"/>
-            </w:r>
-            <w:r>
-              <w:rPr>
-                <w:rFonts w:cstheme="minorHAnsi"/>
-                <w:b/>
-                <w:bCs/>
-                <w:noProof/>
+              <w:fldChar w:fldCharType="end"/>
+            </w:r>
+          </w:p>
+          <w:p>
+            <w:pPr>
+              <w:rPr>
+                <w:rFonts w:cstheme="minorHAnsi"/>
+                <w:b/>
+                <w:bCs/>
+                <w:sz w:val="18"/>
+                <w:szCs w:val="18"/>
+              </w:rPr>
+            </w:pPr>
+            <w:r>
+              <w:rPr>
+                <w:rFonts w:cstheme="minorHAnsi"/>
+                <w:b/>
+                <w:bCs/>
                 <w:color w:val="0070C0"/>
                 <w:sz w:val="18"/>
                 <w:szCs w:val="18"/>
               </w:rPr>
-              <w:t>Lower body dressing:  , Supervise/standby assist</w:t>
+              <w:fldChar w:fldCharType="begin"/>
             </w:r>
             <w:r>
               <w:rPr>
@@ -24545,131 +24473,7 @@
                 <w:sz w:val="18"/>
                 <w:szCs w:val="18"/>
               </w:rPr>
-              <w:fldChar w:fldCharType="end"/>
-            </w:r>
-          </w:p>
-          <w:p>
-            <w:pPr>
-              <w:rPr>
-                <w:rFonts w:cstheme="minorHAnsi"/>
-                <w:b/>
-                <w:bCs/>
-                <w:color w:val="0070C0"/>
-                <w:sz w:val="18"/>
-                <w:szCs w:val="18"/>
-              </w:rPr>
-            </w:pPr>
-            <w:r>
-              <w:rPr>
-                <w:rFonts w:cstheme="minorHAnsi"/>
-                <w:b/>
-                <w:bCs/>
-                <w:color w:val="0070C0"/>
-                <w:sz w:val="18"/>
-                <w:szCs w:val="18"/>
-              </w:rPr>
-              <w:fldChar w:fldCharType="begin"/>
-            </w:r>
-            <w:r>
-              <w:rPr>
-                <w:rFonts w:cstheme="minorHAnsi"/>
-                <w:b/>
-                <w:bCs/>
-                <w:color w:val="0070C0"/>
-                <w:sz w:val="18"/>
-                <w:szCs w:val="18"/>
-              </w:rPr>
-              <w:instrText xml:space="preserve"> MERGEFIELD "shoesAndSocksAssist" </w:instrText>
-            </w:r>
-            <w:r>
-              <w:rPr>
-                <w:rFonts w:cstheme="minorHAnsi"/>
-                <w:b/>
-                <w:bCs/>
-                <w:color w:val="0070C0"/>
-                <w:sz w:val="18"/>
-                <w:szCs w:val="18"/>
-              </w:rPr>
-              <w:fldChar w:fldCharType="separate"/>
-            </w:r>
-            <w:r>
-              <w:rPr>
-                <w:rFonts w:cstheme="minorHAnsi"/>
-                <w:b/>
-                <w:bCs/>
-                <w:noProof/>
-                <w:color w:val="0070C0"/>
-                <w:sz w:val="18"/>
-                <w:szCs w:val="18"/>
-              </w:rPr>
-              <w:t>Shoes and socks:  , Partial assist</w:t>
-            </w:r>
-            <w:r>
-              <w:rPr>
-                <w:rFonts w:cstheme="minorHAnsi"/>
-                <w:b/>
-                <w:bCs/>
-                <w:color w:val="0070C0"/>
-                <w:sz w:val="18"/>
-                <w:szCs w:val="18"/>
-              </w:rPr>
-              <w:fldChar w:fldCharType="end"/>
-            </w:r>
-          </w:p>
-          <w:p>
-            <w:pPr>
-              <w:rPr>
-                <w:rFonts w:cstheme="minorHAnsi"/>
-                <w:b/>
-                <w:bCs/>
-                <w:sz w:val="18"/>
-                <w:szCs w:val="18"/>
-              </w:rPr>
-            </w:pPr>
-            <w:r>
-              <w:rPr>
-                <w:rFonts w:cstheme="minorHAnsi"/>
-                <w:b/>
-                <w:bCs/>
-                <w:color w:val="0070C0"/>
-                <w:sz w:val="18"/>
-                <w:szCs w:val="18"/>
-              </w:rPr>
-              <w:fldChar w:fldCharType="begin"/>
-            </w:r>
-            <w:r>
-              <w:rPr>
-                <w:rFonts w:cstheme="minorHAnsi"/>
-                <w:b/>
-                <w:bCs/>
-                <w:color w:val="0070C0"/>
-                <w:sz w:val="18"/>
-                <w:szCs w:val="18"/>
-              </w:rPr>
               <w:instrText xml:space="preserve"> MERGEFIELD "zipsButtonsAssist" </w:instrText>
-            </w:r>
-            <w:r>
-              <w:rPr>
-                <w:rFonts w:cstheme="minorHAnsi"/>
-                <w:b/>
-                <w:bCs/>
-                <w:color w:val="0070C0"/>
-                <w:sz w:val="18"/>
-                <w:szCs w:val="18"/>
-              </w:rPr>
-              <w:fldChar w:fldCharType="separate"/>
-            </w:r>
-            <w:r>
-              <w:rPr>
-                <w:rFonts w:cstheme="minorHAnsi"/>
-                <w:b/>
-                <w:bCs/>
-                <w:noProof/>
-                <w:color w:val="0070C0"/>
-                <w:sz w:val="18"/>
-                <w:szCs w:val="18"/>
-              </w:rPr>
-              <w:t>Zips and buttons assist , Supervise/standby assist</w:t>
             </w:r>
             <w:r>
               <w:rPr>
@@ -24709,6 +24513,73 @@
                 <w:szCs w:val="18"/>
               </w:rPr>
               <w:t>Toileting</w:t>
+            </w:r>
+          </w:p>
+          <w:p>
+            <w:pPr>
+              <w:rPr>
+                <w:rFonts w:cstheme="minorHAnsi"/>
+                <w:b/>
+                <w:bCs/>
+                <w:sz w:val="18"/>
+                <w:szCs w:val="18"/>
+              </w:rPr>
+            </w:pPr>
+            <w:r>
+              <w:rPr>
+                <w:rFonts w:cstheme="minorHAnsi"/>
+                <w:b/>
+                <w:bCs/>
+                <w:color w:val="0070C0"/>
+                <w:sz w:val="18"/>
+                <w:szCs w:val="18"/>
+              </w:rPr>
+              <w:fldChar w:fldCharType="begin"/>
+            </w:r>
+            <w:r>
+              <w:rPr>
+                <w:rFonts w:cstheme="minorHAnsi"/>
+                <w:b/>
+                <w:bCs/>
+                <w:color w:val="0070C0"/>
+                <w:sz w:val="18"/>
+                <w:szCs w:val="18"/>
+              </w:rPr>
+              <w:instrText xml:space="preserve"> MERGEFIELD "overallToiletingAssist" </w:instrText>
+            </w:r>
+            <w:r>
+              <w:rPr>
+                <w:rFonts w:cstheme="minorHAnsi"/>
+                <w:b/>
+                <w:bCs/>
+                <w:color w:val="0070C0"/>
+                <w:sz w:val="18"/>
+                <w:szCs w:val="18"/>
+              </w:rPr>
+              <w:fldChar w:fldCharType="separate"/>
+            </w:r>
+            <w:r>
+              <w:rPr>
+                <w:rFonts w:cstheme="minorHAnsi"/>
+                <w:b/>
+                <w:bCs/>
+                <w:noProof/>
+                <w:color w:val="0070C0"/>
+                <w:sz w:val="18"/>
+                <w:szCs w:val="18"/>
+              </w:rPr>
+              <w:t>Toileting overall level of support required :  Independent</w:t>
+            </w:r>
+            <w:r>
+              <w:rPr>
+                <w:rFonts w:cstheme="minorHAnsi"/>
+                <w:b/>
+                <w:bCs/>
+                <w:color w:val="0070C0"/>
+                <w:sz w:val="18"/>
+                <w:szCs w:val="18"/>
+              </w:rPr>
+              <w:fldChar w:fldCharType="end"/>
             </w:r>
           </w:p>
         </w:tc>
@@ -26245,20 +26116,20 @@
                 <w:sz w:val="18"/>
                 <w:szCs w:val="18"/>
               </w:rPr>
-              <w:fldChar w:fldCharType="separate"/>
-            </w:r>
-            <w:r>
-              <w:rPr>
-                <w:rFonts w:cstheme="minorHAnsi"/>
-                <w:b/>
-                <w:bCs/>
-                <w:noProof/>
+              <w:fldChar w:fldCharType="end"/>
+            </w:r>
+          </w:p>
+          <w:p>
+            <w:pPr>
+              <w:rPr>
+                <w:rFonts w:cstheme="minorHAnsi"/>
+                <w:b/>
+                <w:bCs/>
                 <w:color w:val="0070C0"/>
                 <w:sz w:val="18"/>
                 <w:szCs w:val="18"/>
               </w:rPr>
-              <w:t>Initiate/set up for shower:  , Partial assist</w:t>
-            </w:r>
+            </w:pPr>
             <w:r>
               <w:rPr>
                 <w:rFonts w:cstheme="minorHAnsi"/>
@@ -26268,6 +26139,28 @@
                 <w:sz w:val="18"/>
                 <w:szCs w:val="18"/>
               </w:rPr>
+              <w:fldChar w:fldCharType="begin"/>
+            </w:r>
+            <w:r>
+              <w:rPr>
+                <w:rFonts w:cstheme="minorHAnsi"/>
+                <w:b/>
+                <w:bCs/>
+                <w:color w:val="0070C0"/>
+                <w:sz w:val="18"/>
+                <w:szCs w:val="18"/>
+              </w:rPr>
+              <w:instrText xml:space="preserve"> MERGEFIELD "selectClothingAssist" </w:instrText>
+            </w:r>
+            <w:r>
+              <w:rPr>
+                <w:rFonts w:cstheme="minorHAnsi"/>
+                <w:b/>
+                <w:bCs/>
+                <w:color w:val="0070C0"/>
+                <w:sz w:val="18"/>
+                <w:szCs w:val="18"/>
+              </w:rPr>
               <w:fldChar w:fldCharType="end"/>
             </w:r>
           </w:p>
@@ -26302,7 +26195,7 @@
                 <w:sz w:val="18"/>
                 <w:szCs w:val="18"/>
               </w:rPr>
-              <w:instrText xml:space="preserve"> MERGEFIELD "selectClothingAssist" </w:instrText>
+              <w:instrText xml:space="preserve"> MERGEFIELD "adjustWaterTempAssist" </w:instrText>
             </w:r>
             <w:r>
               <w:rPr>
@@ -26313,20 +26206,20 @@
                 <w:sz w:val="18"/>
                 <w:szCs w:val="18"/>
               </w:rPr>
-              <w:fldChar w:fldCharType="separate"/>
-            </w:r>
-            <w:r>
-              <w:rPr>
-                <w:rFonts w:cstheme="minorHAnsi"/>
-                <w:b/>
-                <w:bCs/>
-                <w:noProof/>
+              <w:fldChar w:fldCharType="end"/>
+            </w:r>
+          </w:p>
+          <w:p>
+            <w:pPr>
+              <w:rPr>
+                <w:rFonts w:cstheme="minorHAnsi"/>
+                <w:b/>
+                <w:bCs/>
                 <w:color w:val="0070C0"/>
                 <w:sz w:val="18"/>
                 <w:szCs w:val="18"/>
               </w:rPr>
-              <w:t>Select clothing:  , Independent</w:t>
-            </w:r>
+            </w:pPr>
             <w:r>
               <w:rPr>
                 <w:rFonts w:cstheme="minorHAnsi"/>
@@ -26336,6 +26229,28 @@
                 <w:sz w:val="18"/>
                 <w:szCs w:val="18"/>
               </w:rPr>
+              <w:fldChar w:fldCharType="begin"/>
+            </w:r>
+            <w:r>
+              <w:rPr>
+                <w:rFonts w:cstheme="minorHAnsi"/>
+                <w:b/>
+                <w:bCs/>
+                <w:color w:val="0070C0"/>
+                <w:sz w:val="18"/>
+                <w:szCs w:val="18"/>
+              </w:rPr>
+              <w:instrText xml:space="preserve"> MERGEFIELD "washingGeneralAssist" </w:instrText>
+            </w:r>
+            <w:r>
+              <w:rPr>
+                <w:rFonts w:cstheme="minorHAnsi"/>
+                <w:b/>
+                <w:bCs/>
+                <w:color w:val="0070C0"/>
+                <w:sz w:val="18"/>
+                <w:szCs w:val="18"/>
+              </w:rPr>
               <w:fldChar w:fldCharType="end"/>
             </w:r>
           </w:p>
@@ -26370,7 +26285,7 @@
                 <w:sz w:val="18"/>
                 <w:szCs w:val="18"/>
               </w:rPr>
-              <w:instrText xml:space="preserve"> MERGEFIELD "adjustWaterTempAssist" </w:instrText>
+              <w:instrText xml:space="preserve"> MERGEFIELD "washingHardToReachAssist" </w:instrText>
             </w:r>
             <w:r>
               <w:rPr>
@@ -26381,20 +26296,20 @@
                 <w:sz w:val="18"/>
                 <w:szCs w:val="18"/>
               </w:rPr>
-              <w:fldChar w:fldCharType="separate"/>
-            </w:r>
-            <w:r>
-              <w:rPr>
-                <w:rFonts w:cstheme="minorHAnsi"/>
-                <w:b/>
-                <w:bCs/>
-                <w:noProof/>
+              <w:fldChar w:fldCharType="end"/>
+            </w:r>
+          </w:p>
+          <w:p>
+            <w:pPr>
+              <w:rPr>
+                <w:rFonts w:cstheme="minorHAnsi"/>
+                <w:b/>
+                <w:bCs/>
                 <w:color w:val="0070C0"/>
                 <w:sz w:val="18"/>
                 <w:szCs w:val="18"/>
               </w:rPr>
-              <w:t>Adjust water temperature:  , Supervise/standby assist</w:t>
-            </w:r>
+            </w:pPr>
             <w:r>
               <w:rPr>
                 <w:rFonts w:cstheme="minorHAnsi"/>
@@ -26404,6 +26319,28 @@
                 <w:sz w:val="18"/>
                 <w:szCs w:val="18"/>
               </w:rPr>
+              <w:fldChar w:fldCharType="begin"/>
+            </w:r>
+            <w:r>
+              <w:rPr>
+                <w:rFonts w:cstheme="minorHAnsi"/>
+                <w:b/>
+                <w:bCs/>
+                <w:color w:val="0070C0"/>
+                <w:sz w:val="18"/>
+                <w:szCs w:val="18"/>
+              </w:rPr>
+              <w:instrText xml:space="preserve"> MERGEFIELD "dryingOverallAssist" </w:instrText>
+            </w:r>
+            <w:r>
+              <w:rPr>
+                <w:rFonts w:cstheme="minorHAnsi"/>
+                <w:b/>
+                <w:bCs/>
+                <w:color w:val="0070C0"/>
+                <w:sz w:val="18"/>
+                <w:szCs w:val="18"/>
+              </w:rPr>
               <w:fldChar w:fldCharType="end"/>
             </w:r>
           </w:p>
@@ -26438,7 +26375,7 @@
                 <w:sz w:val="18"/>
                 <w:szCs w:val="18"/>
               </w:rPr>
-              <w:instrText xml:space="preserve"> MERGEFIELD "washingGeneralAssist" </w:instrText>
+              <w:instrText xml:space="preserve"> MERGEFIELD "dryingHardToReachAssist" </w:instrText>
             </w:r>
             <w:r>
               <w:rPr>
@@ -26449,19 +26386,29 @@
                 <w:sz w:val="18"/>
                 <w:szCs w:val="18"/>
               </w:rPr>
-              <w:fldChar w:fldCharType="separate"/>
-            </w:r>
-            <w:r>
-              <w:rPr>
-                <w:rFonts w:cstheme="minorHAnsi"/>
-                <w:b/>
-                <w:bCs/>
-                <w:noProof/>
+              <w:fldChar w:fldCharType="end"/>
+            </w:r>
+          </w:p>
+          <w:p>
+            <w:pPr>
+              <w:rPr>
+                <w:rFonts w:cstheme="minorHAnsi"/>
+                <w:b/>
+                <w:bCs/>
+                <w:sz w:val="18"/>
+                <w:szCs w:val="18"/>
+              </w:rPr>
+            </w:pPr>
+            <w:r>
+              <w:rPr>
+                <w:rFonts w:cstheme="minorHAnsi"/>
+                <w:b/>
+                <w:bCs/>
                 <w:color w:val="0070C0"/>
                 <w:sz w:val="18"/>
                 <w:szCs w:val="18"/>
               </w:rPr>
-              <w:t>Washing overall:  , Partial assist</w:t>
+              <w:fldChar w:fldCharType="begin"/>
             </w:r>
             <w:r>
               <w:rPr>
@@ -26472,267 +26419,7 @@
                 <w:sz w:val="18"/>
                 <w:szCs w:val="18"/>
               </w:rPr>
-              <w:fldChar w:fldCharType="end"/>
-            </w:r>
-          </w:p>
-          <w:p>
-            <w:pPr>
-              <w:rPr>
-                <w:rFonts w:cstheme="minorHAnsi"/>
-                <w:b/>
-                <w:bCs/>
-                <w:color w:val="0070C0"/>
-                <w:sz w:val="18"/>
-                <w:szCs w:val="18"/>
-              </w:rPr>
-            </w:pPr>
-            <w:r>
-              <w:rPr>
-                <w:rFonts w:cstheme="minorHAnsi"/>
-                <w:b/>
-                <w:bCs/>
-                <w:color w:val="0070C0"/>
-                <w:sz w:val="18"/>
-                <w:szCs w:val="18"/>
-              </w:rPr>
-              <w:fldChar w:fldCharType="begin"/>
-            </w:r>
-            <w:r>
-              <w:rPr>
-                <w:rFonts w:cstheme="minorHAnsi"/>
-                <w:b/>
-                <w:bCs/>
-                <w:color w:val="0070C0"/>
-                <w:sz w:val="18"/>
-                <w:szCs w:val="18"/>
-              </w:rPr>
-              <w:instrText xml:space="preserve"> MERGEFIELD "washingHardToReachAssist" </w:instrText>
-            </w:r>
-            <w:r>
-              <w:rPr>
-                <w:rFonts w:cstheme="minorHAnsi"/>
-                <w:b/>
-                <w:bCs/>
-                <w:color w:val="0070C0"/>
-                <w:sz w:val="18"/>
-                <w:szCs w:val="18"/>
-              </w:rPr>
-              <w:fldChar w:fldCharType="separate"/>
-            </w:r>
-            <w:r>
-              <w:rPr>
-                <w:rFonts w:cstheme="minorHAnsi"/>
-                <w:b/>
-                <w:bCs/>
-                <w:noProof/>
-                <w:color w:val="0070C0"/>
-                <w:sz w:val="18"/>
-                <w:szCs w:val="18"/>
-              </w:rPr>
-              <w:t>Washing hard to reach areas (feet/back):  , Full assist</w:t>
-            </w:r>
-            <w:r>
-              <w:rPr>
-                <w:rFonts w:cstheme="minorHAnsi"/>
-                <w:b/>
-                <w:bCs/>
-                <w:color w:val="0070C0"/>
-                <w:sz w:val="18"/>
-                <w:szCs w:val="18"/>
-              </w:rPr>
-              <w:fldChar w:fldCharType="end"/>
-            </w:r>
-          </w:p>
-          <w:p>
-            <w:pPr>
-              <w:rPr>
-                <w:rFonts w:cstheme="minorHAnsi"/>
-                <w:b/>
-                <w:bCs/>
-                <w:color w:val="0070C0"/>
-                <w:sz w:val="18"/>
-                <w:szCs w:val="18"/>
-              </w:rPr>
-            </w:pPr>
-            <w:r>
-              <w:rPr>
-                <w:rFonts w:cstheme="minorHAnsi"/>
-                <w:b/>
-                <w:bCs/>
-                <w:color w:val="0070C0"/>
-                <w:sz w:val="18"/>
-                <w:szCs w:val="18"/>
-              </w:rPr>
-              <w:fldChar w:fldCharType="begin"/>
-            </w:r>
-            <w:r>
-              <w:rPr>
-                <w:rFonts w:cstheme="minorHAnsi"/>
-                <w:b/>
-                <w:bCs/>
-                <w:color w:val="0070C0"/>
-                <w:sz w:val="18"/>
-                <w:szCs w:val="18"/>
-              </w:rPr>
-              <w:instrText xml:space="preserve"> MERGEFIELD "dryingOverallAssist" </w:instrText>
-            </w:r>
-            <w:r>
-              <w:rPr>
-                <w:rFonts w:cstheme="minorHAnsi"/>
-                <w:b/>
-                <w:bCs/>
-                <w:color w:val="0070C0"/>
-                <w:sz w:val="18"/>
-                <w:szCs w:val="18"/>
-              </w:rPr>
-              <w:fldChar w:fldCharType="separate"/>
-            </w:r>
-            <w:r>
-              <w:rPr>
-                <w:rFonts w:cstheme="minorHAnsi"/>
-                <w:b/>
-                <w:bCs/>
-                <w:noProof/>
-                <w:color w:val="0070C0"/>
-                <w:sz w:val="18"/>
-                <w:szCs w:val="18"/>
-              </w:rPr>
-              <w:t>Drying overall:  , Partial assist</w:t>
-            </w:r>
-            <w:r>
-              <w:rPr>
-                <w:rFonts w:cstheme="minorHAnsi"/>
-                <w:b/>
-                <w:bCs/>
-                <w:color w:val="0070C0"/>
-                <w:sz w:val="18"/>
-                <w:szCs w:val="18"/>
-              </w:rPr>
-              <w:fldChar w:fldCharType="end"/>
-            </w:r>
-          </w:p>
-          <w:p>
-            <w:pPr>
-              <w:rPr>
-                <w:rFonts w:cstheme="minorHAnsi"/>
-                <w:b/>
-                <w:bCs/>
-                <w:color w:val="0070C0"/>
-                <w:sz w:val="18"/>
-                <w:szCs w:val="18"/>
-              </w:rPr>
-            </w:pPr>
-            <w:r>
-              <w:rPr>
-                <w:rFonts w:cstheme="minorHAnsi"/>
-                <w:b/>
-                <w:bCs/>
-                <w:color w:val="0070C0"/>
-                <w:sz w:val="18"/>
-                <w:szCs w:val="18"/>
-              </w:rPr>
-              <w:fldChar w:fldCharType="begin"/>
-            </w:r>
-            <w:r>
-              <w:rPr>
-                <w:rFonts w:cstheme="minorHAnsi"/>
-                <w:b/>
-                <w:bCs/>
-                <w:color w:val="0070C0"/>
-                <w:sz w:val="18"/>
-                <w:szCs w:val="18"/>
-              </w:rPr>
-              <w:instrText xml:space="preserve"> MERGEFIELD "dryingHardToReachAssist" </w:instrText>
-            </w:r>
-            <w:r>
-              <w:rPr>
-                <w:rFonts w:cstheme="minorHAnsi"/>
-                <w:b/>
-                <w:bCs/>
-                <w:color w:val="0070C0"/>
-                <w:sz w:val="18"/>
-                <w:szCs w:val="18"/>
-              </w:rPr>
-              <w:fldChar w:fldCharType="separate"/>
-            </w:r>
-            <w:r>
-              <w:rPr>
-                <w:rFonts w:cstheme="minorHAnsi"/>
-                <w:b/>
-                <w:bCs/>
-                <w:noProof/>
-                <w:color w:val="0070C0"/>
-                <w:sz w:val="18"/>
-                <w:szCs w:val="18"/>
-              </w:rPr>
-              <w:t>Drying hard to reach areas (feet/back):  , Full assist</w:t>
-            </w:r>
-            <w:r>
-              <w:rPr>
-                <w:rFonts w:cstheme="minorHAnsi"/>
-                <w:b/>
-                <w:bCs/>
-                <w:color w:val="0070C0"/>
-                <w:sz w:val="18"/>
-                <w:szCs w:val="18"/>
-              </w:rPr>
-              <w:fldChar w:fldCharType="end"/>
-            </w:r>
-          </w:p>
-          <w:p>
-            <w:pPr>
-              <w:rPr>
-                <w:rFonts w:cstheme="minorHAnsi"/>
-                <w:b/>
-                <w:bCs/>
-                <w:sz w:val="18"/>
-                <w:szCs w:val="18"/>
-              </w:rPr>
-            </w:pPr>
-            <w:r>
-              <w:rPr>
-                <w:rFonts w:cstheme="minorHAnsi"/>
-                <w:b/>
-                <w:bCs/>
-                <w:color w:val="0070C0"/>
-                <w:sz w:val="18"/>
-                <w:szCs w:val="18"/>
-              </w:rPr>
-              <w:fldChar w:fldCharType="begin"/>
-            </w:r>
-            <w:r>
-              <w:rPr>
-                <w:rFonts w:cstheme="minorHAnsi"/>
-                <w:b/>
-                <w:bCs/>
-                <w:color w:val="0070C0"/>
-                <w:sz w:val="18"/>
-                <w:szCs w:val="18"/>
-              </w:rPr>
               <w:instrText xml:space="preserve"> MERGEFIELD "perinealHygieneAssist" </w:instrText>
-            </w:r>
-            <w:r>
-              <w:rPr>
-                <w:rFonts w:cstheme="minorHAnsi"/>
-                <w:b/>
-                <w:bCs/>
-                <w:color w:val="0070C0"/>
-                <w:sz w:val="18"/>
-                <w:szCs w:val="18"/>
-              </w:rPr>
-              <w:fldChar w:fldCharType="separate"/>
-            </w:r>
-            <w:r>
-              <w:rPr>
-                <w:rFonts w:cstheme="minorHAnsi"/>
-                <w:b/>
-                <w:bCs/>
-                <w:noProof/>
-                <w:color w:val="0070C0"/>
-                <w:sz w:val="18"/>
-                <w:szCs w:val="18"/>
-              </w:rPr>
-              <w:t>Perineal hygiene:  , Supervise/standby assist</w:t>
             </w:r>
             <w:r>
               <w:rPr>
@@ -26816,20 +26503,20 @@
                 <w:sz w:val="18"/>
                 <w:szCs w:val="18"/>
               </w:rPr>
-              <w:fldChar w:fldCharType="separate"/>
-            </w:r>
-            <w:r>
-              <w:rPr>
-                <w:rFonts w:cstheme="minorHAnsi"/>
-                <w:b/>
-                <w:bCs/>
-                <w:noProof/>
+              <w:fldChar w:fldCharType="end"/>
+            </w:r>
+          </w:p>
+          <w:p>
+            <w:pPr>
+              <w:rPr>
+                <w:rFonts w:cstheme="minorHAnsi"/>
+                <w:b/>
+                <w:bCs/>
                 <w:color w:val="0070C0"/>
                 <w:sz w:val="18"/>
                 <w:szCs w:val="18"/>
               </w:rPr>
-              <w:t>Mouth/teeth care:  , Independent</w:t>
-            </w:r>
+            </w:pPr>
             <w:r>
               <w:rPr>
                 <w:rFonts w:cstheme="minorHAnsi"/>
@@ -26839,6 +26526,28 @@
                 <w:sz w:val="18"/>
                 <w:szCs w:val="18"/>
               </w:rPr>
+              <w:fldChar w:fldCharType="begin"/>
+            </w:r>
+            <w:r>
+              <w:rPr>
+                <w:rFonts w:cstheme="minorHAnsi"/>
+                <w:b/>
+                <w:bCs/>
+                <w:color w:val="0070C0"/>
+                <w:sz w:val="18"/>
+                <w:szCs w:val="18"/>
+              </w:rPr>
+              <w:instrText xml:space="preserve"> MERGEFIELD "hairWashAssist" </w:instrText>
+            </w:r>
+            <w:r>
+              <w:rPr>
+                <w:rFonts w:cstheme="minorHAnsi"/>
+                <w:b/>
+                <w:bCs/>
+                <w:color w:val="0070C0"/>
+                <w:sz w:val="18"/>
+                <w:szCs w:val="18"/>
+              </w:rPr>
               <w:fldChar w:fldCharType="end"/>
             </w:r>
           </w:p>
@@ -26873,7 +26582,7 @@
                 <w:sz w:val="18"/>
                 <w:szCs w:val="18"/>
               </w:rPr>
-              <w:instrText xml:space="preserve"> MERGEFIELD "hairWashAssist" </w:instrText>
+              <w:instrText xml:space="preserve"> MERGEFIELD "shaveAssist" </w:instrText>
             </w:r>
             <w:r>
               <w:rPr>
@@ -26884,20 +26593,20 @@
                 <w:sz w:val="18"/>
                 <w:szCs w:val="18"/>
               </w:rPr>
-              <w:fldChar w:fldCharType="separate"/>
-            </w:r>
-            <w:r>
-              <w:rPr>
-                <w:rFonts w:cstheme="minorHAnsi"/>
-                <w:b/>
-                <w:bCs/>
-                <w:noProof/>
+              <w:fldChar w:fldCharType="end"/>
+            </w:r>
+          </w:p>
+          <w:p>
+            <w:pPr>
+              <w:rPr>
+                <w:rFonts w:cstheme="minorHAnsi"/>
+                <w:b/>
+                <w:bCs/>
                 <w:color w:val="0070C0"/>
                 <w:sz w:val="18"/>
                 <w:szCs w:val="18"/>
               </w:rPr>
-              <w:t>Hair washing:  , Full assist</w:t>
-            </w:r>
+            </w:pPr>
             <w:r>
               <w:rPr>
                 <w:rFonts w:cstheme="minorHAnsi"/>
@@ -26907,11 +26616,9 @@
                 <w:sz w:val="18"/>
                 <w:szCs w:val="18"/>
               </w:rPr>
-              <w:fldChar w:fldCharType="end"/>
-            </w:r>
-          </w:p>
-          <w:p>
-            <w:pPr>
+              <w:fldChar w:fldCharType="begin"/>
+            </w:r>
+            <w:r>
               <w:rPr>
                 <w:rFonts w:cstheme="minorHAnsi"/>
                 <w:b/>
@@ -26920,119 +26627,7 @@
                 <w:sz w:val="18"/>
                 <w:szCs w:val="18"/>
               </w:rPr>
-            </w:pPr>
-            <w:r>
-              <w:rPr>
-                <w:rFonts w:cstheme="minorHAnsi"/>
-                <w:b/>
-                <w:bCs/>
-                <w:color w:val="0070C0"/>
-                <w:sz w:val="18"/>
-                <w:szCs w:val="18"/>
-              </w:rPr>
-              <w:fldChar w:fldCharType="begin"/>
-            </w:r>
-            <w:r>
-              <w:rPr>
-                <w:rFonts w:cstheme="minorHAnsi"/>
-                <w:b/>
-                <w:bCs/>
-                <w:color w:val="0070C0"/>
-                <w:sz w:val="18"/>
-                <w:szCs w:val="18"/>
-              </w:rPr>
-              <w:instrText xml:space="preserve"> MERGEFIELD "shaveAssist" </w:instrText>
-            </w:r>
-            <w:r>
-              <w:rPr>
-                <w:rFonts w:cstheme="minorHAnsi"/>
-                <w:b/>
-                <w:bCs/>
-                <w:color w:val="0070C0"/>
-                <w:sz w:val="18"/>
-                <w:szCs w:val="18"/>
-              </w:rPr>
-              <w:fldChar w:fldCharType="separate"/>
-            </w:r>
-            <w:r>
-              <w:rPr>
-                <w:rFonts w:cstheme="minorHAnsi"/>
-                <w:b/>
-                <w:bCs/>
-                <w:noProof/>
-                <w:color w:val="0070C0"/>
-                <w:sz w:val="18"/>
-                <w:szCs w:val="18"/>
-              </w:rPr>
-              <w:t>Shaving:  , Partial assist</w:t>
-            </w:r>
-            <w:r>
-              <w:rPr>
-                <w:rFonts w:cstheme="minorHAnsi"/>
-                <w:b/>
-                <w:bCs/>
-                <w:color w:val="0070C0"/>
-                <w:sz w:val="18"/>
-                <w:szCs w:val="18"/>
-              </w:rPr>
-              <w:fldChar w:fldCharType="end"/>
-            </w:r>
-          </w:p>
-          <w:p>
-            <w:pPr>
-              <w:rPr>
-                <w:rFonts w:cstheme="minorHAnsi"/>
-                <w:b/>
-                <w:bCs/>
-                <w:color w:val="0070C0"/>
-                <w:sz w:val="18"/>
-                <w:szCs w:val="18"/>
-              </w:rPr>
-            </w:pPr>
-            <w:r>
-              <w:rPr>
-                <w:rFonts w:cstheme="minorHAnsi"/>
-                <w:b/>
-                <w:bCs/>
-                <w:color w:val="0070C0"/>
-                <w:sz w:val="18"/>
-                <w:szCs w:val="18"/>
-              </w:rPr>
-              <w:fldChar w:fldCharType="begin"/>
-            </w:r>
-            <w:r>
-              <w:rPr>
-                <w:rFonts w:cstheme="minorHAnsi"/>
-                <w:b/>
-                <w:bCs/>
-                <w:color w:val="0070C0"/>
-                <w:sz w:val="18"/>
-                <w:szCs w:val="18"/>
-              </w:rPr>
               <w:instrText xml:space="preserve"> MERGEFIELD "fingerNailCareAssist" </w:instrText>
-            </w:r>
-            <w:r>
-              <w:rPr>
-                <w:rFonts w:cstheme="minorHAnsi"/>
-                <w:b/>
-                <w:bCs/>
-                <w:color w:val="0070C0"/>
-                <w:sz w:val="18"/>
-                <w:szCs w:val="18"/>
-              </w:rPr>
-              <w:fldChar w:fldCharType="separate"/>
-            </w:r>
-            <w:r>
-              <w:rPr>
-                <w:rFonts w:cstheme="minorHAnsi"/>
-                <w:b/>
-                <w:bCs/>
-                <w:noProof/>
-                <w:color w:val="0070C0"/>
-                <w:sz w:val="18"/>
-                <w:szCs w:val="18"/>
-              </w:rPr>
-              <w:t>Finger nail care:  , Partial assist</w:t>
             </w:r>
             <w:r>
               <w:rPr>
@@ -27075,29 +26670,6 @@
                 <w:szCs w:val="18"/>
               </w:rPr>
               <w:instrText xml:space="preserve"> MERGEFIELD "toeNailCare" </w:instrText>
-            </w:r>
-            <w:r>
-              <w:rPr>
-                <w:rFonts w:cstheme="minorHAnsi"/>
-                <w:b/>
-                <w:bCs/>
-                <w:color w:val="0070C0"/>
-                <w:sz w:val="18"/>
-                <w:szCs w:val="18"/>
-              </w:rPr>
-              <w:fldChar w:fldCharType="separate"/>
-            </w:r>
-            <w:r>
-              <w:rPr>
-                <w:rFonts w:cstheme="minorHAnsi"/>
-                <w:b/>
-                <w:bCs/>
-                <w:noProof/>
-                <w:color w:val="0070C0"/>
-                <w:sz w:val="18"/>
-                <w:szCs w:val="18"/>
-              </w:rPr>
-              <w:t>Toe nail care:  , Podiatrist</w:t>
             </w:r>
             <w:r>
               <w:rPr>
@@ -27513,7 +27085,6 @@
                 <w:sz w:val="16"/>
                 <w:szCs w:val="16"/>
               </w:rPr>
-              <w:lastRenderedPageBreak/>
               <w:t>Turn on tap</w:t>
             </w:r>
           </w:p>
@@ -28908,6 +28479,7 @@
                 <w:sz w:val="16"/>
                 <w:szCs w:val="16"/>
               </w:rPr>
+              <w:lastRenderedPageBreak/>
               <w:t>Dry perineal area</w:t>
             </w:r>
           </w:p>
@@ -29695,7 +29267,7 @@
           <w:noProof/>
           <w:color w:val="0070C0"/>
         </w:rPr>
-        <w:t xml:space="preserve">John requires assistance with showering due to declining health and SOB, supported by carers and Joy. </w:t>
+        <w:t>David is managing his personal care independently however he is experiencing dizzy spells and excess fatigue, recommend standby support however decline. ACAT</w:t>
       </w:r>
       <w:r>
         <w:rPr>
@@ -29725,14 +29297,14 @@
         <w:tblLook w:val="04A0" w:firstRow="1" w:lastRow="0" w:firstColumn="1" w:lastColumn="0" w:noHBand="0" w:noVBand="1"/>
       </w:tblPr>
       <w:tblGrid>
+        <w:gridCol w:w="1344"/>
+        <w:gridCol w:w="1349"/>
+        <w:gridCol w:w="1348"/>
+        <w:gridCol w:w="1489"/>
+        <w:gridCol w:w="1327"/>
+        <w:gridCol w:w="1319"/>
         <w:gridCol w:w="1320"/>
-        <w:gridCol w:w="1287"/>
-        <w:gridCol w:w="1414"/>
-        <w:gridCol w:w="1410"/>
-        <w:gridCol w:w="1693"/>
-        <w:gridCol w:w="1261"/>
-        <w:gridCol w:w="1213"/>
-        <w:gridCol w:w="1224"/>
+        <w:gridCol w:w="1326"/>
       </w:tblGrid>
       <w:tr>
         <w:trPr>
@@ -30110,25 +29682,6 @@
                 <w:sz w:val="18"/>
                 <w:szCs w:val="18"/>
               </w:rPr>
-              <w:fldChar w:fldCharType="separate"/>
-            </w:r>
-            <w:r>
-              <w:rPr>
-                <w:rFonts w:asciiTheme="minorHAnsi" w:hAnsiTheme="minorHAnsi" w:cstheme="minorHAnsi"/>
-                <w:noProof/>
-                <w:color w:val="4A66AC" w:themeColor="accent1"/>
-                <w:sz w:val="18"/>
-                <w:szCs w:val="18"/>
-              </w:rPr>
-              <w:t>Personal care 30min</w:t>
-            </w:r>
-            <w:r>
-              <w:rPr>
-                <w:rFonts w:asciiTheme="minorHAnsi" w:hAnsiTheme="minorHAnsi" w:cstheme="minorHAnsi"/>
-                <w:color w:val="4A66AC" w:themeColor="accent1"/>
-                <w:sz w:val="18"/>
-                <w:szCs w:val="18"/>
-              </w:rPr>
               <w:fldChar w:fldCharType="end"/>
             </w:r>
           </w:p>
@@ -30218,6 +29771,92 @@
                 <w:sz w:val="18"/>
                 <w:szCs w:val="18"/>
               </w:rPr>
+              <w:fldChar w:fldCharType="end"/>
+            </w:r>
+          </w:p>
+        </w:tc>
+        <w:tc>
+          <w:tcPr>
+            <w:tcW w:w="1327" w:type="dxa"/>
+          </w:tcPr>
+          <w:p>
+            <w:pPr>
+              <w:pStyle w:val="FormFont2"/>
+              <w:rPr>
+                <w:rFonts w:asciiTheme="minorHAnsi" w:hAnsiTheme="minorHAnsi" w:cstheme="minorHAnsi"/>
+                <w:color w:val="4A66AC" w:themeColor="accent1"/>
+                <w:sz w:val="18"/>
+                <w:szCs w:val="18"/>
+              </w:rPr>
+            </w:pPr>
+            <w:r>
+              <w:rPr>
+                <w:rFonts w:asciiTheme="minorHAnsi" w:hAnsiTheme="minorHAnsi" w:cstheme="minorHAnsi"/>
+                <w:color w:val="4A66AC" w:themeColor="accent1"/>
+                <w:sz w:val="18"/>
+                <w:szCs w:val="18"/>
+              </w:rPr>
+              <w:fldChar w:fldCharType="begin"/>
+            </w:r>
+            <w:r>
+              <w:rPr>
+                <w:rFonts w:asciiTheme="minorHAnsi" w:hAnsiTheme="minorHAnsi" w:cstheme="minorHAnsi"/>
+                <w:color w:val="4A66AC" w:themeColor="accent1"/>
+                <w:sz w:val="18"/>
+                <w:szCs w:val="18"/>
+              </w:rPr>
+              <w:instrText xml:space="preserve"> MERGEFIELD "thursdayAM" </w:instrText>
+            </w:r>
+            <w:r>
+              <w:rPr>
+                <w:rFonts w:asciiTheme="minorHAnsi" w:hAnsiTheme="minorHAnsi" w:cstheme="minorHAnsi"/>
+                <w:color w:val="4A66AC" w:themeColor="accent1"/>
+                <w:sz w:val="18"/>
+                <w:szCs w:val="18"/>
+              </w:rPr>
+              <w:fldChar w:fldCharType="end"/>
+            </w:r>
+          </w:p>
+        </w:tc>
+        <w:tc>
+          <w:tcPr>
+            <w:tcW w:w="1319" w:type="dxa"/>
+          </w:tcPr>
+          <w:p>
+            <w:pPr>
+              <w:pStyle w:val="FormFont2"/>
+              <w:rPr>
+                <w:rFonts w:asciiTheme="minorHAnsi" w:hAnsiTheme="minorHAnsi" w:cstheme="minorHAnsi"/>
+                <w:color w:val="4A66AC" w:themeColor="accent1"/>
+                <w:sz w:val="18"/>
+                <w:szCs w:val="18"/>
+              </w:rPr>
+            </w:pPr>
+            <w:r>
+              <w:rPr>
+                <w:rFonts w:asciiTheme="minorHAnsi" w:hAnsiTheme="minorHAnsi" w:cstheme="minorHAnsi"/>
+                <w:color w:val="4A66AC" w:themeColor="accent1"/>
+                <w:sz w:val="18"/>
+                <w:szCs w:val="18"/>
+              </w:rPr>
+              <w:fldChar w:fldCharType="begin"/>
+            </w:r>
+            <w:r>
+              <w:rPr>
+                <w:rFonts w:asciiTheme="minorHAnsi" w:hAnsiTheme="minorHAnsi" w:cstheme="minorHAnsi"/>
+                <w:color w:val="4A66AC" w:themeColor="accent1"/>
+                <w:sz w:val="18"/>
+                <w:szCs w:val="18"/>
+              </w:rPr>
+              <w:instrText xml:space="preserve"> MERGEFIELD "fridayAM" </w:instrText>
+            </w:r>
+            <w:r>
+              <w:rPr>
+                <w:rFonts w:asciiTheme="minorHAnsi" w:hAnsiTheme="minorHAnsi" w:cstheme="minorHAnsi"/>
+                <w:color w:val="4A66AC" w:themeColor="accent1"/>
+                <w:sz w:val="18"/>
+                <w:szCs w:val="18"/>
+              </w:rPr>
               <w:fldChar w:fldCharType="separate"/>
             </w:r>
             <w:r>
@@ -30228,112 +29867,7 @@
                 <w:sz w:val="18"/>
                 <w:szCs w:val="18"/>
               </w:rPr>
-              <w:t>Personal care 30min</w:t>
-            </w:r>
-            <w:r>
-              <w:rPr>
-                <w:rFonts w:asciiTheme="minorHAnsi" w:hAnsiTheme="minorHAnsi" w:cstheme="minorHAnsi"/>
-                <w:color w:val="4A66AC" w:themeColor="accent1"/>
-                <w:sz w:val="18"/>
-                <w:szCs w:val="18"/>
-              </w:rPr>
-              <w:fldChar w:fldCharType="end"/>
-            </w:r>
-          </w:p>
-        </w:tc>
-        <w:tc>
-          <w:tcPr>
-            <w:tcW w:w="1327" w:type="dxa"/>
-          </w:tcPr>
-          <w:p>
-            <w:pPr>
-              <w:pStyle w:val="FormFont2"/>
-              <w:rPr>
-                <w:rFonts w:asciiTheme="minorHAnsi" w:hAnsiTheme="minorHAnsi" w:cstheme="minorHAnsi"/>
-                <w:color w:val="4A66AC" w:themeColor="accent1"/>
-                <w:sz w:val="18"/>
-                <w:szCs w:val="18"/>
-              </w:rPr>
-            </w:pPr>
-            <w:r>
-              <w:rPr>
-                <w:rFonts w:asciiTheme="minorHAnsi" w:hAnsiTheme="minorHAnsi" w:cstheme="minorHAnsi"/>
-                <w:color w:val="4A66AC" w:themeColor="accent1"/>
-                <w:sz w:val="18"/>
-                <w:szCs w:val="18"/>
-              </w:rPr>
-              <w:fldChar w:fldCharType="begin"/>
-            </w:r>
-            <w:r>
-              <w:rPr>
-                <w:rFonts w:asciiTheme="minorHAnsi" w:hAnsiTheme="minorHAnsi" w:cstheme="minorHAnsi"/>
-                <w:color w:val="4A66AC" w:themeColor="accent1"/>
-                <w:sz w:val="18"/>
-                <w:szCs w:val="18"/>
-              </w:rPr>
-              <w:instrText xml:space="preserve"> MERGEFIELD "thursdayAM" </w:instrText>
-            </w:r>
-            <w:r>
-              <w:rPr>
-                <w:rFonts w:asciiTheme="minorHAnsi" w:hAnsiTheme="minorHAnsi" w:cstheme="minorHAnsi"/>
-                <w:color w:val="4A66AC" w:themeColor="accent1"/>
-                <w:sz w:val="18"/>
-                <w:szCs w:val="18"/>
-              </w:rPr>
-              <w:fldChar w:fldCharType="end"/>
-            </w:r>
-          </w:p>
-        </w:tc>
-        <w:tc>
-          <w:tcPr>
-            <w:tcW w:w="1319" w:type="dxa"/>
-          </w:tcPr>
-          <w:p>
-            <w:pPr>
-              <w:pStyle w:val="FormFont2"/>
-              <w:rPr>
-                <w:rFonts w:asciiTheme="minorHAnsi" w:hAnsiTheme="minorHAnsi" w:cstheme="minorHAnsi"/>
-                <w:color w:val="4A66AC" w:themeColor="accent1"/>
-                <w:sz w:val="18"/>
-                <w:szCs w:val="18"/>
-              </w:rPr>
-            </w:pPr>
-            <w:r>
-              <w:rPr>
-                <w:rFonts w:asciiTheme="minorHAnsi" w:hAnsiTheme="minorHAnsi" w:cstheme="minorHAnsi"/>
-                <w:color w:val="4A66AC" w:themeColor="accent1"/>
-                <w:sz w:val="18"/>
-                <w:szCs w:val="18"/>
-              </w:rPr>
-              <w:fldChar w:fldCharType="begin"/>
-            </w:r>
-            <w:r>
-              <w:rPr>
-                <w:rFonts w:asciiTheme="minorHAnsi" w:hAnsiTheme="minorHAnsi" w:cstheme="minorHAnsi"/>
-                <w:color w:val="4A66AC" w:themeColor="accent1"/>
-                <w:sz w:val="18"/>
-                <w:szCs w:val="18"/>
-              </w:rPr>
-              <w:instrText xml:space="preserve"> MERGEFIELD "fridayAM" </w:instrText>
-            </w:r>
-            <w:r>
-              <w:rPr>
-                <w:rFonts w:asciiTheme="minorHAnsi" w:hAnsiTheme="minorHAnsi" w:cstheme="minorHAnsi"/>
-                <w:color w:val="4A66AC" w:themeColor="accent1"/>
-                <w:sz w:val="18"/>
-                <w:szCs w:val="18"/>
-              </w:rPr>
-              <w:fldChar w:fldCharType="separate"/>
-            </w:r>
-            <w:r>
-              <w:rPr>
-                <w:rFonts w:asciiTheme="minorHAnsi" w:hAnsiTheme="minorHAnsi" w:cstheme="minorHAnsi"/>
-                <w:noProof/>
-                <w:color w:val="4A66AC" w:themeColor="accent1"/>
-                <w:sz w:val="18"/>
-                <w:szCs w:val="18"/>
-              </w:rPr>
-              <w:t>Personal care 30min</w:t>
+              <w:t>1.5 hours cleaning weekly</w:t>
             </w:r>
             <w:r>
               <w:rPr>
@@ -30543,25 +30077,6 @@
                 <w:sz w:val="18"/>
                 <w:szCs w:val="18"/>
               </w:rPr>
-              <w:fldChar w:fldCharType="separate"/>
-            </w:r>
-            <w:r>
-              <w:rPr>
-                <w:rFonts w:asciiTheme="minorHAnsi" w:hAnsiTheme="minorHAnsi" w:cstheme="minorHAnsi"/>
-                <w:noProof/>
-                <w:color w:val="4A66AC" w:themeColor="accent1"/>
-                <w:sz w:val="18"/>
-                <w:szCs w:val="18"/>
-              </w:rPr>
-              <w:t>Social Support/Respite 2 hours weekly</w:t>
-            </w:r>
-            <w:r>
-              <w:rPr>
-                <w:rFonts w:asciiTheme="minorHAnsi" w:hAnsiTheme="minorHAnsi" w:cstheme="minorHAnsi"/>
-                <w:color w:val="4A66AC" w:themeColor="accent1"/>
-                <w:sz w:val="18"/>
-                <w:szCs w:val="18"/>
-              </w:rPr>
               <w:fldChar w:fldCharType="end"/>
             </w:r>
           </w:p>
@@ -30640,25 +30155,6 @@
                 <w:szCs w:val="18"/>
               </w:rPr>
               <w:instrText xml:space="preserve"> MERGEFIELD "thursdayPM" </w:instrText>
-            </w:r>
-            <w:r>
-              <w:rPr>
-                <w:rFonts w:asciiTheme="minorHAnsi" w:hAnsiTheme="minorHAnsi" w:cstheme="minorHAnsi"/>
-                <w:color w:val="4A66AC" w:themeColor="accent1"/>
-                <w:sz w:val="18"/>
-                <w:szCs w:val="18"/>
-              </w:rPr>
-              <w:fldChar w:fldCharType="separate"/>
-            </w:r>
-            <w:r>
-              <w:rPr>
-                <w:rFonts w:asciiTheme="minorHAnsi" w:hAnsiTheme="minorHAnsi" w:cstheme="minorHAnsi"/>
-                <w:noProof/>
-                <w:color w:val="4A66AC" w:themeColor="accent1"/>
-                <w:sz w:val="18"/>
-                <w:szCs w:val="18"/>
-              </w:rPr>
-              <w:t>Cleaning/SS/Respite 2 hours weekly</w:t>
             </w:r>
             <w:r>
               <w:rPr>
@@ -30825,7 +30321,6 @@
                 <w:sz w:val="18"/>
                 <w:szCs w:val="18"/>
               </w:rPr>
-              <w:lastRenderedPageBreak/>
               <w:t>EVENING</w:t>
             </w:r>
           </w:p>
@@ -30904,25 +30399,6 @@
                 <w:szCs w:val="18"/>
               </w:rPr>
               <w:instrText xml:space="preserve"> MERGEFIELD "tuesdayPM" </w:instrText>
-            </w:r>
-            <w:r>
-              <w:rPr>
-                <w:rFonts w:asciiTheme="minorHAnsi" w:hAnsiTheme="minorHAnsi" w:cstheme="minorHAnsi"/>
-                <w:color w:val="4A66AC" w:themeColor="accent1"/>
-                <w:sz w:val="18"/>
-                <w:szCs w:val="18"/>
-              </w:rPr>
-              <w:fldChar w:fldCharType="separate"/>
-            </w:r>
-            <w:r>
-              <w:rPr>
-                <w:rFonts w:asciiTheme="minorHAnsi" w:hAnsiTheme="minorHAnsi" w:cstheme="minorHAnsi"/>
-                <w:noProof/>
-                <w:color w:val="4A66AC" w:themeColor="accent1"/>
-                <w:sz w:val="18"/>
-                <w:szCs w:val="18"/>
-              </w:rPr>
-              <w:t>Social Support/Respite 2 hours weekly</w:t>
             </w:r>
             <w:r>
               <w:rPr>
@@ -31930,7 +31406,7 @@
                 <w:sz w:val="18"/>
                 <w:szCs w:val="18"/>
               </w:rPr>
-              <w:t>Personal Emergeny Response System , Not required</w:t>
+              <w:t>Personal Emergeny Response System , Installed</w:t>
             </w:r>
             <w:r>
               <w:rPr>
@@ -32054,7 +31530,7 @@
                 <w:sz w:val="18"/>
                 <w:szCs w:val="18"/>
               </w:rPr>
-              <w:t>Rear of unit between sliding doors</w:t>
+              <w:t>NA</w:t>
             </w:r>
             <w:r>
               <w:rPr>
@@ -32109,7 +31585,7 @@
                 <w:sz w:val="18"/>
                 <w:szCs w:val="18"/>
               </w:rPr>
-              <w:t>In Procura</w:t>
+              <w:t>NA</w:t>
             </w:r>
             <w:r>
               <w:rPr>
@@ -32195,25 +31671,6 @@
                 <w:szCs w:val="18"/>
               </w:rPr>
               <w:instrText xml:space="preserve"> MERGEFIELD "otherEquipmentUsed" </w:instrText>
-            </w:r>
-            <w:r>
-              <w:rPr>
-                <w:rFonts w:cstheme="minorHAnsi"/>
-                <w:color w:val="4A66AC" w:themeColor="accent1"/>
-                <w:sz w:val="18"/>
-                <w:szCs w:val="18"/>
-              </w:rPr>
-              <w:fldChar w:fldCharType="separate"/>
-            </w:r>
-            <w:r>
-              <w:rPr>
-                <w:rFonts w:cstheme="minorHAnsi"/>
-                <w:noProof/>
-                <w:color w:val="4A66AC" w:themeColor="accent1"/>
-                <w:sz w:val="18"/>
-                <w:szCs w:val="18"/>
-              </w:rPr>
-              <w:t>Shower chair/stool,Over toilet seat,Hospital bed</w:t>
             </w:r>
             <w:r>
               <w:rPr>
@@ -32262,25 +31719,6 @@
                 <w:sz w:val="18"/>
                 <w:szCs w:val="18"/>
               </w:rPr>
-              <w:fldChar w:fldCharType="separate"/>
-            </w:r>
-            <w:r>
-              <w:rPr>
-                <w:rFonts w:cstheme="minorHAnsi"/>
-                <w:noProof/>
-                <w:color w:val="4A66AC" w:themeColor="accent1"/>
-                <w:sz w:val="18"/>
-                <w:szCs w:val="18"/>
-              </w:rPr>
-              <w:t>Railing toilet,Railing bathroom,Ramps</w:t>
-            </w:r>
-            <w:r>
-              <w:rPr>
-                <w:rFonts w:cstheme="minorHAnsi"/>
-                <w:color w:val="4A66AC" w:themeColor="accent1"/>
-                <w:sz w:val="18"/>
-                <w:szCs w:val="18"/>
-              </w:rPr>
               <w:fldChar w:fldCharType="end"/>
             </w:r>
           </w:p>
@@ -32338,6 +31776,25 @@
                 <w:sz w:val="18"/>
                 <w:szCs w:val="18"/>
               </w:rPr>
+              <w:fldChar w:fldCharType="separate"/>
+            </w:r>
+            <w:r>
+              <w:rPr>
+                <w:rFonts w:cstheme="minorHAnsi"/>
+                <w:noProof/>
+                <w:color w:val="4A66AC" w:themeColor="accent1"/>
+                <w:sz w:val="18"/>
+                <w:szCs w:val="18"/>
+              </w:rPr>
+              <w:t>Shower chair/stool</w:t>
+            </w:r>
+            <w:r>
+              <w:rPr>
+                <w:rFonts w:cstheme="minorHAnsi"/>
+                <w:color w:val="4A66AC" w:themeColor="accent1"/>
+                <w:sz w:val="18"/>
+                <w:szCs w:val="18"/>
+              </w:rPr>
               <w:fldChar w:fldCharType="end"/>
             </w:r>
           </w:p>
@@ -32373,6 +31830,25 @@
                 <w:szCs w:val="18"/>
               </w:rPr>
               <w:instrText xml:space="preserve"> MERGEFIELD "homeModificationsRequired" </w:instrText>
+            </w:r>
+            <w:r>
+              <w:rPr>
+                <w:rFonts w:cstheme="minorHAnsi"/>
+                <w:color w:val="4A66AC" w:themeColor="accent1"/>
+                <w:sz w:val="18"/>
+                <w:szCs w:val="18"/>
+              </w:rPr>
+              <w:fldChar w:fldCharType="separate"/>
+            </w:r>
+            <w:r>
+              <w:rPr>
+                <w:rFonts w:cstheme="minorHAnsi"/>
+                <w:noProof/>
+                <w:color w:val="4A66AC" w:themeColor="accent1"/>
+                <w:sz w:val="18"/>
+                <w:szCs w:val="18"/>
+              </w:rPr>
+              <w:t>Railing bathroom</w:t>
             </w:r>
             <w:r>
               <w:rPr>
@@ -32709,7 +32185,7 @@
                 <w:sz w:val="18"/>
                 <w:szCs w:val="18"/>
               </w:rPr>
-              <w:t>Call my home phone,Call my mobile,Call my next of kin</w:t>
+              <w:t>Call my mobile,Call my next of kin</w:t>
             </w:r>
             <w:r>
               <w:rPr>
@@ -32790,25 +32266,6 @@
                 <w:sz w:val="18"/>
                 <w:szCs w:val="18"/>
               </w:rPr>
-              <w:fldChar w:fldCharType="separate"/>
-            </w:r>
-            <w:r>
-              <w:rPr>
-                <w:rFonts w:cstheme="minorHAnsi"/>
-                <w:noProof/>
-                <w:color w:val="4A66AC" w:themeColor="accent1"/>
-                <w:sz w:val="18"/>
-                <w:szCs w:val="18"/>
-              </w:rPr>
-              <w:t>Do not contact emergency services</w:t>
-            </w:r>
-            <w:r>
-              <w:rPr>
-                <w:rFonts w:cstheme="minorHAnsi"/>
-                <w:color w:val="4A66AC" w:themeColor="accent1"/>
-                <w:sz w:val="18"/>
-                <w:szCs w:val="18"/>
-              </w:rPr>
               <w:fldChar w:fldCharType="end"/>
             </w:r>
           </w:p>
@@ -32889,7 +32346,7 @@
                 <w:sz w:val="18"/>
                 <w:szCs w:val="18"/>
               </w:rPr>
-              <w:t>Contact Ambulance services</w:t>
+              <w:t>Contact Ambulance services,Contact my emergency contacts</w:t>
             </w:r>
             <w:r>
               <w:rPr>
@@ -32929,25 +32386,6 @@
                 <w:szCs w:val="18"/>
               </w:rPr>
               <w:instrText xml:space="preserve"> MERGEFIELD "emergencyPlanningOther" </w:instrText>
-            </w:r>
-            <w:r>
-              <w:rPr>
-                <w:rFonts w:cstheme="minorHAnsi"/>
-                <w:color w:val="4A66AC" w:themeColor="accent1"/>
-                <w:sz w:val="18"/>
-                <w:szCs w:val="18"/>
-              </w:rPr>
-              <w:fldChar w:fldCharType="separate"/>
-            </w:r>
-            <w:r>
-              <w:rPr>
-                <w:rFonts w:cstheme="minorHAnsi"/>
-                <w:noProof/>
-                <w:color w:val="4A66AC" w:themeColor="accent1"/>
-                <w:sz w:val="18"/>
-                <w:szCs w:val="18"/>
-              </w:rPr>
-              <w:t>Client is always with someone.  Plans for hospice admission if Joy not able to provide support at home.</w:t>
             </w:r>
             <w:r>
               <w:rPr>
@@ -33559,7 +32997,7 @@
                 <w:sz w:val="20"/>
                 <w:szCs w:val="20"/>
               </w:rPr>
-              <w:t xml:space="preserve">John was born in Devon, England, he was a Fitter and Blacksmith in the Engineering field. John moved to New Zealand in 1971 for work and met his wife Joy. They moved to Perth, Australia in 1989 and later to Busselton to be near to their daughter Michele and her family. John and Joy have been together for 50 years, they have 3 children (Michelle -Margaret River, Shane -Canada and Kirsten in New Zealand). Joy has been caring for John in an increasing capacity over the past 20 years since his diagnosis of asbestosis and his chronic back condition. John's lung disease has gradually progressed over the years, he is being managed with a palliative treatment approach now. </w:t>
+              <w:t>David was born in South Africa and emigrated to Western Australian in 2000 with his wife and two sons, 1 son lives in Bunbury, the other is in NSW.  David was later diagnosed with Fibromyalgia and admitted to hospital, when discharged he took a redundancy package from his position of Town Planner which he had held for 11 years. David and his wife separated, he moved into the National Lifestyle Village in West Busselton in May 2013. In November 2023, David was diagnosed with Pancreatic Cancer, he has been reliant on help from his church community since he commenced treatment.</w:t>
             </w:r>
             <w:r>
               <w:rPr>
@@ -33629,7 +33067,7 @@
                 <w:sz w:val="18"/>
                 <w:szCs w:val="18"/>
               </w:rPr>
-              <w:t>To have the support I need to live at home for as long as possible.</w:t>
+              <w:t>To be as active as possible and maintain/maximize independence while living at home.</w:t>
             </w:r>
           </w:p>
           <w:p>
@@ -33639,30 +33077,6 @@
               <w:adjustRightInd w:val="0"/>
               <w:rPr>
                 <w:rFonts w:cstheme="minorHAnsi"/>
-                <w:noProof/>
-                <w:color w:val="4A66AC" w:themeColor="accent1"/>
-                <w:sz w:val="18"/>
-                <w:szCs w:val="18"/>
-              </w:rPr>
-            </w:pPr>
-            <w:r>
-              <w:rPr>
-                <w:rFonts w:cstheme="minorHAnsi"/>
-                <w:noProof/>
-                <w:color w:val="4A66AC" w:themeColor="accent1"/>
-                <w:sz w:val="18"/>
-                <w:szCs w:val="18"/>
-              </w:rPr>
-              <w:t>For Joy to have respite.</w:t>
-            </w:r>
-          </w:p>
-          <w:p>
-            <w:pPr>
-              <w:autoSpaceDE w:val="0"/>
-              <w:autoSpaceDN w:val="0"/>
-              <w:adjustRightInd w:val="0"/>
-              <w:rPr>
-                <w:rFonts w:cstheme="minorHAnsi"/>
                 <w:sz w:val="20"/>
                 <w:szCs w:val="20"/>
               </w:rPr>
@@ -33675,7 +33089,7 @@
                 <w:sz w:val="18"/>
                 <w:szCs w:val="18"/>
               </w:rPr>
-              <w:t>To receive the right care at the right time, I have a plan to seek hospice support when I am no longer able to be cared for at home. This has been discussed with the palliative care service who will support this decision when the time comes.</w:t>
+              <w:t>I have a caravan project I am working on</w:t>
             </w:r>
             <w:r>
               <w:rPr>
@@ -33876,7 +33290,6 @@
               <w:adjustRightInd w:val="0"/>
               <w:rPr>
                 <w:rFonts w:cstheme="minorHAnsi"/>
-                <w:noProof/>
                 <w:color w:val="4A66AC" w:themeColor="accent1"/>
                 <w:sz w:val="18"/>
                 <w:szCs w:val="18"/>
@@ -33899,48 +33312,6 @@
                 <w:szCs w:val="18"/>
               </w:rPr>
               <w:instrText xml:space="preserve"> MERGEFIELD "likesDislikes" </w:instrText>
-            </w:r>
-            <w:r>
-              <w:rPr>
-                <w:rFonts w:cstheme="minorHAnsi"/>
-                <w:color w:val="4A66AC" w:themeColor="accent1"/>
-                <w:sz w:val="18"/>
-                <w:szCs w:val="18"/>
-              </w:rPr>
-              <w:fldChar w:fldCharType="separate"/>
-            </w:r>
-            <w:r>
-              <w:rPr>
-                <w:rFonts w:cstheme="minorHAnsi"/>
-                <w:noProof/>
-                <w:color w:val="4A66AC" w:themeColor="accent1"/>
-                <w:sz w:val="18"/>
-                <w:szCs w:val="18"/>
-              </w:rPr>
-              <w:t xml:space="preserve">John has enjoyed painting, playing Squash, using the computer and was a member of a Bonsai Club. He loves being around his grandchildren and watches documentaries on TV when feeling up to it. </w:t>
-            </w:r>
-          </w:p>
-          <w:p>
-            <w:pPr>
-              <w:autoSpaceDE w:val="0"/>
-              <w:autoSpaceDN w:val="0"/>
-              <w:adjustRightInd w:val="0"/>
-              <w:rPr>
-                <w:rFonts w:cstheme="minorHAnsi"/>
-                <w:color w:val="4A66AC" w:themeColor="accent1"/>
-                <w:sz w:val="18"/>
-                <w:szCs w:val="18"/>
-              </w:rPr>
-            </w:pPr>
-            <w:r>
-              <w:rPr>
-                <w:rFonts w:cstheme="minorHAnsi"/>
-                <w:noProof/>
-                <w:color w:val="4A66AC" w:themeColor="accent1"/>
-                <w:sz w:val="18"/>
-                <w:szCs w:val="18"/>
-              </w:rPr>
-              <w:t>John likes the outdoors and going for a ride in the wheelchair on warmer sunny days.</w:t>
             </w:r>
             <w:r>
               <w:rPr>
@@ -34029,7 +33400,6 @@
                 <w:sz w:val="18"/>
                 <w:szCs w:val="18"/>
               </w:rPr>
-              <w:lastRenderedPageBreak/>
               <w:t>My Strengths:</w:t>
             </w:r>
             <w:r>
@@ -34204,6 +33574,7 @@
                 <w:sz w:val="18"/>
                 <w:szCs w:val="18"/>
               </w:rPr>
+              <w:lastRenderedPageBreak/>
               <w:t>Motivation to achieve: …………</w:t>
             </w:r>
             <w:proofErr w:type="gramStart"/>
@@ -34329,6 +33700,7 @@
                 <w:sz w:val="18"/>
                 <w:szCs w:val="18"/>
               </w:rPr>
+              <w:lastRenderedPageBreak/>
               <w:t>Long term goals:</w:t>
             </w:r>
             <w:r>
@@ -34401,6 +33773,7 @@
                 <w:sz w:val="18"/>
                 <w:szCs w:val="18"/>
               </w:rPr>
+              <w:lastRenderedPageBreak/>
               <w:t>Motivation to achieve: …………</w:t>
             </w:r>
             <w:proofErr w:type="gramStart"/>
@@ -35132,25 +34505,6 @@
                 <w:sz w:val="18"/>
                 <w:szCs w:val="18"/>
               </w:rPr>
-              <w:fldChar w:fldCharType="separate"/>
-            </w:r>
-            <w:r>
-              <w:rPr>
-                <w:rFonts w:cstheme="minorHAnsi"/>
-                <w:noProof/>
-                <w:color w:val="4A66AC" w:themeColor="accent1"/>
-                <w:sz w:val="18"/>
-                <w:szCs w:val="18"/>
-              </w:rPr>
-              <w:t>Functional ADL Ax , Not required</w:t>
-            </w:r>
-            <w:r>
-              <w:rPr>
-                <w:rFonts w:cstheme="minorHAnsi"/>
-                <w:color w:val="4A66AC" w:themeColor="accent1"/>
-                <w:sz w:val="18"/>
-                <w:szCs w:val="18"/>
-              </w:rPr>
               <w:fldChar w:fldCharType="end"/>
             </w:r>
           </w:p>
@@ -35382,7 +34736,7 @@
                 <w:sz w:val="18"/>
                 <w:szCs w:val="18"/>
               </w:rPr>
-              <w:t>Pain Ax , Completed</w:t>
+              <w:t>Pain Ax , Required</w:t>
             </w:r>
             <w:r>
               <w:rPr>
@@ -35442,7 +34796,7 @@
                 <w:sz w:val="18"/>
                 <w:szCs w:val="18"/>
               </w:rPr>
-              <w:t>Pressure injury risk Ax , Required</w:t>
+              <w:t>Pressure injury risk Ax , Completed</w:t>
             </w:r>
             <w:r>
               <w:rPr>
@@ -35565,25 +34919,6 @@
                 <w:sz w:val="18"/>
                 <w:szCs w:val="18"/>
               </w:rPr>
-              <w:fldChar w:fldCharType="separate"/>
-            </w:r>
-            <w:r>
-              <w:rPr>
-                <w:rFonts w:cstheme="minorHAnsi"/>
-                <w:noProof/>
-                <w:color w:val="4A66AC" w:themeColor="accent1"/>
-                <w:sz w:val="18"/>
-                <w:szCs w:val="18"/>
-              </w:rPr>
-              <w:t>PT referral , Not required</w:t>
-            </w:r>
-            <w:r>
-              <w:rPr>
-                <w:rFonts w:cstheme="minorHAnsi"/>
-                <w:color w:val="4A66AC" w:themeColor="accent1"/>
-                <w:sz w:val="18"/>
-                <w:szCs w:val="18"/>
-              </w:rPr>
               <w:fldChar w:fldCharType="end"/>
             </w:r>
           </w:p>
@@ -35625,25 +34960,6 @@
                 <w:sz w:val="18"/>
                 <w:szCs w:val="18"/>
               </w:rPr>
-              <w:fldChar w:fldCharType="separate"/>
-            </w:r>
-            <w:r>
-              <w:rPr>
-                <w:rFonts w:cstheme="minorHAnsi"/>
-                <w:noProof/>
-                <w:color w:val="4A66AC" w:themeColor="accent1"/>
-                <w:sz w:val="18"/>
-                <w:szCs w:val="18"/>
-              </w:rPr>
-              <w:t>OT referral , Not required</w:t>
-            </w:r>
-            <w:r>
-              <w:rPr>
-                <w:rFonts w:cstheme="minorHAnsi"/>
-                <w:color w:val="4A66AC" w:themeColor="accent1"/>
-                <w:sz w:val="18"/>
-                <w:szCs w:val="18"/>
-              </w:rPr>
               <w:fldChar w:fldCharType="end"/>
             </w:r>
           </w:p>
@@ -35685,25 +35001,6 @@
                 <w:sz w:val="18"/>
                 <w:szCs w:val="18"/>
               </w:rPr>
-              <w:fldChar w:fldCharType="separate"/>
-            </w:r>
-            <w:r>
-              <w:rPr>
-                <w:rFonts w:cstheme="minorHAnsi"/>
-                <w:noProof/>
-                <w:color w:val="4A66AC" w:themeColor="accent1"/>
-                <w:sz w:val="18"/>
-                <w:szCs w:val="18"/>
-              </w:rPr>
-              <w:t>GP referral , Not required</w:t>
-            </w:r>
-            <w:r>
-              <w:rPr>
-                <w:rFonts w:cstheme="minorHAnsi"/>
-                <w:color w:val="4A66AC" w:themeColor="accent1"/>
-                <w:sz w:val="18"/>
-                <w:szCs w:val="18"/>
-              </w:rPr>
               <w:fldChar w:fldCharType="end"/>
             </w:r>
           </w:p>
@@ -35745,25 +35042,6 @@
                 <w:sz w:val="18"/>
                 <w:szCs w:val="18"/>
               </w:rPr>
-              <w:fldChar w:fldCharType="separate"/>
-            </w:r>
-            <w:r>
-              <w:rPr>
-                <w:rFonts w:cstheme="minorHAnsi"/>
-                <w:noProof/>
-                <w:color w:val="4A66AC" w:themeColor="accent1"/>
-                <w:sz w:val="18"/>
-                <w:szCs w:val="18"/>
-              </w:rPr>
-              <w:t>Podiatry referral , Required</w:t>
-            </w:r>
-            <w:r>
-              <w:rPr>
-                <w:rFonts w:cstheme="minorHAnsi"/>
-                <w:color w:val="4A66AC" w:themeColor="accent1"/>
-                <w:sz w:val="18"/>
-                <w:szCs w:val="18"/>
-              </w:rPr>
               <w:fldChar w:fldCharType="end"/>
             </w:r>
           </w:p>
@@ -35805,25 +35083,6 @@
                 <w:sz w:val="18"/>
                 <w:szCs w:val="18"/>
               </w:rPr>
-              <w:fldChar w:fldCharType="separate"/>
-            </w:r>
-            <w:r>
-              <w:rPr>
-                <w:rFonts w:cstheme="minorHAnsi"/>
-                <w:noProof/>
-                <w:color w:val="4A66AC" w:themeColor="accent1"/>
-                <w:sz w:val="18"/>
-                <w:szCs w:val="18"/>
-              </w:rPr>
-              <w:t>Dietician referral , Completed</w:t>
-            </w:r>
-            <w:r>
-              <w:rPr>
-                <w:rFonts w:cstheme="minorHAnsi"/>
-                <w:color w:val="4A66AC" w:themeColor="accent1"/>
-                <w:sz w:val="18"/>
-                <w:szCs w:val="18"/>
-              </w:rPr>
               <w:fldChar w:fldCharType="end"/>
             </w:r>
           </w:p>
@@ -35865,25 +35124,6 @@
                 <w:sz w:val="18"/>
                 <w:szCs w:val="18"/>
               </w:rPr>
-              <w:fldChar w:fldCharType="separate"/>
-            </w:r>
-            <w:r>
-              <w:rPr>
-                <w:rFonts w:cstheme="minorHAnsi"/>
-                <w:noProof/>
-                <w:color w:val="4A66AC" w:themeColor="accent1"/>
-                <w:sz w:val="18"/>
-                <w:szCs w:val="18"/>
-              </w:rPr>
-              <w:t>Speach pathologist referral , Not required</w:t>
-            </w:r>
-            <w:r>
-              <w:rPr>
-                <w:rFonts w:cstheme="minorHAnsi"/>
-                <w:color w:val="4A66AC" w:themeColor="accent1"/>
-                <w:sz w:val="18"/>
-                <w:szCs w:val="18"/>
-              </w:rPr>
               <w:fldChar w:fldCharType="end"/>
             </w:r>
           </w:p>
@@ -35925,25 +35165,6 @@
                 <w:sz w:val="18"/>
                 <w:szCs w:val="18"/>
               </w:rPr>
-              <w:fldChar w:fldCharType="separate"/>
-            </w:r>
-            <w:r>
-              <w:rPr>
-                <w:rFonts w:cstheme="minorHAnsi"/>
-                <w:noProof/>
-                <w:color w:val="4A66AC" w:themeColor="accent1"/>
-                <w:sz w:val="18"/>
-                <w:szCs w:val="18"/>
-              </w:rPr>
-              <w:t>Nursing referral , Required</w:t>
-            </w:r>
-            <w:r>
-              <w:rPr>
-                <w:rFonts w:cstheme="minorHAnsi"/>
-                <w:color w:val="4A66AC" w:themeColor="accent1"/>
-                <w:sz w:val="18"/>
-                <w:szCs w:val="18"/>
-              </w:rPr>
               <w:fldChar w:fldCharType="end"/>
             </w:r>
           </w:p>
@@ -35985,25 +35206,6 @@
                 <w:sz w:val="18"/>
                 <w:szCs w:val="18"/>
               </w:rPr>
-              <w:fldChar w:fldCharType="separate"/>
-            </w:r>
-            <w:r>
-              <w:rPr>
-                <w:rFonts w:cstheme="minorHAnsi"/>
-                <w:noProof/>
-                <w:color w:val="4A66AC" w:themeColor="accent1"/>
-                <w:sz w:val="18"/>
-                <w:szCs w:val="18"/>
-              </w:rPr>
-              <w:t>dietician review has been completed needs follow up for supplements. John has appropriate mobility aids and is not a candidate for HEP.  WP to discuss nursing assessment in view of falls and pressure injury risk.</w:t>
-            </w:r>
-            <w:r>
-              <w:rPr>
-                <w:rFonts w:cstheme="minorHAnsi"/>
-                <w:color w:val="4A66AC" w:themeColor="accent1"/>
-                <w:sz w:val="18"/>
-                <w:szCs w:val="18"/>
-              </w:rPr>
               <w:fldChar w:fldCharType="end"/>
             </w:r>
           </w:p>
@@ -36159,27 +35361,6 @@
                 <w:szCs w:val="18"/>
                 <w:u w:val="single"/>
               </w:rPr>
-              <w:fldChar w:fldCharType="separate"/>
-            </w:r>
-            <w:r>
-              <w:rPr>
-                <w:rFonts w:cstheme="minorHAnsi"/>
-                <w:noProof/>
-                <w:color w:val="4A66AC" w:themeColor="accent1"/>
-                <w:sz w:val="18"/>
-                <w:szCs w:val="18"/>
-                <w:u w:val="single"/>
-              </w:rPr>
-              <w:t>PT referral , Not required</w:t>
-            </w:r>
-            <w:r>
-              <w:rPr>
-                <w:rFonts w:cstheme="minorHAnsi"/>
-                <w:color w:val="4A66AC" w:themeColor="accent1"/>
-                <w:sz w:val="18"/>
-                <w:szCs w:val="18"/>
-                <w:u w:val="single"/>
-              </w:rPr>
               <w:fldChar w:fldCharType="end"/>
             </w:r>
           </w:p>
@@ -36234,27 +35415,6 @@
                 <w:szCs w:val="18"/>
                 <w:u w:val="single"/>
               </w:rPr>
-              <w:fldChar w:fldCharType="separate"/>
-            </w:r>
-            <w:r>
-              <w:rPr>
-                <w:rFonts w:cstheme="minorHAnsi"/>
-                <w:noProof/>
-                <w:color w:val="4A66AC" w:themeColor="accent1"/>
-                <w:sz w:val="18"/>
-                <w:szCs w:val="18"/>
-                <w:u w:val="single"/>
-              </w:rPr>
-              <w:t>OT referral , Not required</w:t>
-            </w:r>
-            <w:r>
-              <w:rPr>
-                <w:rFonts w:cstheme="minorHAnsi"/>
-                <w:color w:val="4A66AC" w:themeColor="accent1"/>
-                <w:sz w:val="18"/>
-                <w:szCs w:val="18"/>
-                <w:u w:val="single"/>
-              </w:rPr>
               <w:fldChar w:fldCharType="end"/>
             </w:r>
           </w:p>
@@ -36309,27 +35469,6 @@
                 <w:szCs w:val="18"/>
                 <w:u w:val="single"/>
               </w:rPr>
-              <w:fldChar w:fldCharType="separate"/>
-            </w:r>
-            <w:r>
-              <w:rPr>
-                <w:rFonts w:cstheme="minorHAnsi"/>
-                <w:noProof/>
-                <w:color w:val="4A66AC" w:themeColor="accent1"/>
-                <w:sz w:val="18"/>
-                <w:szCs w:val="18"/>
-                <w:u w:val="single"/>
-              </w:rPr>
-              <w:t>GP referral , Not required</w:t>
-            </w:r>
-            <w:r>
-              <w:rPr>
-                <w:rFonts w:cstheme="minorHAnsi"/>
-                <w:color w:val="4A66AC" w:themeColor="accent1"/>
-                <w:sz w:val="18"/>
-                <w:szCs w:val="18"/>
-                <w:u w:val="single"/>
-              </w:rPr>
               <w:fldChar w:fldCharType="end"/>
             </w:r>
           </w:p>
@@ -36384,27 +35523,6 @@
                 <w:szCs w:val="18"/>
                 <w:u w:val="single"/>
               </w:rPr>
-              <w:fldChar w:fldCharType="separate"/>
-            </w:r>
-            <w:r>
-              <w:rPr>
-                <w:rFonts w:cstheme="minorHAnsi"/>
-                <w:noProof/>
-                <w:color w:val="4A66AC" w:themeColor="accent1"/>
-                <w:sz w:val="18"/>
-                <w:szCs w:val="18"/>
-                <w:u w:val="single"/>
-              </w:rPr>
-              <w:t>Podiatry referral , Required</w:t>
-            </w:r>
-            <w:r>
-              <w:rPr>
-                <w:rFonts w:cstheme="minorHAnsi"/>
-                <w:color w:val="4A66AC" w:themeColor="accent1"/>
-                <w:sz w:val="18"/>
-                <w:szCs w:val="18"/>
-                <w:u w:val="single"/>
-              </w:rPr>
               <w:fldChar w:fldCharType="end"/>
             </w:r>
           </w:p>
@@ -36450,27 +35568,6 @@
                 <w:u w:val="single"/>
               </w:rPr>
               <w:instrText xml:space="preserve"> MERGEFIELD "referralsComments" </w:instrText>
-            </w:r>
-            <w:r>
-              <w:rPr>
-                <w:rFonts w:cstheme="minorHAnsi"/>
-                <w:color w:val="4A66AC" w:themeColor="accent1"/>
-                <w:sz w:val="18"/>
-                <w:szCs w:val="18"/>
-                <w:u w:val="single"/>
-              </w:rPr>
-              <w:fldChar w:fldCharType="separate"/>
-            </w:r>
-            <w:r>
-              <w:rPr>
-                <w:rFonts w:cstheme="minorHAnsi"/>
-                <w:noProof/>
-                <w:color w:val="4A66AC" w:themeColor="accent1"/>
-                <w:sz w:val="18"/>
-                <w:szCs w:val="18"/>
-                <w:u w:val="single"/>
-              </w:rPr>
-              <w:t>dietician review has been completed needs follow up for supplements. John has appropriate mobility aids and is not a candidate for HEP.  WP to discuss nursing assessment in view of falls and pressure injury risk.</w:t>
             </w:r>
             <w:r>
               <w:rPr>
@@ -37917,7 +37014,7 @@
                 <w:sz w:val="18"/>
                 <w:szCs w:val="18"/>
               </w:rPr>
-              <w:t>26/07/2024</w:t>
+              <w:t>5/09/2024</w:t>
             </w:r>
             <w:r>
               <w:rPr>
@@ -44779,19 +43876,6 @@
 </file>
 
 <file path=customXml/item1.xml><?xml version="1.0" encoding="utf-8"?>
-<b:Sources xmlns:b="http://schemas.openxmlformats.org/officeDocument/2006/bibliography" xmlns="http://schemas.openxmlformats.org/officeDocument/2006/bibliography" SelectedStyle="\APA.XSL" StyleName="APA"/>
-</file>
-
-<file path=customXml/item2.xml><?xml version="1.0" encoding="utf-8"?>
-<?mso-contentType ?>
-<FormTemplates xmlns="http://schemas.microsoft.com/sharepoint/v3/contenttype/forms">
-  <Display>DocumentLibraryForm</Display>
-  <Edit>DocumentLibraryForm</Edit>
-  <New>DocumentLibraryForm</New>
-</FormTemplates>
-</file>
-
-<file path=customXml/item3.xml><?xml version="1.0" encoding="utf-8"?>
 <ct:contentTypeSchema xmlns:ct="http://schemas.microsoft.com/office/2006/metadata/contentType" xmlns:ma="http://schemas.microsoft.com/office/2006/metadata/properties/metaAttributes" ct:_="" ma:_="" ma:contentTypeName="Document" ma:contentTypeID="0x01010013461F6190805A41AE3BBFD14BFDEB0B" ma:contentTypeVersion="6" ma:contentTypeDescription="Create a new document." ma:contentTypeScope="" ma:versionID="f85b76c90ce673219181e1be55fa875b">
   <xsd:schema xmlns:xsd="http://www.w3.org/2001/XMLSchema" xmlns:xs="http://www.w3.org/2001/XMLSchema" xmlns:p="http://schemas.microsoft.com/office/2006/metadata/properties" xmlns:ns2="e29a62be-416b-491d-857a-96c1d64e0c32" xmlns:ns3="50e9b9e5-1315-44c4-ad31-bc311d91ada4" targetNamespace="http://schemas.microsoft.com/office/2006/metadata/properties" ma:root="true" ma:fieldsID="45cf87056c0d3f9f2d3eb681f915dc4e" ns2:_="" ns3:_="">
     <xsd:import namespace="e29a62be-416b-491d-857a-96c1d64e0c32"/>
@@ -44970,7 +44054,7 @@
 </ct:contentTypeSchema>
 </file>
 
-<file path=customXml/item4.xml><?xml version="1.0" encoding="utf-8"?>
+<file path=customXml/item2.xml><?xml version="1.0" encoding="utf-8"?>
 <p:properties xmlns:p="http://schemas.microsoft.com/office/2006/metadata/properties" xmlns:xsi="http://www.w3.org/2001/XMLSchema-instance" xmlns:pc="http://schemas.microsoft.com/office/infopath/2007/PartnerControls">
   <documentManagement>
     <SharedWithUsers xmlns="50e9b9e5-1315-44c4-ad31-bc311d91ada4">
@@ -45004,23 +44088,20 @@
 </p:properties>
 </file>
 
-<file path=customXml/itemProps1.xml><?xml version="1.0" encoding="utf-8"?>
-<ds:datastoreItem xmlns:ds="http://schemas.openxmlformats.org/officeDocument/2006/customXml" ds:itemID="{E5D80ECB-1E2C-4A58-878D-14E837CB315A}">
-  <ds:schemaRefs>
-    <ds:schemaRef ds:uri="http://schemas.openxmlformats.org/officeDocument/2006/bibliography"/>
-  </ds:schemaRefs>
-</ds:datastoreItem>
+<file path=customXml/item3.xml><?xml version="1.0" encoding="utf-8"?>
+<b:Sources xmlns:b="http://schemas.openxmlformats.org/officeDocument/2006/bibliography" xmlns="http://schemas.openxmlformats.org/officeDocument/2006/bibliography" SelectedStyle="\APA.XSL" StyleName="APA"/>
 </file>
 
-<file path=customXml/itemProps2.xml><?xml version="1.0" encoding="utf-8"?>
-<ds:datastoreItem xmlns:ds="http://schemas.openxmlformats.org/officeDocument/2006/customXml" ds:itemID="{F194E6EA-B699-463B-89E7-FAAF4FC6E8F6}">
-  <ds:schemaRefs>
-    <ds:schemaRef ds:uri="http://schemas.microsoft.com/sharepoint/v3/contenttype/forms"/>
-  </ds:schemaRefs>
-</ds:datastoreItem>
+<file path=customXml/item4.xml><?xml version="1.0" encoding="utf-8"?>
+<?mso-contentType ?>
+<FormTemplates xmlns="http://schemas.microsoft.com/sharepoint/v3/contenttype/forms">
+  <Display>DocumentLibraryForm</Display>
+  <Edit>DocumentLibraryForm</Edit>
+  <New>DocumentLibraryForm</New>
+</FormTemplates>
 </file>
 
-<file path=customXml/itemProps3.xml><?xml version="1.0" encoding="utf-8"?>
+<file path=customXml/itemProps1.xml><?xml version="1.0" encoding="utf-8"?>
 <ds:datastoreItem xmlns:ds="http://schemas.openxmlformats.org/officeDocument/2006/customXml" ds:itemID="{2FC1EE08-910A-499D-A187-7854AA805299}">
   <ds:schemaRefs>
     <ds:schemaRef ds:uri="http://schemas.microsoft.com/office/2006/metadata/contentType"/>
@@ -45039,7 +44120,7 @@
 </ds:datastoreItem>
 </file>
 
-<file path=customXml/itemProps4.xml><?xml version="1.0" encoding="utf-8"?>
+<file path=customXml/itemProps2.xml><?xml version="1.0" encoding="utf-8"?>
 <ds:datastoreItem xmlns:ds="http://schemas.openxmlformats.org/officeDocument/2006/customXml" ds:itemID="{B8D4148E-501B-4115-8F2F-75709679DD1E}">
   <ds:schemaRefs>
     <ds:schemaRef ds:uri="http://purl.org/dc/dcmitype/"/>
@@ -45054,4 +44135,20 @@
     <ds:schemaRef ds:uri="http://schemas.microsoft.com/office/2006/metadata/properties"/>
   </ds:schemaRefs>
 </ds:datastoreItem>
+</file>
+
+<file path=customXml/itemProps3.xml><?xml version="1.0" encoding="utf-8"?>
+<ds:datastoreItem xmlns:ds="http://schemas.openxmlformats.org/officeDocument/2006/customXml" ds:itemID="{E5D80ECB-1E2C-4A58-878D-14E837CB315A}">
+  <ds:schemaRefs>
+    <ds:schemaRef ds:uri="http://schemas.openxmlformats.org/officeDocument/2006/bibliography"/>
+  </ds:schemaRefs>
+</ds:datastoreItem>
+</file>
+
+<file path=customXml/itemProps4.xml><?xml version="1.0" encoding="utf-8"?>
+<ds:datastoreItem xmlns:ds="http://schemas.openxmlformats.org/officeDocument/2006/customXml" ds:itemID="{F194E6EA-B699-463B-89E7-FAAF4FC6E8F6}">
+  <ds:schemaRefs>
+    <ds:schemaRef ds:uri="http://schemas.microsoft.com/sharepoint/v3/contenttype/forms"/>
+  </ds:schemaRefs>
+</ds:datastoreItem>
 </file>
--- a/merge/Client Assessment Tool V2.4 30.03.2023.docx
+++ b/merge/Client Assessment Tool V2.4 30.03.2023.docx
@@ -129,7 +129,7 @@
                 <w:sz w:val="18"/>
                 <w:szCs w:val="18"/>
               </w:rPr>
-              <w:t>David</w:t>
+              <w:t>Michael</w:t>
             </w:r>
             <w:r>
               <w:rPr>
@@ -163,7 +163,6 @@
                 <w:szCs w:val="18"/>
               </w:rPr>
             </w:pPr>
-            <w:proofErr w:type="spellStart"/>
             <w:r>
               <w:rPr>
                 <w:rFonts w:asciiTheme="minorHAnsi" w:hAnsiTheme="minorHAnsi" w:cstheme="minorHAnsi"/>
@@ -207,9 +206,8 @@
                 <w:sz w:val="18"/>
                 <w:szCs w:val="18"/>
               </w:rPr>
-              <w:t>McLeod</w:t>
-            </w:r>
-            <w:proofErr w:type="spellEnd"/>
+              <w:t>Reeve</w:t>
+            </w:r>
             <w:r>
               <w:rPr>
                 <w:rFonts w:asciiTheme="minorHAnsi" w:hAnsiTheme="minorHAnsi" w:cstheme="minorHAnsi"/>
@@ -293,7 +291,7 @@
                 <w:sz w:val="18"/>
                 <w:szCs w:val="18"/>
               </w:rPr>
-              <w:t>1956-02-18</w:t>
+              <w:t>1928-08-27</w:t>
             </w:r>
             <w:r>
               <w:rPr>
@@ -365,6 +363,25 @@
                 <w:sz w:val="18"/>
                 <w:szCs w:val="18"/>
               </w:rPr>
+              <w:fldChar w:fldCharType="separate"/>
+            </w:r>
+            <w:r>
+              <w:rPr>
+                <w:rFonts w:asciiTheme="minorHAnsi" w:hAnsiTheme="minorHAnsi" w:cstheme="minorHAnsi"/>
+                <w:noProof/>
+                <w:color w:val="4A66AC" w:themeColor="accent1"/>
+                <w:sz w:val="18"/>
+                <w:szCs w:val="18"/>
+              </w:rPr>
+              <w:t>Mike</w:t>
+            </w:r>
+            <w:r>
+              <w:rPr>
+                <w:rFonts w:asciiTheme="minorHAnsi" w:hAnsiTheme="minorHAnsi" w:cstheme="minorHAnsi"/>
+                <w:color w:val="4A66AC" w:themeColor="accent1"/>
+                <w:sz w:val="18"/>
+                <w:szCs w:val="18"/>
+              </w:rPr>
               <w:fldChar w:fldCharType="end"/>
             </w:r>
           </w:p>
@@ -438,7 +455,7 @@
                 <w:sz w:val="18"/>
                 <w:szCs w:val="18"/>
               </w:rPr>
-              <w:t>Unit 86 16 Leeuwin Boulevard</w:t>
+              <w:t>4 Hough Place</w:t>
             </w:r>
             <w:r>
               <w:rPr>
@@ -486,7 +503,6 @@
                 <w:szCs w:val="18"/>
               </w:rPr>
             </w:pPr>
-            <w:proofErr w:type="spellStart"/>
             <w:r>
               <w:rPr>
                 <w:rFonts w:asciiTheme="minorHAnsi" w:hAnsiTheme="minorHAnsi" w:cstheme="minorHAnsi"/>
@@ -530,18 +546,7 @@
                 <w:sz w:val="18"/>
                 <w:szCs w:val="18"/>
               </w:rPr>
-              <w:t>West</w:t>
-            </w:r>
-            <w:proofErr w:type="spellEnd"/>
-            <w:r>
-              <w:rPr>
-                <w:rFonts w:asciiTheme="minorHAnsi" w:hAnsiTheme="minorHAnsi" w:cstheme="minorHAnsi"/>
-                <w:noProof/>
-                <w:color w:val="4A66AC" w:themeColor="accent1"/>
-                <w:sz w:val="18"/>
-                <w:szCs w:val="18"/>
-              </w:rPr>
-              <w:t xml:space="preserve"> Busselton</w:t>
+              <w:t>Eaton</w:t>
             </w:r>
             <w:r>
               <w:rPr>
@@ -634,7 +639,7 @@
                 <w:sz w:val="18"/>
                 <w:szCs w:val="18"/>
               </w:rPr>
-              <w:t>6280</w:t>
+              <w:t>6232</w:t>
             </w:r>
             <w:r>
               <w:rPr>
@@ -685,19 +690,8 @@
                 <w:sz w:val="18"/>
                 <w:szCs w:val="18"/>
               </w:rPr>
-              <w:t xml:space="preserve">as per </w:t>
-            </w:r>
-            <w:proofErr w:type="spellStart"/>
-            <w:r>
-              <w:rPr>
-                <w:rFonts w:asciiTheme="minorHAnsi" w:hAnsiTheme="minorHAnsi" w:cstheme="minorHAnsi"/>
-                <w:color w:val="4A66AC" w:themeColor="accent1"/>
-                <w:sz w:val="18"/>
-                <w:szCs w:val="18"/>
-              </w:rPr>
-              <w:t>procura</w:t>
-            </w:r>
-            <w:proofErr w:type="spellEnd"/>
+              <w:t>as per procura</w:t>
+            </w:r>
           </w:p>
         </w:tc>
       </w:tr>
@@ -766,7 +760,7 @@
                 <w:sz w:val="18"/>
                 <w:szCs w:val="18"/>
               </w:rPr>
-              <w:t>0478 698 683</w:t>
+              <w:t>0488 251 021</w:t>
             </w:r>
             <w:r>
               <w:rPr>
@@ -841,6 +835,25 @@
                 <w:sz w:val="18"/>
                 <w:szCs w:val="18"/>
               </w:rPr>
+              <w:fldChar w:fldCharType="separate"/>
+            </w:r>
+            <w:r>
+              <w:rPr>
+                <w:rFonts w:asciiTheme="minorHAnsi" w:hAnsiTheme="minorHAnsi" w:cstheme="minorHAnsi"/>
+                <w:noProof/>
+                <w:color w:val="4A66AC" w:themeColor="accent1"/>
+                <w:sz w:val="18"/>
+                <w:szCs w:val="18"/>
+              </w:rPr>
+              <w:t>08 9725 1021</w:t>
+            </w:r>
+            <w:r>
+              <w:rPr>
+                <w:rFonts w:asciiTheme="minorHAnsi" w:hAnsiTheme="minorHAnsi" w:cstheme="minorHAnsi"/>
+                <w:color w:val="4A66AC" w:themeColor="accent1"/>
+                <w:sz w:val="18"/>
+                <w:szCs w:val="18"/>
+              </w:rPr>
               <w:fldChar w:fldCharType="end"/>
             </w:r>
           </w:p>
@@ -1044,6 +1057,25 @@
                 <w:sz w:val="18"/>
                 <w:szCs w:val="18"/>
               </w:rPr>
+              <w:fldChar w:fldCharType="separate"/>
+            </w:r>
+            <w:r>
+              <w:rPr>
+                <w:rFonts w:asciiTheme="minorHAnsi" w:hAnsiTheme="minorHAnsi" w:cstheme="minorHAnsi"/>
+                <w:noProof/>
+                <w:color w:val="4A66AC" w:themeColor="accent1"/>
+                <w:sz w:val="18"/>
+                <w:szCs w:val="18"/>
+              </w:rPr>
+              <w:t>Australia</w:t>
+            </w:r>
+            <w:r>
+              <w:rPr>
+                <w:rFonts w:asciiTheme="minorHAnsi" w:hAnsiTheme="minorHAnsi" w:cstheme="minorHAnsi"/>
+                <w:color w:val="4A66AC" w:themeColor="accent1"/>
+                <w:sz w:val="18"/>
+                <w:szCs w:val="18"/>
+              </w:rPr>
               <w:fldChar w:fldCharType="end"/>
             </w:r>
           </w:p>
@@ -1110,7 +1142,7 @@
                 <w:sz w:val="18"/>
                 <w:szCs w:val="18"/>
               </w:rPr>
-              <w:t>Divorced</w:t>
+              <w:t>Married</w:t>
             </w:r>
             <w:r>
               <w:rPr>
@@ -1191,7 +1223,7 @@
                 <w:sz w:val="18"/>
                 <w:szCs w:val="18"/>
               </w:rPr>
-              <w:t>No Carer</w:t>
+              <w:t>Co resident carer</w:t>
             </w:r>
             <w:r>
               <w:rPr>
@@ -1279,7 +1311,7 @@
                 <w:sz w:val="18"/>
                 <w:szCs w:val="18"/>
               </w:rPr>
-              <w:t>Lives alone</w:t>
+              <w:t>Lives in a couple</w:t>
             </w:r>
             <w:r>
               <w:rPr>
@@ -1367,7 +1399,7 @@
                 <w:sz w:val="18"/>
                 <w:szCs w:val="18"/>
               </w:rPr>
-              <w:t>ILU-retirement villiage</w:t>
+              <w:t>Private residence - owning purchasing</w:t>
             </w:r>
             <w:r>
               <w:rPr>
@@ -1777,7 +1809,7 @@
                 <w:sz w:val="18"/>
                 <w:szCs w:val="18"/>
               </w:rPr>
-              <w:t>Full</w:t>
+              <w:t>Part</w:t>
             </w:r>
             <w:r>
               <w:rPr>
@@ -2030,7 +2062,7 @@
                 <w:sz w:val="18"/>
                 <w:szCs w:val="18"/>
               </w:rPr>
-              <w:t>604-043-733J</w:t>
+              <w:t>603950828</w:t>
             </w:r>
             <w:r>
               <w:rPr>
@@ -2143,7 +2175,7 @@
                 <w:sz w:val="18"/>
                 <w:szCs w:val="18"/>
               </w:rPr>
-              <w:t>61678537181</w:t>
+              <w:t>606580141 - 1</w:t>
             </w:r>
             <w:r>
               <w:rPr>
@@ -2211,7 +2243,7 @@
                 <w:sz w:val="18"/>
                 <w:szCs w:val="18"/>
               </w:rPr>
-              <w:t>2026-01-01</w:t>
+              <w:t>2027-08-01</w:t>
             </w:r>
             <w:r>
               <w:rPr>
@@ -2436,6 +2468,25 @@
                 <w:sz w:val="18"/>
                 <w:szCs w:val="18"/>
               </w:rPr>
+              <w:fldChar w:fldCharType="separate"/>
+            </w:r>
+            <w:r>
+              <w:rPr>
+                <w:rFonts w:asciiTheme="minorHAnsi" w:eastAsia="MS Gothic" w:hAnsiTheme="minorHAnsi" w:cstheme="minorHAnsi"/>
+                <w:noProof/>
+                <w:color w:val="4A66AC" w:themeColor="accent1"/>
+                <w:sz w:val="18"/>
+                <w:szCs w:val="18"/>
+              </w:rPr>
+              <w:t>Has private health cover</w:t>
+            </w:r>
+            <w:r>
+              <w:rPr>
+                <w:rFonts w:asciiTheme="minorHAnsi" w:eastAsia="MS Gothic" w:hAnsiTheme="minorHAnsi" w:cstheme="minorHAnsi"/>
+                <w:color w:val="4A66AC" w:themeColor="accent1"/>
+                <w:sz w:val="18"/>
+                <w:szCs w:val="18"/>
+              </w:rPr>
               <w:fldChar w:fldCharType="end"/>
             </w:r>
           </w:p>
@@ -3007,7 +3058,7 @@
                 <w:sz w:val="18"/>
                 <w:szCs w:val="18"/>
               </w:rPr>
-              <w:t>AC73942799</w:t>
+              <w:t>AC85657872</w:t>
             </w:r>
             <w:r>
               <w:rPr>
@@ -3065,19 +3116,8 @@
                 <w:sz w:val="18"/>
                 <w:szCs w:val="18"/>
               </w:rPr>
-              <w:t xml:space="preserve">as </w:t>
-            </w:r>
-            <w:proofErr w:type="gramStart"/>
-            <w:r>
-              <w:rPr>
-                <w:rFonts w:asciiTheme="minorHAnsi" w:hAnsiTheme="minorHAnsi" w:cstheme="minorHAnsi"/>
-                <w:color w:val="4A66AC" w:themeColor="accent1"/>
-                <w:sz w:val="18"/>
-                <w:szCs w:val="18"/>
-              </w:rPr>
-              <w:t>per  MAC</w:t>
-            </w:r>
-            <w:proofErr w:type="gramEnd"/>
+              <w:t>as per  MAC</w:t>
+            </w:r>
           </w:p>
         </w:tc>
       </w:tr>
@@ -3241,7 +3281,7 @@
                 <w:sz w:val="18"/>
                 <w:szCs w:val="18"/>
               </w:rPr>
-              <w:t>Client has EPG? , No, information/referral provided</w:t>
+              <w:t>Client has EPG? :  Yes, details provided</w:t>
             </w:r>
             <w:r>
               <w:rPr>
@@ -3318,7 +3358,7 @@
                 <w:sz w:val="18"/>
                 <w:szCs w:val="18"/>
               </w:rPr>
-              <w:t>Client has EPA? , No, information/referral provided</w:t>
+              <w:t>Client has EPA? :  Yes, details provided</w:t>
             </w:r>
             <w:r>
               <w:rPr>
@@ -3393,7 +3433,7 @@
                 <w:sz w:val="18"/>
                 <w:szCs w:val="18"/>
               </w:rPr>
-              <w:t>Client has AHD? , No, information/referral provided</w:t>
+              <w:t>Client has AHD? :  No, information/referral provided</w:t>
             </w:r>
             <w:r>
               <w:rPr>
@@ -3468,7 +3508,7 @@
                 <w:sz w:val="18"/>
                 <w:szCs w:val="18"/>
               </w:rPr>
-              <w:t>David provided information pack re advanced care planning 15/8/2024. Some discussion had about the benefits and ways to go about this.  David declined further face to face support and stated he would talk with his son about this.</w:t>
+              <w:t>Mike has an Enduring Power of Attorney and Enduring Power of Guardianship documents in place.  He does not have an AHD.</w:t>
             </w:r>
             <w:r>
               <w:rPr>
@@ -3522,7 +3562,7 @@
                 <w:sz w:val="18"/>
                 <w:szCs w:val="18"/>
               </w:rPr>
-              <w:t>HAve discussed advanced care planning with client who is happy for a nursing referral / information session/ discussion</w:t>
+              <w:t>Does not want CPR - according to wife has AHD copy not available.</w:t>
             </w:r>
             <w:r>
               <w:rPr>
@@ -3655,7 +3695,7 @@
                 <w:sz w:val="18"/>
                 <w:szCs w:val="18"/>
               </w:rPr>
-              <w:t>Dr Katherine Smith Surgery 82</w:t>
+              <w:t>(Health Hub Eaton Fair) - GP now Dr Nav</w:t>
             </w:r>
             <w:r>
               <w:rPr>
@@ -3722,98 +3762,54 @@
               <w:pStyle w:val="SCCPolicyText"/>
               <w:rPr>
                 <w:rFonts w:asciiTheme="minorHAnsi" w:hAnsiTheme="minorHAnsi" w:cstheme="minorHAnsi"/>
+                <w:sz w:val="18"/>
+                <w:szCs w:val="18"/>
+              </w:rPr>
+            </w:pPr>
+            <w:r>
+              <w:rPr>
+                <w:rFonts w:asciiTheme="minorHAnsi" w:hAnsiTheme="minorHAnsi" w:cstheme="minorHAnsi"/>
+                <w:sz w:val="18"/>
+                <w:szCs w:val="18"/>
+              </w:rPr>
+              <w:t xml:space="preserve">Specialist: </w:t>
+            </w:r>
+            <w:r>
+              <w:rPr>
+                <w:rFonts w:asciiTheme="minorHAnsi" w:hAnsiTheme="minorHAnsi" w:cstheme="minorHAnsi"/>
+                <w:color w:val="4A66AC" w:themeColor="accent1"/>
+                <w:sz w:val="18"/>
+                <w:szCs w:val="18"/>
+              </w:rPr>
+              <w:fldChar w:fldCharType="begin"/>
+            </w:r>
+            <w:r>
+              <w:rPr>
+                <w:rFonts w:asciiTheme="minorHAnsi" w:hAnsiTheme="minorHAnsi" w:cstheme="minorHAnsi"/>
+                <w:color w:val="4A66AC" w:themeColor="accent1"/>
+                <w:sz w:val="18"/>
+                <w:szCs w:val="18"/>
+              </w:rPr>
+              <w:instrText xml:space="preserve"> MERGEFIELD specialist </w:instrText>
+            </w:r>
+            <w:r>
+              <w:rPr>
+                <w:rFonts w:asciiTheme="minorHAnsi" w:hAnsiTheme="minorHAnsi" w:cstheme="minorHAnsi"/>
+                <w:color w:val="4A66AC" w:themeColor="accent1"/>
+                <w:sz w:val="18"/>
+                <w:szCs w:val="18"/>
+              </w:rPr>
+              <w:fldChar w:fldCharType="separate"/>
+            </w:r>
+            <w:r>
+              <w:rPr>
+                <w:rFonts w:asciiTheme="minorHAnsi" w:hAnsiTheme="minorHAnsi" w:cstheme="minorHAnsi"/>
                 <w:noProof/>
                 <w:color w:val="4A66AC" w:themeColor="accent1"/>
                 <w:sz w:val="18"/>
                 <w:szCs w:val="18"/>
               </w:rPr>
-            </w:pPr>
-            <w:r>
-              <w:rPr>
-                <w:rFonts w:asciiTheme="minorHAnsi" w:hAnsiTheme="minorHAnsi" w:cstheme="minorHAnsi"/>
-                <w:sz w:val="18"/>
-                <w:szCs w:val="18"/>
-              </w:rPr>
-              <w:t xml:space="preserve">Specialist: </w:t>
-            </w:r>
-            <w:r>
-              <w:rPr>
-                <w:rFonts w:asciiTheme="minorHAnsi" w:hAnsiTheme="minorHAnsi" w:cstheme="minorHAnsi"/>
-                <w:color w:val="4A66AC" w:themeColor="accent1"/>
-                <w:sz w:val="18"/>
-                <w:szCs w:val="18"/>
-              </w:rPr>
-              <w:fldChar w:fldCharType="begin"/>
-            </w:r>
-            <w:r>
-              <w:rPr>
-                <w:rFonts w:asciiTheme="minorHAnsi" w:hAnsiTheme="minorHAnsi" w:cstheme="minorHAnsi"/>
-                <w:color w:val="4A66AC" w:themeColor="accent1"/>
-                <w:sz w:val="18"/>
-                <w:szCs w:val="18"/>
-              </w:rPr>
-              <w:instrText xml:space="preserve"> MERGEFIELD specialist </w:instrText>
-            </w:r>
-            <w:r>
-              <w:rPr>
-                <w:rFonts w:asciiTheme="minorHAnsi" w:hAnsiTheme="minorHAnsi" w:cstheme="minorHAnsi"/>
-                <w:color w:val="4A66AC" w:themeColor="accent1"/>
-                <w:sz w:val="18"/>
-                <w:szCs w:val="18"/>
-              </w:rPr>
-              <w:fldChar w:fldCharType="separate"/>
-            </w:r>
-            <w:r>
-              <w:rPr>
-                <w:rFonts w:asciiTheme="minorHAnsi" w:hAnsiTheme="minorHAnsi" w:cstheme="minorHAnsi"/>
-                <w:noProof/>
-                <w:color w:val="4A66AC" w:themeColor="accent1"/>
-                <w:sz w:val="18"/>
-                <w:szCs w:val="18"/>
-              </w:rPr>
-              <w:t xml:space="preserve">Dr Weerasena - Consultant Oncologist  </w:t>
-            </w:r>
-          </w:p>
-          <w:p>
-            <w:pPr>
-              <w:pStyle w:val="SCCPolicyText"/>
-              <w:rPr>
-                <w:rFonts w:asciiTheme="minorHAnsi" w:hAnsiTheme="minorHAnsi" w:cstheme="minorHAnsi"/>
-                <w:noProof/>
-                <w:color w:val="4A66AC" w:themeColor="accent1"/>
-                <w:sz w:val="18"/>
-                <w:szCs w:val="18"/>
-              </w:rPr>
-            </w:pPr>
-            <w:r>
-              <w:rPr>
-                <w:rFonts w:asciiTheme="minorHAnsi" w:hAnsiTheme="minorHAnsi" w:cstheme="minorHAnsi"/>
-                <w:noProof/>
-                <w:color w:val="4A66AC" w:themeColor="accent1"/>
-                <w:sz w:val="18"/>
-                <w:szCs w:val="18"/>
-              </w:rPr>
-              <w:t>Counselling via GP Management Plan</w:t>
-            </w:r>
-          </w:p>
-          <w:p>
-            <w:pPr>
-              <w:pStyle w:val="SCCPolicyText"/>
-              <w:rPr>
-                <w:rFonts w:asciiTheme="minorHAnsi" w:hAnsiTheme="minorHAnsi" w:cstheme="minorHAnsi"/>
-                <w:sz w:val="18"/>
-                <w:szCs w:val="18"/>
-              </w:rPr>
-            </w:pPr>
-            <w:r>
-              <w:rPr>
-                <w:rFonts w:asciiTheme="minorHAnsi" w:hAnsiTheme="minorHAnsi" w:cstheme="minorHAnsi"/>
-                <w:noProof/>
-                <w:color w:val="4A66AC" w:themeColor="accent1"/>
-                <w:sz w:val="18"/>
-                <w:szCs w:val="18"/>
-              </w:rPr>
-              <w:t>Dr Sarah Dunlop- Outpatient Palliative Care</w:t>
+              <w:t>Vanessa Orsi - dermatologist skin clinic, Mike attends a Cardiologist, Geriatrician and a Chiropractor.</w:t>
             </w:r>
             <w:r>
               <w:rPr>
@@ -4205,7 +4201,7 @@
                 <w:sz w:val="18"/>
                 <w:szCs w:val="18"/>
               </w:rPr>
-              <w:t>David is booked for surgery on 29th August to have lesion removed from pancreas.</w:t>
+              <w:t>Mike is living with cognitive impairments including short term memory loss, reduced attention, and orientation. He has multiple sensory deficits.  Mike is at high risk of impaired tissue integrity secondary to skin cancer which requires monitoring and treatment.</w:t>
             </w:r>
             <w:r>
               <w:rPr>
@@ -4267,7 +4263,7 @@
                 <w:sz w:val="18"/>
                 <w:szCs w:val="18"/>
               </w:rPr>
-              <w:t>Fibromyalgia, Osteoporosis, Depression/Anxiety, Pancreatic Cancer</w:t>
+              <w:t>Congestive Heart Failure, PPM, High Cholesterol, reflux, melanoma, Osteoarthritis, Deafness hearing loss, Blindness Left eye (low vision other eye, appendectomy, prostate removed, recent cognitive changes (dementia - under Dr Ramesh)</w:t>
             </w:r>
             <w:r>
               <w:rPr>
@@ -4390,27 +4386,6 @@
                 <w:sz w:val="18"/>
                 <w:szCs w:val="18"/>
               </w:rPr>
-              <w:fldChar w:fldCharType="separate"/>
-            </w:r>
-            <w:r>
-              <w:rPr>
-                <w:b/>
-                <w:bCs/>
-                <w:noProof/>
-                <w:color w:val="4A66AC" w:themeColor="accent1"/>
-                <w:sz w:val="18"/>
-                <w:szCs w:val="18"/>
-              </w:rPr>
-              <w:t>Due for surgery at FSH 29/8 - removal of pancreatic cancer.</w:t>
-            </w:r>
-            <w:r>
-              <w:rPr>
-                <w:b/>
-                <w:bCs/>
-                <w:color w:val="4A66AC" w:themeColor="accent1"/>
-                <w:sz w:val="18"/>
-                <w:szCs w:val="18"/>
-              </w:rPr>
               <w:fldChar w:fldCharType="end"/>
             </w:r>
             <w:r>
@@ -4496,27 +4471,6 @@
                 <w:szCs w:val="18"/>
               </w:rPr>
               <w:instrText xml:space="preserve"> MERGEFIELD "medicalOther" </w:instrText>
-            </w:r>
-            <w:r>
-              <w:rPr>
-                <w:b/>
-                <w:bCs/>
-                <w:color w:val="4A66AC" w:themeColor="accent1"/>
-                <w:sz w:val="18"/>
-                <w:szCs w:val="18"/>
-              </w:rPr>
-              <w:fldChar w:fldCharType="separate"/>
-            </w:r>
-            <w:r>
-              <w:rPr>
-                <w:b/>
-                <w:bCs/>
-                <w:noProof/>
-                <w:color w:val="4A66AC" w:themeColor="accent1"/>
-                <w:sz w:val="18"/>
-                <w:szCs w:val="18"/>
-              </w:rPr>
-              <w:t>Since David was diagnosed with Pancreatic Cancer he has undergone treatments that have affected his functioning and wellbeing. David has experienced declining endurance and increasing fatigue, he feels low in mood with episodes of anxiety and shortness of breath. David reports dizziness when standing and has had stumbles and near misses, he is worried about falling and injuring himself. David feels nauseous and has a poor appetite with some weight loss, he has seen a Dietitian and requires nutritional supplements. David reports chronic pain in his abdomen all the time with stomach cramps that increase when he consumes food. David is linked in with Cancer Services, Palliative Care Outpatients and his Oncologist. David hopes to have major surgery for his cancer later this year. ACAT assessment.</w:t>
             </w:r>
             <w:r>
               <w:rPr>
@@ -4676,6 +4630,25 @@
                 <w:sz w:val="18"/>
                 <w:szCs w:val="18"/>
               </w:rPr>
+              <w:fldChar w:fldCharType="separate"/>
+            </w:r>
+            <w:r>
+              <w:rPr>
+                <w:rFonts w:asciiTheme="minorHAnsi" w:hAnsiTheme="minorHAnsi" w:cstheme="minorHAnsi"/>
+                <w:noProof/>
+                <w:color w:val="4A66AC" w:themeColor="accent1"/>
+                <w:sz w:val="18"/>
+                <w:szCs w:val="18"/>
+              </w:rPr>
+              <w:t>Covid status :  Current</w:t>
+            </w:r>
+            <w:r>
+              <w:rPr>
+                <w:rFonts w:asciiTheme="minorHAnsi" w:hAnsiTheme="minorHAnsi" w:cstheme="minorHAnsi"/>
+                <w:color w:val="4A66AC" w:themeColor="accent1"/>
+                <w:sz w:val="18"/>
+                <w:szCs w:val="18"/>
+              </w:rPr>
               <w:fldChar w:fldCharType="end"/>
             </w:r>
           </w:p>
@@ -4827,6 +4800,25 @@
                 <w:sz w:val="18"/>
                 <w:szCs w:val="18"/>
               </w:rPr>
+              <w:fldChar w:fldCharType="separate"/>
+            </w:r>
+            <w:r>
+              <w:rPr>
+                <w:rFonts w:asciiTheme="minorHAnsi" w:hAnsiTheme="minorHAnsi" w:cstheme="minorHAnsi"/>
+                <w:noProof/>
+                <w:color w:val="4A66AC" w:themeColor="accent1"/>
+                <w:sz w:val="18"/>
+                <w:szCs w:val="18"/>
+              </w:rPr>
+              <w:t>Flu vaccine status :  Current</w:t>
+            </w:r>
+            <w:r>
+              <w:rPr>
+                <w:rFonts w:asciiTheme="minorHAnsi" w:hAnsiTheme="minorHAnsi" w:cstheme="minorHAnsi"/>
+                <w:color w:val="4A66AC" w:themeColor="accent1"/>
+                <w:sz w:val="18"/>
+                <w:szCs w:val="18"/>
+              </w:rPr>
               <w:fldChar w:fldCharType="end"/>
             </w:r>
           </w:p>
@@ -4916,6 +4908,25 @@
                 <w:sz w:val="18"/>
                 <w:szCs w:val="18"/>
               </w:rPr>
+              <w:fldChar w:fldCharType="separate"/>
+            </w:r>
+            <w:r>
+              <w:rPr>
+                <w:rFonts w:asciiTheme="minorHAnsi" w:hAnsiTheme="minorHAnsi" w:cstheme="minorHAnsi"/>
+                <w:noProof/>
+                <w:color w:val="4A66AC" w:themeColor="accent1"/>
+                <w:sz w:val="18"/>
+                <w:szCs w:val="18"/>
+              </w:rPr>
+              <w:t>Judith states that all vaccinations have been given based on GP recomendations.</w:t>
+            </w:r>
+            <w:r>
+              <w:rPr>
+                <w:rFonts w:asciiTheme="minorHAnsi" w:hAnsiTheme="minorHAnsi" w:cstheme="minorHAnsi"/>
+                <w:color w:val="4A66AC" w:themeColor="accent1"/>
+                <w:sz w:val="18"/>
+                <w:szCs w:val="18"/>
+              </w:rPr>
               <w:fldChar w:fldCharType="end"/>
             </w:r>
           </w:p>
@@ -4955,7 +4966,6 @@
                 <w:sz w:val="18"/>
                 <w:szCs w:val="18"/>
               </w:rPr>
-              <w:lastRenderedPageBreak/>
               <w:t xml:space="preserve">Pain Management: </w:t>
             </w:r>
             <w:r>
@@ -5074,25 +5084,6 @@
                 <w:sz w:val="18"/>
                 <w:szCs w:val="18"/>
               </w:rPr>
-              <w:fldChar w:fldCharType="separate"/>
-            </w:r>
-            <w:r>
-              <w:rPr>
-                <w:rFonts w:asciiTheme="minorHAnsi" w:hAnsiTheme="minorHAnsi" w:cstheme="minorHAnsi"/>
-                <w:noProof/>
-                <w:color w:val="4A66AC" w:themeColor="accent1"/>
-                <w:sz w:val="18"/>
-                <w:szCs w:val="18"/>
-              </w:rPr>
-              <w:t>Further pain assessment required</w:t>
-            </w:r>
-            <w:r>
-              <w:rPr>
-                <w:rFonts w:asciiTheme="minorHAnsi" w:hAnsiTheme="minorHAnsi" w:cstheme="minorHAnsi"/>
-                <w:color w:val="4A66AC" w:themeColor="accent1"/>
-                <w:sz w:val="18"/>
-                <w:szCs w:val="18"/>
-              </w:rPr>
               <w:fldChar w:fldCharType="end"/>
             </w:r>
             <w:r>
@@ -5121,25 +5112,6 @@
                 <w:szCs w:val="18"/>
               </w:rPr>
               <w:instrText xml:space="preserve"> MERGEFIELD "painOther" </w:instrText>
-            </w:r>
-            <w:r>
-              <w:rPr>
-                <w:rFonts w:asciiTheme="minorHAnsi" w:hAnsiTheme="minorHAnsi" w:cstheme="minorHAnsi"/>
-                <w:color w:val="4A66AC" w:themeColor="accent1"/>
-                <w:sz w:val="18"/>
-                <w:szCs w:val="18"/>
-              </w:rPr>
-              <w:fldChar w:fldCharType="separate"/>
-            </w:r>
-            <w:r>
-              <w:rPr>
-                <w:rFonts w:asciiTheme="minorHAnsi" w:hAnsiTheme="minorHAnsi" w:cstheme="minorHAnsi"/>
-                <w:noProof/>
-                <w:color w:val="4A66AC" w:themeColor="accent1"/>
-                <w:sz w:val="18"/>
-                <w:szCs w:val="18"/>
-              </w:rPr>
-              <w:t>David has chronic pain from the cancer all the time in his stomach and abdomen. He has stomach cramps that increase when he consumes food. Taking regular morphine based medications. David also experiences nerve pain due to Fibromyalgia. ACAT</w:t>
             </w:r>
             <w:r>
               <w:rPr>
@@ -5274,6 +5246,7 @@
                 <w:sz w:val="18"/>
                 <w:szCs w:val="18"/>
               </w:rPr>
+              <w:lastRenderedPageBreak/>
               <w:t xml:space="preserve">Capacity: </w:t>
             </w:r>
           </w:p>
@@ -5335,7 +5308,7 @@
                 <w:sz w:val="18"/>
                 <w:szCs w:val="18"/>
               </w:rPr>
-              <w:t>No support required</w:t>
+              <w:t>Carer supports client with medication</w:t>
             </w:r>
             <w:r>
               <w:rPr>
@@ -5382,6 +5355,25 @@
                 <w:sz w:val="18"/>
                 <w:szCs w:val="18"/>
               </w:rPr>
+              <w:fldChar w:fldCharType="separate"/>
+            </w:r>
+            <w:r>
+              <w:rPr>
+                <w:rFonts w:asciiTheme="minorHAnsi" w:hAnsiTheme="minorHAnsi" w:cstheme="minorHAnsi"/>
+                <w:noProof/>
+                <w:color w:val="4A66AC" w:themeColor="accent1"/>
+                <w:sz w:val="18"/>
+                <w:szCs w:val="18"/>
+              </w:rPr>
+              <w:t>Atorvostatin, Eliquis, Esomeprazole, Glucosamine, Mg TUmeric, Panadol Osteo, Ostelin Vit D.  Senna lax. CoQ10</w:t>
+            </w:r>
+            <w:r>
+              <w:rPr>
+                <w:rFonts w:asciiTheme="minorHAnsi" w:hAnsiTheme="minorHAnsi" w:cstheme="minorHAnsi"/>
+                <w:color w:val="4A66AC" w:themeColor="accent1"/>
+                <w:sz w:val="18"/>
+                <w:szCs w:val="18"/>
+              </w:rPr>
               <w:fldChar w:fldCharType="end"/>
             </w:r>
           </w:p>
@@ -5420,6 +5412,44 @@
                 <w:sz w:val="18"/>
                 <w:szCs w:val="18"/>
               </w:rPr>
+              <w:fldChar w:fldCharType="end"/>
+            </w:r>
+          </w:p>
+          <w:p>
+            <w:pPr>
+              <w:pStyle w:val="SCCPolicyText"/>
+              <w:rPr>
+                <w:rFonts w:asciiTheme="minorHAnsi" w:hAnsiTheme="minorHAnsi" w:cstheme="minorHAnsi"/>
+                <w:color w:val="4A66AC" w:themeColor="accent1"/>
+                <w:sz w:val="18"/>
+                <w:szCs w:val="18"/>
+              </w:rPr>
+            </w:pPr>
+            <w:r>
+              <w:rPr>
+                <w:rFonts w:asciiTheme="minorHAnsi" w:hAnsiTheme="minorHAnsi" w:cstheme="minorHAnsi"/>
+                <w:color w:val="4A66AC" w:themeColor="accent1"/>
+                <w:sz w:val="18"/>
+                <w:szCs w:val="18"/>
+              </w:rPr>
+              <w:fldChar w:fldCharType="begin"/>
+            </w:r>
+            <w:r>
+              <w:rPr>
+                <w:rFonts w:asciiTheme="minorHAnsi" w:hAnsiTheme="minorHAnsi" w:cstheme="minorHAnsi"/>
+                <w:color w:val="4A66AC" w:themeColor="accent1"/>
+                <w:sz w:val="18"/>
+                <w:szCs w:val="18"/>
+              </w:rPr>
+              <w:instrText xml:space="preserve"> MERGEFIELD "hmr" </w:instrText>
+            </w:r>
+            <w:r>
+              <w:rPr>
+                <w:rFonts w:asciiTheme="minorHAnsi" w:hAnsiTheme="minorHAnsi" w:cstheme="minorHAnsi"/>
+                <w:color w:val="4A66AC" w:themeColor="accent1"/>
+                <w:sz w:val="18"/>
+                <w:szCs w:val="18"/>
+              </w:rPr>
               <w:fldChar w:fldCharType="separate"/>
             </w:r>
             <w:r>
@@ -5430,7 +5460,7 @@
                 <w:sz w:val="18"/>
                 <w:szCs w:val="18"/>
               </w:rPr>
-              <w:t>Strong pain medications</w:t>
+              <w:t>Client/carer to follow up HMR with GP</w:t>
             </w:r>
             <w:r>
               <w:rPr>
@@ -5447,7 +5477,6 @@
               <w:pStyle w:val="SCCPolicyText"/>
               <w:rPr>
                 <w:rFonts w:asciiTheme="minorHAnsi" w:hAnsiTheme="minorHAnsi" w:cstheme="minorHAnsi"/>
-                <w:color w:val="4A66AC" w:themeColor="accent1"/>
                 <w:sz w:val="18"/>
                 <w:szCs w:val="18"/>
               </w:rPr>
@@ -5468,43 +5497,6 @@
                 <w:sz w:val="18"/>
                 <w:szCs w:val="18"/>
               </w:rPr>
-              <w:instrText xml:space="preserve"> MERGEFIELD "hmr" </w:instrText>
-            </w:r>
-            <w:r>
-              <w:rPr>
-                <w:rFonts w:asciiTheme="minorHAnsi" w:hAnsiTheme="minorHAnsi" w:cstheme="minorHAnsi"/>
-                <w:color w:val="4A66AC" w:themeColor="accent1"/>
-                <w:sz w:val="18"/>
-                <w:szCs w:val="18"/>
-              </w:rPr>
-              <w:fldChar w:fldCharType="end"/>
-            </w:r>
-          </w:p>
-          <w:p>
-            <w:pPr>
-              <w:pStyle w:val="SCCPolicyText"/>
-              <w:rPr>
-                <w:rFonts w:asciiTheme="minorHAnsi" w:hAnsiTheme="minorHAnsi" w:cstheme="minorHAnsi"/>
-                <w:sz w:val="18"/>
-                <w:szCs w:val="18"/>
-              </w:rPr>
-            </w:pPr>
-            <w:r>
-              <w:rPr>
-                <w:rFonts w:asciiTheme="minorHAnsi" w:hAnsiTheme="minorHAnsi" w:cstheme="minorHAnsi"/>
-                <w:color w:val="4A66AC" w:themeColor="accent1"/>
-                <w:sz w:val="18"/>
-                <w:szCs w:val="18"/>
-              </w:rPr>
-              <w:fldChar w:fldCharType="begin"/>
-            </w:r>
-            <w:r>
-              <w:rPr>
-                <w:rFonts w:asciiTheme="minorHAnsi" w:hAnsiTheme="minorHAnsi" w:cstheme="minorHAnsi"/>
-                <w:color w:val="4A66AC" w:themeColor="accent1"/>
-                <w:sz w:val="18"/>
-                <w:szCs w:val="18"/>
-              </w:rPr>
               <w:instrText xml:space="preserve"> MERGEFIELD "medicationOther" </w:instrText>
             </w:r>
             <w:r>
@@ -5524,7 +5516,7 @@
                 <w:sz w:val="18"/>
                 <w:szCs w:val="18"/>
               </w:rPr>
-              <w:t>Please refer to current GP health summary for medications. David reports he is managing his medications using a dosette type system he completes himself. Taking regular morphine based medications. Recommend webster pack which David will consider. David may need some clinical support to monitor him with strong pain medications as he is reporting feeling fuzzy from treatments and pain meds. ACAT</w:t>
+              <w:t>Webster. Own PRN. Reports successful with the aid of a webster pack which he has had for approximately 12 months. Monitored by Judy with occasional prompts.</w:t>
             </w:r>
             <w:r>
               <w:rPr>
@@ -5603,7 +5595,6 @@
               <w:pStyle w:val="SCCPolicyText"/>
               <w:rPr>
                 <w:rFonts w:eastAsia="MS Gothic"/>
-                <w:noProof/>
                 <w:color w:val="4A66AC" w:themeColor="accent1"/>
                 <w:sz w:val="18"/>
                 <w:szCs w:val="18"/>
@@ -5644,7 +5635,16 @@
                 <w:sz w:val="18"/>
                 <w:szCs w:val="18"/>
               </w:rPr>
-              <w:t>Tapentadol- ineffective</w:t>
+              <w:t>NKDA</w:t>
+            </w:r>
+            <w:r>
+              <w:rPr>
+                <w:rFonts w:eastAsia="MS Gothic"/>
+                <w:color w:val="4A66AC" w:themeColor="accent1"/>
+                <w:sz w:val="18"/>
+                <w:szCs w:val="18"/>
+              </w:rPr>
+              <w:fldChar w:fldCharType="end"/>
             </w:r>
           </w:p>
           <w:p>
@@ -5652,11 +5652,37 @@
               <w:pStyle w:val="SCCPolicyText"/>
               <w:rPr>
                 <w:rFonts w:eastAsia="MS Gothic"/>
-                <w:color w:val="4A66AC" w:themeColor="accent1"/>
-                <w:sz w:val="18"/>
-                <w:szCs w:val="18"/>
-              </w:rPr>
-            </w:pPr>
+                <w:sz w:val="18"/>
+                <w:szCs w:val="18"/>
+              </w:rPr>
+            </w:pPr>
+            <w:r>
+              <w:rPr>
+                <w:rFonts w:eastAsia="MS Gothic"/>
+                <w:color w:val="4A66AC" w:themeColor="accent1"/>
+                <w:sz w:val="18"/>
+                <w:szCs w:val="18"/>
+              </w:rPr>
+              <w:fldChar w:fldCharType="begin"/>
+            </w:r>
+            <w:r>
+              <w:rPr>
+                <w:rFonts w:eastAsia="MS Gothic"/>
+                <w:color w:val="4A66AC" w:themeColor="accent1"/>
+                <w:sz w:val="18"/>
+                <w:szCs w:val="18"/>
+              </w:rPr>
+              <w:instrText xml:space="preserve"> MERGEFIELD "allergiesFood" </w:instrText>
+            </w:r>
+            <w:r>
+              <w:rPr>
+                <w:rFonts w:eastAsia="MS Gothic"/>
+                <w:color w:val="4A66AC" w:themeColor="accent1"/>
+                <w:sz w:val="18"/>
+                <w:szCs w:val="18"/>
+              </w:rPr>
+              <w:fldChar w:fldCharType="separate"/>
+            </w:r>
             <w:r>
               <w:rPr>
                 <w:rFonts w:eastAsia="MS Gothic"/>
@@ -5665,63 +5691,7 @@
                 <w:sz w:val="18"/>
                 <w:szCs w:val="18"/>
               </w:rPr>
-              <w:t>Tramadol- hallucinations</w:t>
-            </w:r>
-            <w:r>
-              <w:rPr>
-                <w:rFonts w:eastAsia="MS Gothic"/>
-                <w:color w:val="4A66AC" w:themeColor="accent1"/>
-                <w:sz w:val="18"/>
-                <w:szCs w:val="18"/>
-              </w:rPr>
-              <w:fldChar w:fldCharType="end"/>
-            </w:r>
-          </w:p>
-          <w:p>
-            <w:pPr>
-              <w:pStyle w:val="SCCPolicyText"/>
-              <w:rPr>
-                <w:rFonts w:eastAsia="MS Gothic"/>
-                <w:sz w:val="18"/>
-                <w:szCs w:val="18"/>
-              </w:rPr>
-            </w:pPr>
-            <w:r>
-              <w:rPr>
-                <w:rFonts w:eastAsia="MS Gothic"/>
-                <w:color w:val="4A66AC" w:themeColor="accent1"/>
-                <w:sz w:val="18"/>
-                <w:szCs w:val="18"/>
-              </w:rPr>
-              <w:fldChar w:fldCharType="begin"/>
-            </w:r>
-            <w:r>
-              <w:rPr>
-                <w:rFonts w:eastAsia="MS Gothic"/>
-                <w:color w:val="4A66AC" w:themeColor="accent1"/>
-                <w:sz w:val="18"/>
-                <w:szCs w:val="18"/>
-              </w:rPr>
-              <w:instrText xml:space="preserve"> MERGEFIELD "allergiesFood" </w:instrText>
-            </w:r>
-            <w:r>
-              <w:rPr>
-                <w:rFonts w:eastAsia="MS Gothic"/>
-                <w:color w:val="4A66AC" w:themeColor="accent1"/>
-                <w:sz w:val="18"/>
-                <w:szCs w:val="18"/>
-              </w:rPr>
-              <w:fldChar w:fldCharType="separate"/>
-            </w:r>
-            <w:r>
-              <w:rPr>
-                <w:rFonts w:eastAsia="MS Gothic"/>
-                <w:noProof/>
-                <w:color w:val="4A66AC" w:themeColor="accent1"/>
-                <w:sz w:val="18"/>
-                <w:szCs w:val="18"/>
-              </w:rPr>
-              <w:t>Peppermint trees - pollen allergy</w:t>
+              <w:t>NKFA</w:t>
             </w:r>
             <w:r>
               <w:rPr>
@@ -5830,7 +5800,7 @@
                 <w:sz w:val="18"/>
                 <w:szCs w:val="18"/>
               </w:rPr>
-              <w:t>No wounds</w:t>
+              <w:t>Wound assessment required</w:t>
             </w:r>
             <w:r>
               <w:rPr>
@@ -5887,7 +5857,7 @@
                 <w:sz w:val="18"/>
                 <w:szCs w:val="18"/>
               </w:rPr>
-              <w:t xml:space="preserve">David reports since his chemo treatment he has experienced itchy skin which tears easily. </w:t>
+              <w:t xml:space="preserve">Skin cancers - regular/ongoing removal of melanoma's </w:t>
             </w:r>
             <w:r>
               <w:rPr>
@@ -5934,27 +5904,26 @@
                 <w:sz w:val="18"/>
                 <w:szCs w:val="18"/>
               </w:rPr>
-              <w:fldChar w:fldCharType="separate"/>
-            </w:r>
-            <w:r>
+              <w:fldChar w:fldCharType="end"/>
+            </w:r>
+          </w:p>
+          <w:p>
+            <w:pPr>
+              <w:pStyle w:val="SCCPolicyText"/>
               <w:rPr>
                 <w:rFonts w:eastAsia="MS Gothic"/>
-                <w:noProof/>
-                <w:color w:val="4A66AC" w:themeColor="accent1"/>
-                <w:sz w:val="18"/>
-                <w:szCs w:val="18"/>
-              </w:rPr>
-              <w:t xml:space="preserve">Braden Scale: </w:t>
-            </w:r>
+                <w:sz w:val="18"/>
+                <w:szCs w:val="18"/>
+              </w:rPr>
+            </w:pPr>
             <w:r>
               <w:rPr>
                 <w:rFonts w:eastAsia="MS Gothic"/>
-                <w:noProof/>
-                <w:color w:val="4A66AC" w:themeColor="accent1"/>
-                <w:sz w:val="18"/>
-                <w:szCs w:val="18"/>
-              </w:rPr>
-              <w:t>Moisture :  Constantly moist - 1, SCORE :  No risk greater than 18</w:t>
+                <w:color w:val="4A66AC" w:themeColor="accent1"/>
+                <w:sz w:val="18"/>
+                <w:szCs w:val="18"/>
+              </w:rPr>
+              <w:fldChar w:fldCharType="begin"/>
             </w:r>
             <w:r>
               <w:rPr>
@@ -5963,54 +5932,7 @@
                 <w:sz w:val="18"/>
                 <w:szCs w:val="18"/>
               </w:rPr>
-              <w:fldChar w:fldCharType="end"/>
-            </w:r>
-          </w:p>
-          <w:p>
-            <w:pPr>
-              <w:pStyle w:val="SCCPolicyText"/>
-              <w:rPr>
-                <w:rFonts w:eastAsia="MS Gothic"/>
-                <w:sz w:val="18"/>
-                <w:szCs w:val="18"/>
-              </w:rPr>
-            </w:pPr>
-            <w:r>
-              <w:rPr>
-                <w:rFonts w:eastAsia="MS Gothic"/>
-                <w:color w:val="4A66AC" w:themeColor="accent1"/>
-                <w:sz w:val="18"/>
-                <w:szCs w:val="18"/>
-              </w:rPr>
-              <w:fldChar w:fldCharType="begin"/>
-            </w:r>
-            <w:r>
-              <w:rPr>
-                <w:rFonts w:eastAsia="MS Gothic"/>
-                <w:color w:val="4A66AC" w:themeColor="accent1"/>
-                <w:sz w:val="18"/>
-                <w:szCs w:val="18"/>
-              </w:rPr>
               <w:instrText xml:space="preserve"> MERGEFIELD "pressureInjury" </w:instrText>
-            </w:r>
-            <w:r>
-              <w:rPr>
-                <w:rFonts w:eastAsia="MS Gothic"/>
-                <w:color w:val="4A66AC" w:themeColor="accent1"/>
-                <w:sz w:val="18"/>
-                <w:szCs w:val="18"/>
-              </w:rPr>
-              <w:fldChar w:fldCharType="separate"/>
-            </w:r>
-            <w:r>
-              <w:rPr>
-                <w:rFonts w:eastAsia="MS Gothic"/>
-                <w:noProof/>
-                <w:color w:val="4A66AC" w:themeColor="accent1"/>
-                <w:sz w:val="18"/>
-                <w:szCs w:val="18"/>
-              </w:rPr>
-              <w:t>David is mobile, continent low risk pressure injury.</w:t>
             </w:r>
             <w:r>
               <w:rPr>
@@ -6216,7 +6138,7 @@
                 <w:sz w:val="18"/>
                 <w:szCs w:val="18"/>
               </w:rPr>
-              <w:t>No issues</w:t>
+              <w:t>occasional leakage, is more of an issue when/if Mike is experiencing UTI</w:t>
             </w:r>
             <w:r>
               <w:rPr>
@@ -6297,7 +6219,7 @@
                 <w:sz w:val="18"/>
                 <w:szCs w:val="18"/>
               </w:rPr>
-              <w:t>No issues</w:t>
+              <w:t>chronic constipation.  Judith reports that Mike takes his own laxatives when required.  Judy reports that she monitors his medication use.</w:t>
             </w:r>
             <w:r>
               <w:rPr>
@@ -6867,7 +6789,7 @@
                 <w:sz w:val="18"/>
                 <w:szCs w:val="18"/>
               </w:rPr>
-              <w:t>Continence Ax , Not required</w:t>
+              <w:t>Continence Ax :  Not required</w:t>
             </w:r>
             <w:r>
               <w:rPr>
@@ -7007,6 +6929,29 @@
                 <w:sz w:val="18"/>
                 <w:szCs w:val="18"/>
               </w:rPr>
+              <w:fldChar w:fldCharType="separate"/>
+            </w:r>
+            <w:r>
+              <w:rPr>
+                <w:rFonts w:asciiTheme="minorHAnsi" w:eastAsia="MS Gothic" w:hAnsiTheme="minorHAnsi" w:cstheme="minorHAnsi"/>
+                <w:b/>
+                <w:bCs/>
+                <w:noProof/>
+                <w:color w:val="4A66AC" w:themeColor="accent1"/>
+                <w:sz w:val="18"/>
+                <w:szCs w:val="18"/>
+              </w:rPr>
+              <w:t>Mike occasional uses male incontinence aids when he feels the need - he is currently purchasing these from the chemist.  No formal incontinence assessment has been carried out.</w:t>
+            </w:r>
+            <w:r>
+              <w:rPr>
+                <w:rFonts w:asciiTheme="minorHAnsi" w:eastAsia="MS Gothic" w:hAnsiTheme="minorHAnsi" w:cstheme="minorHAnsi"/>
+                <w:b/>
+                <w:bCs/>
+                <w:color w:val="4A66AC" w:themeColor="accent1"/>
+                <w:sz w:val="18"/>
+                <w:szCs w:val="18"/>
+              </w:rPr>
               <w:fldChar w:fldCharType="end"/>
             </w:r>
           </w:p>
@@ -7178,7 +7123,6 @@
                 <w:sz w:val="18"/>
                 <w:szCs w:val="18"/>
               </w:rPr>
-              <w:lastRenderedPageBreak/>
               <w:t>No. night x</w:t>
             </w:r>
           </w:p>
@@ -7587,6 +7531,7 @@
                 <w:sz w:val="18"/>
                 <w:szCs w:val="18"/>
               </w:rPr>
+              <w:lastRenderedPageBreak/>
               <w:t xml:space="preserve">How Many hours sleep do you get at night? </w:t>
             </w:r>
           </w:p>
@@ -7720,25 +7665,7 @@
                 <w:sz w:val="18"/>
                 <w:szCs w:val="18"/>
               </w:rPr>
-              <w:t xml:space="preserve">, sleep </w:t>
-            </w:r>
-            <w:proofErr w:type="spellStart"/>
-            <w:r>
-              <w:rPr>
-                <w:rFonts w:asciiTheme="minorHAnsi" w:hAnsiTheme="minorHAnsi" w:cstheme="minorHAnsi"/>
-                <w:sz w:val="18"/>
-                <w:szCs w:val="18"/>
-              </w:rPr>
-              <w:t>apnea</w:t>
-            </w:r>
-            <w:proofErr w:type="spellEnd"/>
-            <w:r>
-              <w:rPr>
-                <w:rFonts w:asciiTheme="minorHAnsi" w:hAnsiTheme="minorHAnsi" w:cstheme="minorHAnsi"/>
-                <w:sz w:val="18"/>
-                <w:szCs w:val="18"/>
-              </w:rPr>
-              <w:t xml:space="preserve">, restless legs </w:t>
+              <w:t xml:space="preserve">, sleep apnea, restless legs </w:t>
             </w:r>
             <w:r>
               <w:rPr>
@@ -7825,7 +7752,7 @@
                 <w:sz w:val="18"/>
                 <w:szCs w:val="18"/>
               </w:rPr>
-              <w:t xml:space="preserve">David reported he struggles to sleep at night due to restless legs syndrome. He is very fatigued all the time and takes regular rests. </w:t>
+              <w:t>Sleeps well 8 hours per night and long afternoon nap every day.</w:t>
             </w:r>
             <w:r>
               <w:rPr>
@@ -8441,25 +8368,7 @@
                 <w:sz w:val="18"/>
                 <w:szCs w:val="18"/>
               </w:rPr>
-              <w:t xml:space="preserve">If </w:t>
-            </w:r>
-            <w:proofErr w:type="gramStart"/>
-            <w:r>
-              <w:rPr>
-                <w:rFonts w:asciiTheme="minorHAnsi" w:hAnsiTheme="minorHAnsi" w:cstheme="minorHAnsi"/>
-                <w:sz w:val="18"/>
-                <w:szCs w:val="18"/>
-              </w:rPr>
-              <w:t>yes,  do</w:t>
-            </w:r>
-            <w:proofErr w:type="gramEnd"/>
-            <w:r>
-              <w:rPr>
-                <w:rFonts w:asciiTheme="minorHAnsi" w:hAnsiTheme="minorHAnsi" w:cstheme="minorHAnsi"/>
-                <w:sz w:val="18"/>
-                <w:szCs w:val="18"/>
-              </w:rPr>
-              <w:t xml:space="preserve"> not complete </w:t>
+              <w:t xml:space="preserve">If yes,  do not complete </w:t>
             </w:r>
             <w:r>
               <w:rPr>
@@ -8557,7 +8466,7 @@
                 <w:sz w:val="18"/>
                 <w:szCs w:val="18"/>
               </w:rPr>
-              <w:t>David reports strong pain medications and effects of treatments have caused his mind to feel fuzzy and vague, he needs to write things down to ensure he remembers dates and appointments</w:t>
+              <w:t>Mike speaks slowly and reports to have difficulty word finding at times, sometimes loses track of the conversation subject and requires assistance with complex information. Mike identifies his experience of dementia as now finding it difficult to remember names of people, dates and places, also to remember where he knows people from. Over recent years Mike has experienced deliriums associated with urinary tract infections which resolve with the use of anti-biotics. Mike relies on Judith to assist with orientation to the day and days events, hearing and health planning including appointments and health literacy. Mike no longer attends previous social outlets due to memory deficits and no longer having the energy to attend. ACAT - confirmed at initial assessment.</w:t>
             </w:r>
             <w:r>
               <w:rPr>
@@ -8604,6 +8513,82 @@
                 <w:sz w:val="18"/>
                 <w:szCs w:val="18"/>
               </w:rPr>
+              <w:fldChar w:fldCharType="end"/>
+            </w:r>
+          </w:p>
+          <w:p>
+            <w:pPr>
+              <w:pStyle w:val="SCCPolicyText"/>
+              <w:rPr>
+                <w:rFonts w:asciiTheme="minorHAnsi" w:hAnsiTheme="minorHAnsi" w:cstheme="minorHAnsi"/>
+                <w:color w:val="4A66AC" w:themeColor="accent1"/>
+                <w:sz w:val="18"/>
+                <w:szCs w:val="18"/>
+              </w:rPr>
+            </w:pPr>
+            <w:r>
+              <w:rPr>
+                <w:rFonts w:asciiTheme="minorHAnsi" w:hAnsiTheme="minorHAnsi" w:cstheme="minorHAnsi"/>
+                <w:color w:val="4A66AC" w:themeColor="accent1"/>
+                <w:sz w:val="18"/>
+                <w:szCs w:val="18"/>
+              </w:rPr>
+              <w:fldChar w:fldCharType="begin"/>
+            </w:r>
+            <w:r>
+              <w:rPr>
+                <w:rFonts w:asciiTheme="minorHAnsi" w:hAnsiTheme="minorHAnsi" w:cstheme="minorHAnsi"/>
+                <w:color w:val="4A66AC" w:themeColor="accent1"/>
+                <w:sz w:val="18"/>
+                <w:szCs w:val="18"/>
+              </w:rPr>
+              <w:instrText xml:space="preserve"> MERGEFIELD "psychologicalOther" </w:instrText>
+            </w:r>
+            <w:r>
+              <w:rPr>
+                <w:rFonts w:asciiTheme="minorHAnsi" w:hAnsiTheme="minorHAnsi" w:cstheme="minorHAnsi"/>
+                <w:color w:val="4A66AC" w:themeColor="accent1"/>
+                <w:sz w:val="18"/>
+                <w:szCs w:val="18"/>
+              </w:rPr>
+              <w:fldChar w:fldCharType="end"/>
+            </w:r>
+          </w:p>
+          <w:p>
+            <w:pPr>
+              <w:pStyle w:val="SCCPolicyText"/>
+              <w:rPr>
+                <w:rFonts w:asciiTheme="minorHAnsi" w:hAnsiTheme="minorHAnsi" w:cstheme="minorHAnsi"/>
+                <w:color w:val="4A66AC" w:themeColor="accent1"/>
+                <w:sz w:val="18"/>
+                <w:szCs w:val="18"/>
+              </w:rPr>
+            </w:pPr>
+            <w:r>
+              <w:rPr>
+                <w:rFonts w:asciiTheme="minorHAnsi" w:hAnsiTheme="minorHAnsi" w:cstheme="minorHAnsi"/>
+                <w:color w:val="4A66AC" w:themeColor="accent1"/>
+                <w:sz w:val="18"/>
+                <w:szCs w:val="18"/>
+              </w:rPr>
+              <w:fldChar w:fldCharType="begin"/>
+            </w:r>
+            <w:r>
+              <w:rPr>
+                <w:rFonts w:asciiTheme="minorHAnsi" w:hAnsiTheme="minorHAnsi" w:cstheme="minorHAnsi"/>
+                <w:color w:val="4A66AC" w:themeColor="accent1"/>
+                <w:sz w:val="18"/>
+                <w:szCs w:val="18"/>
+              </w:rPr>
+              <w:instrText xml:space="preserve"> MERGEFIELD "mmseStatus" </w:instrText>
+            </w:r>
+            <w:r>
+              <w:rPr>
+                <w:rFonts w:asciiTheme="minorHAnsi" w:hAnsiTheme="minorHAnsi" w:cstheme="minorHAnsi"/>
+                <w:color w:val="4A66AC" w:themeColor="accent1"/>
+                <w:sz w:val="18"/>
+                <w:szCs w:val="18"/>
+              </w:rPr>
               <w:fldChar w:fldCharType="separate"/>
             </w:r>
             <w:r>
@@ -8614,7 +8599,7 @@
                 <w:sz w:val="18"/>
                 <w:szCs w:val="18"/>
               </w:rPr>
-              <w:t>Low mood since cancer diagnosis.  He is also being treated for clinical depression which is impacting his motivation and functioning. David stated he is feeling very low in mood and is taking antidepressants. Experiences anxiety....Is accessing counselling services via GP Mental Health plan.</w:t>
+              <w:t>MMSE :  Not required</w:t>
             </w:r>
             <w:r>
               <w:rPr>
@@ -8625,6 +8610,15 @@
               </w:rPr>
               <w:fldChar w:fldCharType="end"/>
             </w:r>
+            <w:r>
+              <w:rPr>
+                <w:rFonts w:asciiTheme="minorHAnsi" w:hAnsiTheme="minorHAnsi" w:cstheme="minorHAnsi"/>
+                <w:color w:val="4A66AC" w:themeColor="accent1"/>
+                <w:sz w:val="18"/>
+                <w:szCs w:val="18"/>
+              </w:rPr>
+              <w:t xml:space="preserve"> </w:t>
+            </w:r>
           </w:p>
           <w:p>
             <w:pPr>
@@ -8652,7 +8646,7 @@
                 <w:sz w:val="18"/>
                 <w:szCs w:val="18"/>
               </w:rPr>
-              <w:instrText xml:space="preserve"> MERGEFIELD "psychologicalOther" </w:instrText>
+              <w:instrText xml:space="preserve"> MERGEFIELD "psychgeriatricAssessmentScaleStatus" </w:instrText>
             </w:r>
             <w:r>
               <w:rPr>
@@ -8671,7 +8665,7 @@
                 <w:sz w:val="18"/>
                 <w:szCs w:val="18"/>
               </w:rPr>
-              <w:t>Men's shed - caravan project. Discussed potential for SS services for community access and general support. David reported that he is able to get to own appointments currently and do own shopping.  He reports frequent visits and contact with church members, currently a little too much. Declined social support services.</w:t>
+              <w:t>Psychogeriatric Ax scale :  Completed</w:t>
             </w:r>
             <w:r>
               <w:rPr>
@@ -8682,13 +8676,21 @@
               </w:rPr>
               <w:fldChar w:fldCharType="end"/>
             </w:r>
+            <w:r>
+              <w:rPr>
+                <w:rFonts w:asciiTheme="minorHAnsi" w:hAnsiTheme="minorHAnsi" w:cstheme="minorHAnsi"/>
+                <w:color w:val="4A66AC" w:themeColor="accent1"/>
+                <w:sz w:val="18"/>
+                <w:szCs w:val="18"/>
+              </w:rPr>
+              <w:t xml:space="preserve"> </w:t>
+            </w:r>
           </w:p>
           <w:p>
             <w:pPr>
               <w:pStyle w:val="SCCPolicyText"/>
               <w:rPr>
                 <w:rFonts w:asciiTheme="minorHAnsi" w:hAnsiTheme="minorHAnsi" w:cstheme="minorHAnsi"/>
-                <w:color w:val="4A66AC" w:themeColor="accent1"/>
                 <w:sz w:val="18"/>
                 <w:szCs w:val="18"/>
               </w:rPr>
@@ -8709,7 +8711,7 @@
                 <w:sz w:val="18"/>
                 <w:szCs w:val="18"/>
               </w:rPr>
-              <w:instrText xml:space="preserve"> MERGEFIELD "mmseStatus" </w:instrText>
+              <w:instrText xml:space="preserve"> MERGEFIELD "hierarchicDemetiaScaleStatus" </w:instrText>
             </w:r>
             <w:r>
               <w:rPr>
@@ -8728,138 +8730,7 @@
                 <w:sz w:val="18"/>
                 <w:szCs w:val="18"/>
               </w:rPr>
-              <w:t>MMSE , Not required</w:t>
-            </w:r>
-            <w:r>
-              <w:rPr>
-                <w:rFonts w:asciiTheme="minorHAnsi" w:hAnsiTheme="minorHAnsi" w:cstheme="minorHAnsi"/>
-                <w:color w:val="4A66AC" w:themeColor="accent1"/>
-                <w:sz w:val="18"/>
-                <w:szCs w:val="18"/>
-              </w:rPr>
-              <w:fldChar w:fldCharType="end"/>
-            </w:r>
-            <w:r>
-              <w:rPr>
-                <w:rFonts w:asciiTheme="minorHAnsi" w:hAnsiTheme="minorHAnsi" w:cstheme="minorHAnsi"/>
-                <w:color w:val="4A66AC" w:themeColor="accent1"/>
-                <w:sz w:val="18"/>
-                <w:szCs w:val="18"/>
-              </w:rPr>
-              <w:t xml:space="preserve"> </w:t>
-            </w:r>
-          </w:p>
-          <w:p>
-            <w:pPr>
-              <w:pStyle w:val="SCCPolicyText"/>
-              <w:rPr>
-                <w:rFonts w:asciiTheme="minorHAnsi" w:hAnsiTheme="minorHAnsi" w:cstheme="minorHAnsi"/>
-                <w:color w:val="4A66AC" w:themeColor="accent1"/>
-                <w:sz w:val="18"/>
-                <w:szCs w:val="18"/>
-              </w:rPr>
-            </w:pPr>
-            <w:r>
-              <w:rPr>
-                <w:rFonts w:asciiTheme="minorHAnsi" w:hAnsiTheme="minorHAnsi" w:cstheme="minorHAnsi"/>
-                <w:color w:val="4A66AC" w:themeColor="accent1"/>
-                <w:sz w:val="18"/>
-                <w:szCs w:val="18"/>
-              </w:rPr>
-              <w:fldChar w:fldCharType="begin"/>
-            </w:r>
-            <w:r>
-              <w:rPr>
-                <w:rFonts w:asciiTheme="minorHAnsi" w:hAnsiTheme="minorHAnsi" w:cstheme="minorHAnsi"/>
-                <w:color w:val="4A66AC" w:themeColor="accent1"/>
-                <w:sz w:val="18"/>
-                <w:szCs w:val="18"/>
-              </w:rPr>
-              <w:instrText xml:space="preserve"> MERGEFIELD "psychgeriatricAssessmentScaleStatus" </w:instrText>
-            </w:r>
-            <w:r>
-              <w:rPr>
-                <w:rFonts w:asciiTheme="minorHAnsi" w:hAnsiTheme="minorHAnsi" w:cstheme="minorHAnsi"/>
-                <w:color w:val="4A66AC" w:themeColor="accent1"/>
-                <w:sz w:val="18"/>
-                <w:szCs w:val="18"/>
-              </w:rPr>
-              <w:fldChar w:fldCharType="separate"/>
-            </w:r>
-            <w:r>
-              <w:rPr>
-                <w:rFonts w:asciiTheme="minorHAnsi" w:hAnsiTheme="minorHAnsi" w:cstheme="minorHAnsi"/>
-                <w:noProof/>
-                <w:color w:val="4A66AC" w:themeColor="accent1"/>
-                <w:sz w:val="18"/>
-                <w:szCs w:val="18"/>
-              </w:rPr>
-              <w:t>Psychogeriatric Ax scale , Not required</w:t>
-            </w:r>
-            <w:r>
-              <w:rPr>
-                <w:rFonts w:asciiTheme="minorHAnsi" w:hAnsiTheme="minorHAnsi" w:cstheme="minorHAnsi"/>
-                <w:color w:val="4A66AC" w:themeColor="accent1"/>
-                <w:sz w:val="18"/>
-                <w:szCs w:val="18"/>
-              </w:rPr>
-              <w:fldChar w:fldCharType="end"/>
-            </w:r>
-            <w:r>
-              <w:rPr>
-                <w:rFonts w:asciiTheme="minorHAnsi" w:hAnsiTheme="minorHAnsi" w:cstheme="minorHAnsi"/>
-                <w:color w:val="4A66AC" w:themeColor="accent1"/>
-                <w:sz w:val="18"/>
-                <w:szCs w:val="18"/>
-              </w:rPr>
-              <w:t xml:space="preserve"> </w:t>
-            </w:r>
-          </w:p>
-          <w:p>
-            <w:pPr>
-              <w:pStyle w:val="SCCPolicyText"/>
-              <w:rPr>
-                <w:rFonts w:asciiTheme="minorHAnsi" w:hAnsiTheme="minorHAnsi" w:cstheme="minorHAnsi"/>
-                <w:sz w:val="18"/>
-                <w:szCs w:val="18"/>
-              </w:rPr>
-            </w:pPr>
-            <w:r>
-              <w:rPr>
-                <w:rFonts w:asciiTheme="minorHAnsi" w:hAnsiTheme="minorHAnsi" w:cstheme="minorHAnsi"/>
-                <w:color w:val="4A66AC" w:themeColor="accent1"/>
-                <w:sz w:val="18"/>
-                <w:szCs w:val="18"/>
-              </w:rPr>
-              <w:fldChar w:fldCharType="begin"/>
-            </w:r>
-            <w:r>
-              <w:rPr>
-                <w:rFonts w:asciiTheme="minorHAnsi" w:hAnsiTheme="minorHAnsi" w:cstheme="minorHAnsi"/>
-                <w:color w:val="4A66AC" w:themeColor="accent1"/>
-                <w:sz w:val="18"/>
-                <w:szCs w:val="18"/>
-              </w:rPr>
-              <w:instrText xml:space="preserve"> MERGEFIELD "hierarchicDemetiaScaleStatus" </w:instrText>
-            </w:r>
-            <w:r>
-              <w:rPr>
-                <w:rFonts w:asciiTheme="minorHAnsi" w:hAnsiTheme="minorHAnsi" w:cstheme="minorHAnsi"/>
-                <w:color w:val="4A66AC" w:themeColor="accent1"/>
-                <w:sz w:val="18"/>
-                <w:szCs w:val="18"/>
-              </w:rPr>
-              <w:fldChar w:fldCharType="separate"/>
-            </w:r>
-            <w:r>
-              <w:rPr>
-                <w:rFonts w:asciiTheme="minorHAnsi" w:hAnsiTheme="minorHAnsi" w:cstheme="minorHAnsi"/>
-                <w:noProof/>
-                <w:color w:val="4A66AC" w:themeColor="accent1"/>
-                <w:sz w:val="18"/>
-                <w:szCs w:val="18"/>
-              </w:rPr>
-              <w:t>Hierarchic Dementia Scale Ax , Not required</w:t>
+              <w:t>Hierarchic Dementia Scale Ax :  Not required</w:t>
             </w:r>
             <w:r>
               <w:rPr>
@@ -9032,25 +8903,7 @@
                 <w:sz w:val="18"/>
                 <w:szCs w:val="18"/>
               </w:rPr>
-              <w:t xml:space="preserve"> no formal diagnoses of cognitive impairment, but there are reported concerns about the </w:t>
-            </w:r>
-            <w:proofErr w:type="gramStart"/>
-            <w:r>
-              <w:rPr>
-                <w:rFonts w:asciiTheme="minorHAnsi" w:hAnsiTheme="minorHAnsi" w:cstheme="minorHAnsi"/>
-                <w:sz w:val="18"/>
-                <w:szCs w:val="18"/>
-              </w:rPr>
-              <w:t>clients</w:t>
-            </w:r>
-            <w:proofErr w:type="gramEnd"/>
-            <w:r>
-              <w:rPr>
-                <w:rFonts w:asciiTheme="minorHAnsi" w:hAnsiTheme="minorHAnsi" w:cstheme="minorHAnsi"/>
-                <w:sz w:val="18"/>
-                <w:szCs w:val="18"/>
-              </w:rPr>
-              <w:t xml:space="preserve"> </w:t>
+              <w:t xml:space="preserve"> no formal diagnoses of cognitive impairment, but there are reported concerns about the clients </w:t>
             </w:r>
             <w:r>
               <w:rPr>
@@ -9134,25 +8987,7 @@
                 <w:sz w:val="18"/>
                 <w:szCs w:val="18"/>
               </w:rPr>
-              <w:t xml:space="preserve">Ask the client to repeat the words in step 1 after completing step </w:t>
-            </w:r>
-            <w:proofErr w:type="gramStart"/>
-            <w:r>
-              <w:rPr>
-                <w:rFonts w:asciiTheme="minorHAnsi" w:hAnsiTheme="minorHAnsi" w:cstheme="minorHAnsi"/>
-                <w:sz w:val="18"/>
-                <w:szCs w:val="18"/>
-              </w:rPr>
-              <w:t>2</w:t>
-            </w:r>
-            <w:proofErr w:type="gramEnd"/>
-            <w:r>
-              <w:rPr>
-                <w:rFonts w:asciiTheme="minorHAnsi" w:hAnsiTheme="minorHAnsi" w:cstheme="minorHAnsi"/>
-                <w:sz w:val="18"/>
-                <w:szCs w:val="18"/>
-              </w:rPr>
-              <w:t xml:space="preserve"> </w:t>
+              <w:t xml:space="preserve">Ask the client to repeat the words in step 1 after completing step 2 </w:t>
             </w:r>
           </w:p>
           <w:p>
@@ -9684,23 +9519,13 @@
                 <w:szCs w:val="18"/>
               </w:rPr>
             </w:pPr>
-            <w:proofErr w:type="gramStart"/>
-            <w:r>
-              <w:rPr>
-                <w:rFonts w:asciiTheme="minorHAnsi" w:hAnsiTheme="minorHAnsi" w:cstheme="minorHAnsi"/>
-                <w:sz w:val="18"/>
-                <w:szCs w:val="18"/>
-              </w:rPr>
-              <w:t>Provided assistance</w:t>
-            </w:r>
-            <w:proofErr w:type="gramEnd"/>
-            <w:r>
-              <w:rPr>
-                <w:rFonts w:asciiTheme="minorHAnsi" w:hAnsiTheme="minorHAnsi" w:cstheme="minorHAnsi"/>
-                <w:sz w:val="18"/>
-                <w:szCs w:val="18"/>
-              </w:rPr>
-              <w:t xml:space="preserve"> (what support provided and how often is support provided)  </w:t>
+            <w:r>
+              <w:rPr>
+                <w:rFonts w:asciiTheme="minorHAnsi" w:hAnsiTheme="minorHAnsi" w:cstheme="minorHAnsi"/>
+                <w:sz w:val="18"/>
+                <w:szCs w:val="18"/>
+              </w:rPr>
+              <w:t xml:space="preserve">Provided assistance (what support provided and how often is support provided)  </w:t>
             </w:r>
           </w:p>
           <w:p>
@@ -10305,23 +10130,13 @@
                 <w:szCs w:val="18"/>
               </w:rPr>
             </w:pPr>
-            <w:proofErr w:type="spellStart"/>
-            <w:r>
-              <w:rPr>
-                <w:rFonts w:asciiTheme="minorHAnsi" w:hAnsiTheme="minorHAnsi" w:cstheme="minorHAnsi"/>
-                <w:sz w:val="18"/>
-                <w:szCs w:val="18"/>
-              </w:rPr>
-              <w:t>Eg</w:t>
-            </w:r>
-            <w:proofErr w:type="spellEnd"/>
-            <w:r>
-              <w:rPr>
-                <w:rFonts w:asciiTheme="minorHAnsi" w:hAnsiTheme="minorHAnsi" w:cstheme="minorHAnsi"/>
-                <w:sz w:val="18"/>
-                <w:szCs w:val="18"/>
-              </w:rPr>
-              <w:t>: Church members/ Community.</w:t>
+            <w:r>
+              <w:rPr>
+                <w:rFonts w:asciiTheme="minorHAnsi" w:hAnsiTheme="minorHAnsi" w:cstheme="minorHAnsi"/>
+                <w:sz w:val="18"/>
+                <w:szCs w:val="18"/>
+              </w:rPr>
+              <w:t>Eg: Church members/ Community.</w:t>
             </w:r>
           </w:p>
         </w:tc>
@@ -10428,6 +10243,25 @@
                 <w:sz w:val="18"/>
                 <w:szCs w:val="18"/>
               </w:rPr>
+              <w:fldChar w:fldCharType="separate"/>
+            </w:r>
+            <w:r>
+              <w:rPr>
+                <w:rFonts w:asciiTheme="minorHAnsi" w:hAnsiTheme="minorHAnsi" w:cstheme="minorHAnsi"/>
+                <w:noProof/>
+                <w:color w:val="4A66AC" w:themeColor="accent1"/>
+                <w:sz w:val="18"/>
+                <w:szCs w:val="18"/>
+              </w:rPr>
+              <w:t>None specified</w:t>
+            </w:r>
+            <w:r>
+              <w:rPr>
+                <w:rFonts w:asciiTheme="minorHAnsi" w:hAnsiTheme="minorHAnsi" w:cstheme="minorHAnsi"/>
+                <w:color w:val="4A66AC" w:themeColor="accent1"/>
+                <w:sz w:val="18"/>
+                <w:szCs w:val="18"/>
+              </w:rPr>
               <w:fldChar w:fldCharType="end"/>
             </w:r>
           </w:p>
@@ -10491,6 +10325,25 @@
                 <w:szCs w:val="18"/>
               </w:rPr>
               <w:instrText xml:space="preserve"> MERGEFIELD "culturalImapact" </w:instrText>
+            </w:r>
+            <w:r>
+              <w:rPr>
+                <w:rFonts w:asciiTheme="minorHAnsi" w:hAnsiTheme="minorHAnsi" w:cstheme="minorHAnsi"/>
+                <w:color w:val="4A66AC" w:themeColor="accent1"/>
+                <w:sz w:val="18"/>
+                <w:szCs w:val="18"/>
+              </w:rPr>
+              <w:fldChar w:fldCharType="separate"/>
+            </w:r>
+            <w:r>
+              <w:rPr>
+                <w:rFonts w:asciiTheme="minorHAnsi" w:hAnsiTheme="minorHAnsi" w:cstheme="minorHAnsi"/>
+                <w:noProof/>
+                <w:color w:val="4A66AC" w:themeColor="accent1"/>
+                <w:sz w:val="18"/>
+                <w:szCs w:val="18"/>
+              </w:rPr>
+              <w:t>None specified</w:t>
             </w:r>
             <w:r>
               <w:rPr>
@@ -10768,7 +10621,7 @@
                 <w:sz w:val="18"/>
                 <w:szCs w:val="18"/>
               </w:rPr>
-              <w:t>Understood – expresses ideas without difficulty</w:t>
+              <w:t>Usually understood – difficulty finding words or finishing thoughts but if given time, little or no prompting required</w:t>
             </w:r>
             <w:r>
               <w:rPr>
@@ -10875,7 +10728,7 @@
                 <w:sz w:val="18"/>
                 <w:szCs w:val="18"/>
               </w:rPr>
-              <w:t>Understands – understands ideas without difficulty</w:t>
+              <w:t xml:space="preserve">Usually understands– </w:t>
             </w:r>
             <w:r>
               <w:rPr>
@@ -13092,7 +12945,7 @@
                 <w:sz w:val="18"/>
                 <w:szCs w:val="18"/>
               </w:rPr>
-              <w:t>Vision , No</w:t>
+              <w:t>Vision :  No</w:t>
             </w:r>
             <w:r>
               <w:rPr>
@@ -13221,7 +13074,7 @@
                 <w:sz w:val="18"/>
                 <w:szCs w:val="18"/>
               </w:rPr>
-              <w:t>Mobility , No</w:t>
+              <w:t>Mobility :  No</w:t>
             </w:r>
             <w:r>
               <w:rPr>
@@ -13367,7 +13220,7 @@
                 <w:sz w:val="18"/>
                 <w:szCs w:val="18"/>
               </w:rPr>
-              <w:t>Transfers , No</w:t>
+              <w:t>Transfers :  No</w:t>
             </w:r>
             <w:r>
               <w:rPr>
@@ -13533,7 +13386,7 @@
                 <w:szCs w:val="18"/>
                 <w:lang w:eastAsia="en-US"/>
               </w:rPr>
-              <w:t>No unsteadiness observed (0)</w:t>
+              <w:t>minimally unsteady (1)</w:t>
             </w:r>
           </w:p>
           <w:p>
@@ -13618,7 +13471,7 @@
                 <w:szCs w:val="18"/>
                 <w:lang w:eastAsia="en-US"/>
               </w:rPr>
-              <w:t>No falls however is experiencing dizzy spells and is fearful of falling due to stumbles and near misses. He has a pendent alarm. ACAT</w:t>
+              <w:t>Mike is able to ambulate on flat services with care but would place self at risk of falling when accessing different levels present in public transport and in crowds. Has visual deficit, however this has been an issue since birth</w:t>
             </w:r>
             <w:r>
               <w:rPr>
@@ -13945,6 +13798,25 @@
                 <w:szCs w:val="18"/>
                 <w:lang w:eastAsia="en-US"/>
               </w:rPr>
+              <w:fldChar w:fldCharType="separate"/>
+            </w:r>
+            <w:r>
+              <w:rPr>
+                <w:rFonts w:eastAsiaTheme="minorEastAsia" w:cstheme="minorHAnsi"/>
+                <w:noProof/>
+                <w:sz w:val="18"/>
+                <w:szCs w:val="18"/>
+                <w:lang w:eastAsia="en-US"/>
+              </w:rPr>
+              <w:t>PT referral :  Required</w:t>
+            </w:r>
+            <w:r>
+              <w:rPr>
+                <w:rFonts w:eastAsiaTheme="minorEastAsia" w:cstheme="minorHAnsi"/>
+                <w:sz w:val="18"/>
+                <w:szCs w:val="18"/>
+                <w:lang w:eastAsia="en-US"/>
+              </w:rPr>
               <w:fldChar w:fldCharType="end"/>
             </w:r>
           </w:p>
@@ -13983,9 +13855,8 @@
                 <w:szCs w:val="18"/>
                 <w:lang w:eastAsia="en-US"/>
               </w:rPr>
-              <w:t xml:space="preserve">Refer to occupational therapist for functional </w:t>
-            </w:r>
-            <w:proofErr w:type="gramStart"/>
+              <w:t>Refer to occupational therapist for functional assessment</w:t>
+            </w:r>
             <w:r>
               <w:rPr>
                 <w:rFonts w:eastAsiaTheme="minorEastAsia" w:cstheme="minorHAnsi"/>
@@ -13993,29 +13864,28 @@
                 <w:szCs w:val="18"/>
                 <w:lang w:eastAsia="en-US"/>
               </w:rPr>
-              <w:t>assessment</w:t>
-            </w:r>
-            <w:proofErr w:type="gramEnd"/>
-            <w:r>
+              <w:t xml:space="preserve">  </w:t>
+            </w:r>
+          </w:p>
+          <w:p>
+            <w:pPr>
+              <w:spacing w:before="120" w:after="120"/>
               <w:rPr>
                 <w:rFonts w:eastAsiaTheme="minorEastAsia" w:cstheme="minorHAnsi"/>
                 <w:sz w:val="18"/>
                 <w:szCs w:val="18"/>
                 <w:lang w:eastAsia="en-US"/>
               </w:rPr>
-              <w:t xml:space="preserve">  </w:t>
-            </w:r>
-          </w:p>
-          <w:p>
-            <w:pPr>
-              <w:spacing w:before="120" w:after="120"/>
+            </w:pPr>
+            <w:r>
               <w:rPr>
                 <w:rFonts w:eastAsiaTheme="minorEastAsia" w:cstheme="minorHAnsi"/>
                 <w:sz w:val="18"/>
                 <w:szCs w:val="18"/>
                 <w:lang w:eastAsia="en-US"/>
               </w:rPr>
-            </w:pPr>
+              <w:fldChar w:fldCharType="begin"/>
+            </w:r>
             <w:r>
               <w:rPr>
                 <w:rFonts w:eastAsiaTheme="minorEastAsia" w:cstheme="minorHAnsi"/>
@@ -14023,6 +13893,43 @@
                 <w:szCs w:val="18"/>
                 <w:lang w:eastAsia="en-US"/>
               </w:rPr>
+              <w:instrText xml:space="preserve"> MERGEFIELD "ptReferralStatus" </w:instrText>
+            </w:r>
+            <w:r>
+              <w:rPr>
+                <w:rFonts w:eastAsiaTheme="minorEastAsia" w:cstheme="minorHAnsi"/>
+                <w:sz w:val="18"/>
+                <w:szCs w:val="18"/>
+                <w:lang w:eastAsia="en-US"/>
+              </w:rPr>
+              <w:fldChar w:fldCharType="separate"/>
+            </w:r>
+            <w:r>
+              <w:rPr>
+                <w:rFonts w:eastAsiaTheme="minorEastAsia" w:cstheme="minorHAnsi"/>
+                <w:noProof/>
+                <w:sz w:val="18"/>
+                <w:szCs w:val="18"/>
+                <w:lang w:eastAsia="en-US"/>
+              </w:rPr>
+              <w:t>PT referral :  Required</w:t>
+            </w:r>
+            <w:r>
+              <w:rPr>
+                <w:rFonts w:eastAsiaTheme="minorEastAsia" w:cstheme="minorHAnsi"/>
+                <w:sz w:val="18"/>
+                <w:szCs w:val="18"/>
+                <w:lang w:eastAsia="en-US"/>
+              </w:rPr>
+              <w:fldChar w:fldCharType="end"/>
+            </w:r>
+            <w:r>
+              <w:rPr>
+                <w:rFonts w:eastAsiaTheme="minorEastAsia" w:cstheme="minorHAnsi"/>
+                <w:sz w:val="18"/>
+                <w:szCs w:val="18"/>
+                <w:lang w:eastAsia="en-US"/>
+              </w:rPr>
               <w:fldChar w:fldCharType="begin"/>
             </w:r>
             <w:r>
@@ -14032,7 +13939,7 @@
                 <w:szCs w:val="18"/>
                 <w:lang w:eastAsia="en-US"/>
               </w:rPr>
-              <w:instrText xml:space="preserve"> MERGEFIELD "ptReferralStatus" </w:instrText>
+              <w:instrText xml:space="preserve"> MERGEFIELD "otReferralStatus" </w:instrText>
             </w:r>
             <w:r>
               <w:rPr>
@@ -14041,25 +13948,17 @@
                 <w:szCs w:val="18"/>
                 <w:lang w:eastAsia="en-US"/>
               </w:rPr>
-              <w:fldChar w:fldCharType="end"/>
+              <w:fldChar w:fldCharType="separate"/>
             </w:r>
             <w:r>
               <w:rPr>
                 <w:rFonts w:eastAsiaTheme="minorEastAsia" w:cstheme="minorHAnsi"/>
+                <w:noProof/>
                 <w:sz w:val="18"/>
                 <w:szCs w:val="18"/>
                 <w:lang w:eastAsia="en-US"/>
               </w:rPr>
-              <w:fldChar w:fldCharType="begin"/>
-            </w:r>
-            <w:r>
-              <w:rPr>
-                <w:rFonts w:eastAsiaTheme="minorEastAsia" w:cstheme="minorHAnsi"/>
-                <w:sz w:val="18"/>
-                <w:szCs w:val="18"/>
-                <w:lang w:eastAsia="en-US"/>
-              </w:rPr>
-              <w:instrText xml:space="preserve"> MERGEFIELD "otReferralStatus" </w:instrText>
+              <w:t>OT referral :  Not required</w:t>
             </w:r>
             <w:r>
               <w:rPr>
@@ -14110,6 +14009,25 @@
                 <w:lang w:eastAsia="en-US"/>
               </w:rPr>
               <w:instrText xml:space="preserve"> MERGEFIELD "otReferralStatus" </w:instrText>
+            </w:r>
+            <w:r>
+              <w:rPr>
+                <w:rFonts w:eastAsiaTheme="minorEastAsia" w:cstheme="minorHAnsi"/>
+                <w:sz w:val="18"/>
+                <w:szCs w:val="18"/>
+                <w:lang w:eastAsia="en-US"/>
+              </w:rPr>
+              <w:fldChar w:fldCharType="separate"/>
+            </w:r>
+            <w:r>
+              <w:rPr>
+                <w:rFonts w:eastAsiaTheme="minorEastAsia" w:cstheme="minorHAnsi"/>
+                <w:noProof/>
+                <w:sz w:val="18"/>
+                <w:szCs w:val="18"/>
+                <w:lang w:eastAsia="en-US"/>
+              </w:rPr>
+              <w:t>OT referral :  Not required</w:t>
             </w:r>
             <w:r>
               <w:rPr>
@@ -14338,19 +14256,8 @@
                 <w:sz w:val="18"/>
                 <w:szCs w:val="18"/>
               </w:rPr>
-              <w:t xml:space="preserve">See </w:t>
-            </w:r>
-            <w:proofErr w:type="gramStart"/>
-            <w:r>
-              <w:rPr>
-                <w:rFonts w:cstheme="minorHAnsi"/>
-                <w:color w:val="4A66AC" w:themeColor="accent1"/>
-                <w:sz w:val="18"/>
-                <w:szCs w:val="18"/>
-              </w:rPr>
-              <w:t>below</w:t>
-            </w:r>
-            <w:proofErr w:type="gramEnd"/>
+              <w:t>See below</w:t>
+            </w:r>
           </w:p>
           <w:p>
             <w:pPr>
@@ -14496,25 +14403,7 @@
                 <w:sz w:val="18"/>
                 <w:szCs w:val="18"/>
               </w:rPr>
-              <w:t xml:space="preserve">Distance able to walk- farthest distance walked in one time without sitting down in the last 3 </w:t>
-            </w:r>
-            <w:proofErr w:type="gramStart"/>
-            <w:r>
-              <w:rPr>
-                <w:rFonts w:cstheme="minorHAnsi"/>
-                <w:sz w:val="18"/>
-                <w:szCs w:val="18"/>
-              </w:rPr>
-              <w:t>days</w:t>
-            </w:r>
-            <w:proofErr w:type="gramEnd"/>
-            <w:r>
-              <w:rPr>
-                <w:rFonts w:cstheme="minorHAnsi"/>
-                <w:sz w:val="18"/>
-                <w:szCs w:val="18"/>
-              </w:rPr>
-              <w:t xml:space="preserve"> </w:t>
+              <w:t xml:space="preserve">Distance able to walk- farthest distance walked in one time without sitting down in the last 3 days </w:t>
             </w:r>
           </w:p>
           <w:p>
@@ -14710,7 +14599,6 @@
                 <w:szCs w:val="18"/>
               </w:rPr>
             </w:pPr>
-            <w:proofErr w:type="gramStart"/>
             <w:r>
               <w:rPr>
                 <w:rFonts w:ascii="Segoe UI Symbol" w:eastAsia="MS Gothic" w:hAnsi="Segoe UI Symbol" w:cs="Segoe UI Symbol"/>
@@ -14735,7 +14623,6 @@
               </w:rPr>
               <w:t>n</w:t>
             </w:r>
-            <w:proofErr w:type="gramEnd"/>
             <w:r>
               <w:rPr>
                 <w:rFonts w:eastAsia="MS Gothic" w:cstheme="minorHAnsi"/>
@@ -15117,6 +15004,25 @@
                 <w:sz w:val="18"/>
                 <w:szCs w:val="18"/>
               </w:rPr>
+              <w:fldChar w:fldCharType="separate"/>
+            </w:r>
+            <w:r>
+              <w:rPr>
+                <w:rFonts w:cstheme="minorHAnsi"/>
+                <w:noProof/>
+                <w:color w:val="4A66AC" w:themeColor="accent1"/>
+                <w:sz w:val="18"/>
+                <w:szCs w:val="18"/>
+              </w:rPr>
+              <w:t>Mike mobilizes independently with care, he can walk across the road to the shops and around the home and garden without aids; advised he has a 4WW and a stick for outside the home but does not use.  Mike transfers independently and gains assistance from nearby furniture and arm rests to transfer to and from seated to standing.  Mike advised he walks to the local shops on a regular basis which are approximately 100m away. ACAT</w:t>
+            </w:r>
+            <w:r>
+              <w:rPr>
+                <w:rFonts w:cstheme="minorHAnsi"/>
+                <w:color w:val="4A66AC" w:themeColor="accent1"/>
+                <w:sz w:val="18"/>
+                <w:szCs w:val="18"/>
+              </w:rPr>
               <w:fldChar w:fldCharType="end"/>
             </w:r>
           </w:p>
@@ -15860,16 +15766,7 @@
                 <w:sz w:val="18"/>
                 <w:szCs w:val="18"/>
               </w:rPr>
-              <w:t xml:space="preserve"> </w:t>
-            </w:r>
-            <w:proofErr w:type="gramStart"/>
-            <w:r>
-              <w:rPr>
-                <w:rFonts w:cstheme="minorHAnsi"/>
-                <w:sz w:val="18"/>
-                <w:szCs w:val="18"/>
-              </w:rPr>
-              <w:t>Prompt</w:t>
+              <w:t xml:space="preserve"> Prompt</w:t>
             </w:r>
             <w:r>
               <w:rPr>
@@ -15887,7 +15784,6 @@
               </w:rPr>
               <w:t>☐</w:t>
             </w:r>
-            <w:proofErr w:type="gramEnd"/>
             <w:r>
               <w:rPr>
                 <w:rFonts w:cstheme="minorHAnsi"/>
@@ -15991,7 +15887,6 @@
                 <w:szCs w:val="18"/>
               </w:rPr>
             </w:pPr>
-            <w:proofErr w:type="gramStart"/>
             <w:r>
               <w:rPr>
                 <w:rFonts w:ascii="Segoe UI Symbol" w:hAnsi="Segoe UI Symbol" w:cs="Segoe UI Symbol"/>
@@ -16014,16 +15909,7 @@
                 <w:sz w:val="18"/>
                 <w:szCs w:val="18"/>
               </w:rPr>
-              <w:t>left</w:t>
-            </w:r>
-            <w:proofErr w:type="gramEnd"/>
-            <w:r>
-              <w:rPr>
-                <w:rFonts w:cstheme="minorHAnsi"/>
-                <w:sz w:val="18"/>
-                <w:szCs w:val="18"/>
-              </w:rPr>
-              <w:t xml:space="preserve"> handed</w:t>
+              <w:t>left handed</w:t>
             </w:r>
             <w:r>
               <w:rPr>
@@ -16361,25 +16247,6 @@
                 <w:sz w:val="18"/>
                 <w:szCs w:val="18"/>
               </w:rPr>
-              <w:fldChar w:fldCharType="separate"/>
-            </w:r>
-            <w:r>
-              <w:rPr>
-                <w:rFonts w:cstheme="minorHAnsi"/>
-                <w:noProof/>
-                <w:color w:val="4A66AC" w:themeColor="accent1"/>
-                <w:sz w:val="18"/>
-                <w:szCs w:val="18"/>
-              </w:rPr>
-              <w:t>David is managing his personal care independently however he is experiencing dizzy spells and excess fatigue, recommend standby support however decline. ACAT</w:t>
-            </w:r>
-            <w:r>
-              <w:rPr>
-                <w:rFonts w:cstheme="minorHAnsi"/>
-                <w:color w:val="4A66AC" w:themeColor="accent1"/>
-                <w:sz w:val="18"/>
-                <w:szCs w:val="18"/>
-              </w:rPr>
               <w:fldChar w:fldCharType="end"/>
             </w:r>
           </w:p>
@@ -17365,7 +17232,7 @@
                 <w:sz w:val="18"/>
                 <w:szCs w:val="18"/>
               </w:rPr>
-              <w:t>Independent – e.g., able to navigate up to flight 12/14 stairs</w:t>
+              <w:t>Assistance- e.g., with grab rail or mobility aides standby etc</w:t>
             </w:r>
             <w:r>
               <w:rPr>
@@ -17908,18 +17775,8 @@
                 <w:sz w:val="18"/>
                 <w:szCs w:val="18"/>
               </w:rPr>
-              <w:t xml:space="preserve">Assistance </w:t>
-            </w:r>
-            <w:proofErr w:type="gramStart"/>
-            <w:r>
-              <w:rPr>
-                <w:rFonts w:cstheme="minorHAnsi"/>
-                <w:sz w:val="18"/>
-                <w:szCs w:val="18"/>
-              </w:rPr>
-              <w:t>required</w:t>
-            </w:r>
-            <w:proofErr w:type="gramEnd"/>
+              <w:t>Assistance required</w:t>
+            </w:r>
             <w:r>
               <w:rPr>
                 <w:rFonts w:cstheme="minorHAnsi"/>
@@ -17982,7 +17839,7 @@
                 <w:sz w:val="18"/>
                 <w:szCs w:val="18"/>
               </w:rPr>
-              <w:t>David reported he finds doing his household shopping very tiring and he finds lifting and carrying heavier items difficult to increased weakness, his friends have been assisting him. He has approval for shopping but cancelled this as his friends were helping,</w:t>
+              <w:t>Judy has always shopped for the family, Mike reports he would be completely reliant on others to gain required items from a shop.</w:t>
             </w:r>
             <w:r>
               <w:rPr>
@@ -18028,7 +17885,7 @@
                 <w:sz w:val="18"/>
                 <w:szCs w:val="18"/>
               </w:rPr>
-              <w:t>David reported he finds doing his household shopping very tiring and he finds lifting and carrying heavier items difficult to increased weakness, his friends have been assisting him. He has approval for shopping but cancelled this as his friends were helping,</w:t>
+              <w:t>Judy has always shopped for the family, Mike reports he would be completely reliant on others to gain required items from a shop.</w:t>
             </w:r>
             <w:r>
               <w:rPr>
@@ -18074,7 +17931,7 @@
                 <w:sz w:val="18"/>
                 <w:szCs w:val="18"/>
               </w:rPr>
-              <w:t>David reported he finds doing his household shopping very tiring and he finds lifting and carrying heavier items difficult to increased weakness, his friends have been assisting him. He has approval for shopping but cancelled this as his friends were helping,</w:t>
+              <w:t>Judy has always shopped for the family, Mike reports he would be completely reliant on others to gain required items from a shop.</w:t>
             </w:r>
             <w:r>
               <w:rPr>
@@ -18379,7 +18236,7 @@
                 <w:sz w:val="18"/>
                 <w:szCs w:val="18"/>
               </w:rPr>
-              <w:t>David is finding it difficult to managing the heavier tasks around his home i.e. vacuum and mop the floors, clean the shower and toilet, hang the sheets and towels on the line to dry and change the bed linen difficult.  David is seeking assistance with cleaning of windows and gutters as it is unsafe for him to climb ladders. ACAT</w:t>
+              <w:t>Mike is not able to manage attending to heavy instrumental activities of daily living including moderate to heavy house cleaning and heavy home and garden maintenance.  He suffers from arthritis, cardiac disease, has a PPM.</w:t>
             </w:r>
             <w:r>
               <w:rPr>
@@ -18679,18 +18536,8 @@
                 <w:sz w:val="18"/>
                 <w:szCs w:val="18"/>
               </w:rPr>
-              <w:t xml:space="preserve">Assistance </w:t>
-            </w:r>
-            <w:proofErr w:type="gramStart"/>
-            <w:r>
-              <w:rPr>
-                <w:rFonts w:cstheme="minorHAnsi"/>
-                <w:sz w:val="18"/>
-                <w:szCs w:val="18"/>
-              </w:rPr>
-              <w:t>required</w:t>
-            </w:r>
-            <w:proofErr w:type="gramEnd"/>
+              <w:t>Assistance required</w:t>
+            </w:r>
             <w:r>
               <w:rPr>
                 <w:rFonts w:cstheme="minorHAnsi"/>
@@ -18744,7 +18591,7 @@
                 <w:sz w:val="18"/>
                 <w:szCs w:val="18"/>
               </w:rPr>
-              <w:t xml:space="preserve">David is experiencing weakness and fatigue and often finds he has no energy to prepare a meal in the evening. </w:t>
+              <w:t>Mike reported he has always made his own porridge for breakfast every morning and Judy prepares all other meals. Mike is unable to prepare any other foods.</w:t>
             </w:r>
             <w:r>
               <w:rPr>
@@ -19107,7 +18954,7 @@
                 <w:sz w:val="18"/>
                 <w:szCs w:val="18"/>
               </w:rPr>
-              <w:t>David manages his own finances.</w:t>
+              <w:t>Judy supports Mike with financial and lifestyle choices. They have Enduring Power of Attorney documents in place - they are in the process of arranging EPG.  Mike takes his bills to the Post Office and pays bills with the assistance of their customer service. Mike is unable to use internet banking.</w:t>
             </w:r>
             <w:r>
               <w:rPr>
@@ -19349,7 +19196,7 @@
                 <w:sz w:val="18"/>
                 <w:szCs w:val="18"/>
               </w:rPr>
-              <w:t>Independent – No help, setup, or supervision</w:t>
+              <w:t xml:space="preserve"> Assistance required</w:t>
             </w:r>
             <w:r>
               <w:rPr>
@@ -19526,68 +19373,46 @@
               <w:pStyle w:val="SCCPolicyText"/>
               <w:rPr>
                 <w:rFonts w:asciiTheme="minorHAnsi" w:hAnsiTheme="minorHAnsi" w:cstheme="minorHAnsi"/>
+                <w:sz w:val="18"/>
+                <w:szCs w:val="18"/>
+              </w:rPr>
+            </w:pPr>
+            <w:r>
+              <w:rPr>
+                <w:rFonts w:asciiTheme="minorHAnsi" w:hAnsiTheme="minorHAnsi" w:cstheme="minorHAnsi"/>
+                <w:color w:val="4A66AC" w:themeColor="accent1"/>
+                <w:sz w:val="18"/>
+                <w:szCs w:val="18"/>
+              </w:rPr>
+              <w:fldChar w:fldCharType="begin"/>
+            </w:r>
+            <w:r>
+              <w:rPr>
+                <w:rFonts w:asciiTheme="minorHAnsi" w:hAnsiTheme="minorHAnsi" w:cstheme="minorHAnsi"/>
+                <w:color w:val="4A66AC" w:themeColor="accent1"/>
+                <w:sz w:val="18"/>
+                <w:szCs w:val="18"/>
+              </w:rPr>
+              <w:instrText xml:space="preserve"> MERGEFIELD "socialOther" </w:instrText>
+            </w:r>
+            <w:r>
+              <w:rPr>
+                <w:rFonts w:asciiTheme="minorHAnsi" w:hAnsiTheme="minorHAnsi" w:cstheme="minorHAnsi"/>
+                <w:color w:val="4A66AC" w:themeColor="accent1"/>
+                <w:sz w:val="18"/>
+                <w:szCs w:val="18"/>
+              </w:rPr>
+              <w:fldChar w:fldCharType="separate"/>
+            </w:r>
+            <w:r>
+              <w:rPr>
+                <w:rFonts w:asciiTheme="minorHAnsi" w:hAnsiTheme="minorHAnsi" w:cstheme="minorHAnsi"/>
                 <w:noProof/>
                 <w:color w:val="4A66AC" w:themeColor="accent1"/>
                 <w:sz w:val="18"/>
                 <w:szCs w:val="18"/>
               </w:rPr>
-            </w:pPr>
-            <w:r>
-              <w:rPr>
-                <w:rFonts w:asciiTheme="minorHAnsi" w:hAnsiTheme="minorHAnsi" w:cstheme="minorHAnsi"/>
-                <w:color w:val="4A66AC" w:themeColor="accent1"/>
-                <w:sz w:val="18"/>
-                <w:szCs w:val="18"/>
-              </w:rPr>
-              <w:fldChar w:fldCharType="begin"/>
-            </w:r>
-            <w:r>
-              <w:rPr>
-                <w:rFonts w:asciiTheme="minorHAnsi" w:hAnsiTheme="minorHAnsi" w:cstheme="minorHAnsi"/>
-                <w:color w:val="4A66AC" w:themeColor="accent1"/>
-                <w:sz w:val="18"/>
-                <w:szCs w:val="18"/>
-              </w:rPr>
-              <w:instrText xml:space="preserve"> MERGEFIELD "socialOther" </w:instrText>
-            </w:r>
-            <w:r>
-              <w:rPr>
-                <w:rFonts w:asciiTheme="minorHAnsi" w:hAnsiTheme="minorHAnsi" w:cstheme="minorHAnsi"/>
-                <w:color w:val="4A66AC" w:themeColor="accent1"/>
-                <w:sz w:val="18"/>
-                <w:szCs w:val="18"/>
-              </w:rPr>
-              <w:fldChar w:fldCharType="separate"/>
-            </w:r>
-            <w:r>
-              <w:rPr>
-                <w:rFonts w:asciiTheme="minorHAnsi" w:hAnsiTheme="minorHAnsi" w:cstheme="minorHAnsi"/>
-                <w:noProof/>
-                <w:color w:val="4A66AC" w:themeColor="accent1"/>
-                <w:sz w:val="18"/>
-                <w:szCs w:val="18"/>
-              </w:rPr>
-              <w:t>David is an active member and Elder within his Uniting Church</w:t>
-            </w:r>
-          </w:p>
-          <w:p>
-            <w:pPr>
-              <w:pStyle w:val="SCCPolicyText"/>
-              <w:rPr>
-                <w:rFonts w:asciiTheme="minorHAnsi" w:hAnsiTheme="minorHAnsi" w:cstheme="minorHAnsi"/>
-                <w:sz w:val="18"/>
-                <w:szCs w:val="18"/>
-              </w:rPr>
-            </w:pPr>
-            <w:r>
-              <w:rPr>
-                <w:rFonts w:asciiTheme="minorHAnsi" w:hAnsiTheme="minorHAnsi" w:cstheme="minorHAnsi"/>
-                <w:noProof/>
-                <w:color w:val="4A66AC" w:themeColor="accent1"/>
-                <w:sz w:val="18"/>
-                <w:szCs w:val="18"/>
-              </w:rPr>
-              <w:t>Mens shed.</w:t>
+              <w:t xml:space="preserve">Ag society Brunswick. lawn mowing, </w:t>
             </w:r>
             <w:r>
               <w:rPr>
@@ -20135,6 +19960,25 @@
                 <w:sz w:val="18"/>
                 <w:szCs w:val="18"/>
               </w:rPr>
+              <w:fldChar w:fldCharType="separate"/>
+            </w:r>
+            <w:r>
+              <w:rPr>
+                <w:rFonts w:cstheme="minorHAnsi"/>
+                <w:noProof/>
+                <w:color w:val="4A66AC" w:themeColor="accent1"/>
+                <w:sz w:val="18"/>
+                <w:szCs w:val="18"/>
+              </w:rPr>
+              <w:t>No</w:t>
+            </w:r>
+            <w:r>
+              <w:rPr>
+                <w:rFonts w:cstheme="minorHAnsi"/>
+                <w:color w:val="4A66AC" w:themeColor="accent1"/>
+                <w:sz w:val="18"/>
+                <w:szCs w:val="18"/>
+              </w:rPr>
               <w:fldChar w:fldCharType="end"/>
             </w:r>
           </w:p>
@@ -20553,7 +20397,7 @@
                 <w:sz w:val="18"/>
                 <w:szCs w:val="18"/>
               </w:rPr>
-              <w:t xml:space="preserve">David has a current Driver's Licence and his own vehicle, he has not been driving since chemo treatment as feeling unwell, friends have been assisting. </w:t>
+              <w:t xml:space="preserve">Mike was required to relinquish his driver licence this year and would need assistance from another to get to places out of walking distance due to his reduced memory ability and frailty. Mike would not be able to access public transport independently requiring the input of another to assist with orientation and understanding. </w:t>
             </w:r>
             <w:r>
               <w:rPr>
@@ -21470,7 +21314,6 @@
               </w:rPr>
               <w:t xml:space="preserve"> </w:t>
             </w:r>
-            <w:proofErr w:type="gramStart"/>
             <w:r>
               <w:rPr>
                 <w:rFonts w:cstheme="minorHAnsi"/>
@@ -21480,7 +21323,6 @@
               </w:rPr>
               <w:t>NA</w:t>
             </w:r>
-            <w:proofErr w:type="gramEnd"/>
           </w:p>
           <w:p>
             <w:pPr>
@@ -21845,25 +21687,7 @@
                 <w:sz w:val="18"/>
                 <w:szCs w:val="18"/>
               </w:rPr>
-              <w:t xml:space="preserve">Level 7 Texture – </w:t>
-            </w:r>
-            <w:proofErr w:type="gramStart"/>
-            <w:r>
-              <w:rPr>
-                <w:rFonts w:asciiTheme="minorHAnsi" w:hAnsiTheme="minorHAnsi" w:cstheme="minorHAnsi"/>
-                <w:sz w:val="18"/>
-                <w:szCs w:val="18"/>
-              </w:rPr>
-              <w:t>Solid(</w:t>
-            </w:r>
-            <w:proofErr w:type="gramEnd"/>
-            <w:r>
-              <w:rPr>
-                <w:rFonts w:asciiTheme="minorHAnsi" w:hAnsiTheme="minorHAnsi" w:cstheme="minorHAnsi"/>
-                <w:sz w:val="18"/>
-                <w:szCs w:val="18"/>
-              </w:rPr>
-              <w:t>crunchy, chewy, lumpy)</w:t>
+              <w:t>Level 7 Texture – Solid(crunchy, chewy, lumpy)</w:t>
             </w:r>
             <w:r>
               <w:rPr>
@@ -21913,16 +21737,7 @@
                 <w:sz w:val="18"/>
                 <w:szCs w:val="18"/>
               </w:rPr>
-              <w:t>Level 5 Minced/</w:t>
-            </w:r>
-            <w:proofErr w:type="gramStart"/>
-            <w:r>
-              <w:rPr>
-                <w:rFonts w:asciiTheme="minorHAnsi" w:hAnsiTheme="minorHAnsi" w:cstheme="minorHAnsi"/>
-                <w:sz w:val="18"/>
-                <w:szCs w:val="18"/>
-              </w:rPr>
-              <w:t xml:space="preserve">Moist  </w:t>
+              <w:t xml:space="preserve">Level 5 Minced/Moist  </w:t>
             </w:r>
             <w:r>
               <w:rPr>
@@ -21932,7 +21747,6 @@
               </w:rPr>
               <w:t>☐</w:t>
             </w:r>
-            <w:proofErr w:type="gramEnd"/>
             <w:r>
               <w:rPr>
                 <w:rFonts w:ascii="Segoe UI Symbol" w:eastAsia="MS Gothic" w:hAnsi="Segoe UI Symbol" w:cs="Segoe UI Symbol"/>
@@ -22087,16 +21901,7 @@
                 <w:sz w:val="18"/>
                 <w:szCs w:val="18"/>
               </w:rPr>
-              <w:t>/</w:t>
-            </w:r>
-            <w:proofErr w:type="gramStart"/>
-            <w:r>
-              <w:rPr>
-                <w:rFonts w:asciiTheme="minorHAnsi" w:hAnsiTheme="minorHAnsi" w:cstheme="minorHAnsi"/>
-                <w:sz w:val="18"/>
-                <w:szCs w:val="18"/>
-              </w:rPr>
-              <w:t xml:space="preserve">normal </w:t>
+              <w:t xml:space="preserve">/normal </w:t>
             </w:r>
             <w:r>
               <w:rPr>
@@ -22114,7 +21919,6 @@
               </w:rPr>
               <w:t>☐</w:t>
             </w:r>
-            <w:proofErr w:type="gramEnd"/>
             <w:r>
               <w:rPr>
                 <w:rFonts w:ascii="Segoe UI Symbol" w:eastAsia="MS Gothic" w:hAnsi="Segoe UI Symbol" w:cs="Segoe UI Symbol"/>
@@ -22244,25 +22048,7 @@
                 <w:sz w:val="18"/>
                 <w:szCs w:val="18"/>
               </w:rPr>
-              <w:t>Daily fluid Intake (</w:t>
-            </w:r>
-            <w:proofErr w:type="spellStart"/>
-            <w:r>
-              <w:rPr>
-                <w:rFonts w:cstheme="minorHAnsi"/>
-                <w:sz w:val="18"/>
-                <w:szCs w:val="18"/>
-              </w:rPr>
-              <w:t>mls</w:t>
-            </w:r>
-            <w:proofErr w:type="spellEnd"/>
-            <w:r>
-              <w:rPr>
-                <w:rFonts w:cstheme="minorHAnsi"/>
-                <w:sz w:val="18"/>
-                <w:szCs w:val="18"/>
-              </w:rPr>
-              <w:t>)</w:t>
+              <w:t>Daily fluid Intake (mls)</w:t>
             </w:r>
           </w:p>
         </w:tc>
@@ -22381,6 +22167,25 @@
                 <w:szCs w:val="18"/>
               </w:rPr>
               <w:instrText xml:space="preserve"> MERGEFIELD "eating" </w:instrText>
+            </w:r>
+            <w:r>
+              <w:rPr>
+                <w:rFonts w:cstheme="minorHAnsi"/>
+                <w:color w:val="4A66AC" w:themeColor="accent1"/>
+                <w:sz w:val="18"/>
+                <w:szCs w:val="18"/>
+              </w:rPr>
+              <w:fldChar w:fldCharType="separate"/>
+            </w:r>
+            <w:r>
+              <w:rPr>
+                <w:rFonts w:cstheme="minorHAnsi"/>
+                <w:noProof/>
+                <w:color w:val="4A66AC" w:themeColor="accent1"/>
+                <w:sz w:val="18"/>
+                <w:szCs w:val="18"/>
+              </w:rPr>
+              <w:t>independent eating</w:t>
             </w:r>
             <w:r>
               <w:rPr>
@@ -22727,7 +22532,7 @@
                 <w:sz w:val="18"/>
                 <w:szCs w:val="18"/>
               </w:rPr>
-              <w:t>David feels nauseous and has a poor appetite with some weight loss, he has seen a Dietitian and requires nutritional supplements.</w:t>
+              <w:t>Poor fluid intake, Mike experiences frequent urinary tract infections believed associated to this.</w:t>
             </w:r>
             <w:r>
               <w:rPr>
@@ -22927,7 +22732,7 @@
                 <w:sz w:val="18"/>
                 <w:szCs w:val="18"/>
               </w:rPr>
-              <w:t>David has lost 6-10kg weight in the last six months without trying (2)</w:t>
+              <w:t>No weight loss in last six months (0)</w:t>
             </w:r>
           </w:p>
           <w:p>
@@ -22953,8 +22758,7 @@
                 <w:sz w:val="18"/>
                 <w:szCs w:val="18"/>
               </w:rPr>
-              <w:lastRenderedPageBreak/>
-              <w:t>David has been eating three quarters or more of usual intake and no loss of appetite (0)</w:t>
+              <w:t>Mike has been eating three quarters or more of usual intake and no loss of appetite (0)</w:t>
             </w:r>
           </w:p>
           <w:p>
@@ -23023,6 +22827,29 @@
                 <w:szCs w:val="18"/>
               </w:rPr>
               <w:instrText xml:space="preserve"> MERGEFIELD "oral" </w:instrText>
+            </w:r>
+            <w:r>
+              <w:rPr>
+                <w:rFonts w:asciiTheme="minorHAnsi" w:hAnsiTheme="minorHAnsi" w:cstheme="minorHAnsi"/>
+                <w:b/>
+                <w:bCs/>
+                <w:color w:val="4A66AC" w:themeColor="accent1"/>
+                <w:sz w:val="18"/>
+                <w:szCs w:val="18"/>
+              </w:rPr>
+              <w:fldChar w:fldCharType="separate"/>
+            </w:r>
+            <w:r>
+              <w:rPr>
+                <w:rFonts w:asciiTheme="minorHAnsi" w:hAnsiTheme="minorHAnsi" w:cstheme="minorHAnsi"/>
+                <w:b/>
+                <w:bCs/>
+                <w:noProof/>
+                <w:color w:val="4A66AC" w:themeColor="accent1"/>
+                <w:sz w:val="18"/>
+                <w:szCs w:val="18"/>
+              </w:rPr>
+              <w:t>Top dentures, nil issues</w:t>
             </w:r>
             <w:r>
               <w:rPr>
@@ -23102,6 +22929,25 @@
                 <w:sz w:val="18"/>
                 <w:szCs w:val="18"/>
               </w:rPr>
+              <w:fldChar w:fldCharType="separate"/>
+            </w:r>
+            <w:r>
+              <w:rPr>
+                <w:rFonts w:cstheme="minorHAnsi"/>
+                <w:noProof/>
+                <w:color w:val="4A66AC" w:themeColor="accent1"/>
+                <w:sz w:val="18"/>
+                <w:szCs w:val="18"/>
+              </w:rPr>
+              <w:t>Dietician referral :  Not required</w:t>
+            </w:r>
+            <w:r>
+              <w:rPr>
+                <w:rFonts w:cstheme="minorHAnsi"/>
+                <w:color w:val="4A66AC" w:themeColor="accent1"/>
+                <w:sz w:val="18"/>
+                <w:szCs w:val="18"/>
+              </w:rPr>
               <w:fldChar w:fldCharType="end"/>
             </w:r>
           </w:p>
@@ -23146,16 +22992,7 @@
                 <w:sz w:val="18"/>
                 <w:szCs w:val="18"/>
               </w:rPr>
-              <w:t xml:space="preserve">Dentition: Does the client have </w:t>
-            </w:r>
-            <w:proofErr w:type="gramStart"/>
-            <w:r>
-              <w:rPr>
-                <w:rFonts w:cstheme="minorHAnsi"/>
-                <w:sz w:val="18"/>
-                <w:szCs w:val="18"/>
-              </w:rPr>
-              <w:t xml:space="preserve">dentures  </w:t>
+              <w:t xml:space="preserve">Dentition: Does the client have dentures  </w:t>
             </w:r>
             <w:r>
               <w:rPr>
@@ -23165,7 +23002,6 @@
               </w:rPr>
               <w:t>☐</w:t>
             </w:r>
-            <w:proofErr w:type="gramEnd"/>
             <w:r>
               <w:rPr>
                 <w:rFonts w:cstheme="minorHAnsi"/>
@@ -23215,6 +23051,25 @@
                 <w:szCs w:val="18"/>
               </w:rPr>
               <w:instrText xml:space="preserve"> MERGEFIELD "oral" </w:instrText>
+            </w:r>
+            <w:r>
+              <w:rPr>
+                <w:rFonts w:cstheme="minorHAnsi"/>
+                <w:color w:val="4A66AC" w:themeColor="accent1"/>
+                <w:sz w:val="18"/>
+                <w:szCs w:val="18"/>
+              </w:rPr>
+              <w:fldChar w:fldCharType="separate"/>
+            </w:r>
+            <w:r>
+              <w:rPr>
+                <w:rFonts w:cstheme="minorHAnsi"/>
+                <w:noProof/>
+                <w:color w:val="4A66AC" w:themeColor="accent1"/>
+                <w:sz w:val="18"/>
+                <w:szCs w:val="18"/>
+              </w:rPr>
+              <w:t>Top dentures, nil issues</w:t>
             </w:r>
             <w:r>
               <w:rPr>
@@ -23364,6 +23219,25 @@
                 <w:sz w:val="18"/>
                 <w:szCs w:val="18"/>
               </w:rPr>
+              <w:fldChar w:fldCharType="separate"/>
+            </w:r>
+            <w:r>
+              <w:rPr>
+                <w:rFonts w:cstheme="minorHAnsi"/>
+                <w:noProof/>
+                <w:color w:val="4A66AC" w:themeColor="accent1"/>
+                <w:sz w:val="18"/>
+                <w:szCs w:val="18"/>
+              </w:rPr>
+              <w:t>Speach pathologist referral :  Not required</w:t>
+            </w:r>
+            <w:r>
+              <w:rPr>
+                <w:rFonts w:cstheme="minorHAnsi"/>
+                <w:color w:val="4A66AC" w:themeColor="accent1"/>
+                <w:sz w:val="18"/>
+                <w:szCs w:val="18"/>
+              </w:rPr>
               <w:fldChar w:fldCharType="end"/>
             </w:r>
           </w:p>
@@ -23440,23 +23314,13 @@
               </w:rPr>
               <w:t xml:space="preserve"> No</w:t>
             </w:r>
-            <w:proofErr w:type="gramStart"/>
-            <w:r>
-              <w:rPr>
-                <w:rFonts w:cstheme="minorHAnsi"/>
-                <w:sz w:val="18"/>
-                <w:szCs w:val="18"/>
-              </w:rPr>
-              <w:t xml:space="preserve">   (</w:t>
-            </w:r>
-            <w:proofErr w:type="gramEnd"/>
-            <w:r>
-              <w:rPr>
-                <w:rFonts w:cstheme="minorHAnsi"/>
-                <w:sz w:val="18"/>
-                <w:szCs w:val="18"/>
-              </w:rPr>
-              <w:t xml:space="preserve"> If yes,  please complete remaining check boxes)</w:t>
+            <w:r>
+              <w:rPr>
+                <w:rFonts w:cstheme="minorHAnsi"/>
+                <w:sz w:val="18"/>
+                <w:szCs w:val="18"/>
+              </w:rPr>
+              <w:t xml:space="preserve">   ( If yes,  please complete remaining check boxes)</w:t>
             </w:r>
           </w:p>
           <w:p>
@@ -23492,7 +23356,6 @@
               </w:rPr>
               <w:t xml:space="preserve">    Diabetes Type 2 </w:t>
             </w:r>
-            <w:proofErr w:type="gramStart"/>
             <w:r>
               <w:rPr>
                 <w:rFonts w:ascii="Segoe UI Symbol" w:hAnsi="Segoe UI Symbol" w:cs="Segoe UI Symbol"/>
@@ -23524,17 +23387,7 @@
                 <w:sz w:val="18"/>
                 <w:szCs w:val="18"/>
               </w:rPr>
-              <w:t>refer</w:t>
-            </w:r>
-            <w:proofErr w:type="gramEnd"/>
-            <w:r>
-              <w:rPr>
-                <w:rFonts w:cstheme="minorHAnsi"/>
-                <w:color w:val="4A66AC" w:themeColor="accent1"/>
-                <w:sz w:val="18"/>
-                <w:szCs w:val="18"/>
-              </w:rPr>
-              <w:t xml:space="preserve"> to medical section</w:t>
+              <w:t>refer to medical section</w:t>
             </w:r>
           </w:p>
         </w:tc>
@@ -23657,7 +23510,6 @@
               </w:rPr>
               <w:t xml:space="preserve">Independent </w:t>
             </w:r>
-            <w:proofErr w:type="gramStart"/>
             <w:r>
               <w:rPr>
                 <w:rFonts w:ascii="Segoe UI Symbol" w:eastAsia="MS Gothic" w:hAnsi="Segoe UI Symbol" w:cs="Segoe UI Symbol"/>
@@ -23680,16 +23532,7 @@
                 <w:sz w:val="18"/>
                 <w:szCs w:val="18"/>
               </w:rPr>
-              <w:t xml:space="preserve"> Assistance</w:t>
-            </w:r>
-            <w:proofErr w:type="gramEnd"/>
-            <w:r>
-              <w:rPr>
-                <w:rFonts w:cstheme="minorHAnsi"/>
-                <w:sz w:val="18"/>
-                <w:szCs w:val="18"/>
-              </w:rPr>
-              <w:t xml:space="preserve"> required </w:t>
+              <w:t xml:space="preserve"> Assistance required </w:t>
             </w:r>
             <w:r>
               <w:rPr>
@@ -23840,7 +23683,6 @@
               </w:rPr>
               <w:t xml:space="preserve">Independent </w:t>
             </w:r>
-            <w:proofErr w:type="gramStart"/>
             <w:r>
               <w:rPr>
                 <w:rFonts w:ascii="Segoe UI Symbol" w:eastAsia="MS Gothic" w:hAnsi="Segoe UI Symbol" w:cs="Segoe UI Symbol"/>
@@ -23863,16 +23705,7 @@
                 <w:sz w:val="18"/>
                 <w:szCs w:val="18"/>
               </w:rPr>
-              <w:t xml:space="preserve"> Assistance</w:t>
-            </w:r>
-            <w:proofErr w:type="gramEnd"/>
-            <w:r>
-              <w:rPr>
-                <w:rFonts w:cstheme="minorHAnsi"/>
-                <w:sz w:val="18"/>
-                <w:szCs w:val="18"/>
-              </w:rPr>
-              <w:t xml:space="preserve"> required </w:t>
+              <w:t xml:space="preserve"> Assistance required </w:t>
             </w:r>
             <w:r>
               <w:rPr>
@@ -24350,6 +24183,29 @@
                 <w:sz w:val="18"/>
                 <w:szCs w:val="18"/>
               </w:rPr>
+              <w:fldChar w:fldCharType="separate"/>
+            </w:r>
+            <w:r>
+              <w:rPr>
+                <w:rFonts w:cstheme="minorHAnsi"/>
+                <w:b/>
+                <w:bCs/>
+                <w:noProof/>
+                <w:color w:val="0070C0"/>
+                <w:sz w:val="18"/>
+                <w:szCs w:val="18"/>
+              </w:rPr>
+              <w:t>Upper body dressing :  Independent</w:t>
+            </w:r>
+            <w:r>
+              <w:rPr>
+                <w:rFonts w:cstheme="minorHAnsi"/>
+                <w:b/>
+                <w:bCs/>
+                <w:color w:val="0070C0"/>
+                <w:sz w:val="18"/>
+                <w:szCs w:val="18"/>
+              </w:rPr>
               <w:fldChar w:fldCharType="end"/>
             </w:r>
           </w:p>
@@ -24395,6 +24251,29 @@
                 <w:sz w:val="18"/>
                 <w:szCs w:val="18"/>
               </w:rPr>
+              <w:fldChar w:fldCharType="separate"/>
+            </w:r>
+            <w:r>
+              <w:rPr>
+                <w:rFonts w:cstheme="minorHAnsi"/>
+                <w:b/>
+                <w:bCs/>
+                <w:noProof/>
+                <w:color w:val="0070C0"/>
+                <w:sz w:val="18"/>
+                <w:szCs w:val="18"/>
+              </w:rPr>
+              <w:t>Lower body dressing :  Independent</w:t>
+            </w:r>
+            <w:r>
+              <w:rPr>
+                <w:rFonts w:cstheme="minorHAnsi"/>
+                <w:b/>
+                <w:bCs/>
+                <w:color w:val="0070C0"/>
+                <w:sz w:val="18"/>
+                <w:szCs w:val="18"/>
+              </w:rPr>
               <w:fldChar w:fldCharType="end"/>
             </w:r>
           </w:p>
@@ -24430,6 +24309,29 @@
                 <w:szCs w:val="18"/>
               </w:rPr>
               <w:instrText xml:space="preserve"> MERGEFIELD "shoesAndSocksAssist" </w:instrText>
+            </w:r>
+            <w:r>
+              <w:rPr>
+                <w:rFonts w:cstheme="minorHAnsi"/>
+                <w:b/>
+                <w:bCs/>
+                <w:color w:val="0070C0"/>
+                <w:sz w:val="18"/>
+                <w:szCs w:val="18"/>
+              </w:rPr>
+              <w:fldChar w:fldCharType="separate"/>
+            </w:r>
+            <w:r>
+              <w:rPr>
+                <w:rFonts w:cstheme="minorHAnsi"/>
+                <w:b/>
+                <w:bCs/>
+                <w:noProof/>
+                <w:color w:val="0070C0"/>
+                <w:sz w:val="18"/>
+                <w:szCs w:val="18"/>
+              </w:rPr>
+              <w:t>Shoes and socks :  Independent</w:t>
             </w:r>
             <w:r>
               <w:rPr>
@@ -26251,6 +26153,29 @@
                 <w:sz w:val="18"/>
                 <w:szCs w:val="18"/>
               </w:rPr>
+              <w:fldChar w:fldCharType="separate"/>
+            </w:r>
+            <w:r>
+              <w:rPr>
+                <w:rFonts w:cstheme="minorHAnsi"/>
+                <w:b/>
+                <w:bCs/>
+                <w:noProof/>
+                <w:color w:val="0070C0"/>
+                <w:sz w:val="18"/>
+                <w:szCs w:val="18"/>
+              </w:rPr>
+              <w:t>Washing overall :  Independent</w:t>
+            </w:r>
+            <w:r>
+              <w:rPr>
+                <w:rFonts w:cstheme="minorHAnsi"/>
+                <w:b/>
+                <w:bCs/>
+                <w:color w:val="0070C0"/>
+                <w:sz w:val="18"/>
+                <w:szCs w:val="18"/>
+              </w:rPr>
               <w:fldChar w:fldCharType="end"/>
             </w:r>
           </w:p>
@@ -26503,6 +26428,29 @@
                 <w:sz w:val="18"/>
                 <w:szCs w:val="18"/>
               </w:rPr>
+              <w:fldChar w:fldCharType="separate"/>
+            </w:r>
+            <w:r>
+              <w:rPr>
+                <w:rFonts w:cstheme="minorHAnsi"/>
+                <w:b/>
+                <w:bCs/>
+                <w:noProof/>
+                <w:color w:val="0070C0"/>
+                <w:sz w:val="18"/>
+                <w:szCs w:val="18"/>
+              </w:rPr>
+              <w:t>Mouth/teeth care :  Independent</w:t>
+            </w:r>
+            <w:r>
+              <w:rPr>
+                <w:rFonts w:cstheme="minorHAnsi"/>
+                <w:b/>
+                <w:bCs/>
+                <w:color w:val="0070C0"/>
+                <w:sz w:val="18"/>
+                <w:szCs w:val="18"/>
+              </w:rPr>
               <w:fldChar w:fldCharType="end"/>
             </w:r>
           </w:p>
@@ -26548,6 +26496,29 @@
                 <w:sz w:val="18"/>
                 <w:szCs w:val="18"/>
               </w:rPr>
+              <w:fldChar w:fldCharType="separate"/>
+            </w:r>
+            <w:r>
+              <w:rPr>
+                <w:rFonts w:cstheme="minorHAnsi"/>
+                <w:b/>
+                <w:bCs/>
+                <w:noProof/>
+                <w:color w:val="0070C0"/>
+                <w:sz w:val="18"/>
+                <w:szCs w:val="18"/>
+              </w:rPr>
+              <w:t>Hair washing :  Independent</w:t>
+            </w:r>
+            <w:r>
+              <w:rPr>
+                <w:rFonts w:cstheme="minorHAnsi"/>
+                <w:b/>
+                <w:bCs/>
+                <w:color w:val="0070C0"/>
+                <w:sz w:val="18"/>
+                <w:szCs w:val="18"/>
+              </w:rPr>
               <w:fldChar w:fldCharType="end"/>
             </w:r>
           </w:p>
@@ -26593,6 +26564,29 @@
                 <w:sz w:val="18"/>
                 <w:szCs w:val="18"/>
               </w:rPr>
+              <w:fldChar w:fldCharType="separate"/>
+            </w:r>
+            <w:r>
+              <w:rPr>
+                <w:rFonts w:cstheme="minorHAnsi"/>
+                <w:b/>
+                <w:bCs/>
+                <w:noProof/>
+                <w:color w:val="0070C0"/>
+                <w:sz w:val="18"/>
+                <w:szCs w:val="18"/>
+              </w:rPr>
+              <w:t>Shaving :  Independent</w:t>
+            </w:r>
+            <w:r>
+              <w:rPr>
+                <w:rFonts w:cstheme="minorHAnsi"/>
+                <w:b/>
+                <w:bCs/>
+                <w:color w:val="0070C0"/>
+                <w:sz w:val="18"/>
+                <w:szCs w:val="18"/>
+              </w:rPr>
               <w:fldChar w:fldCharType="end"/>
             </w:r>
           </w:p>
@@ -26628,6 +26622,29 @@
                 <w:szCs w:val="18"/>
               </w:rPr>
               <w:instrText xml:space="preserve"> MERGEFIELD "fingerNailCareAssist" </w:instrText>
+            </w:r>
+            <w:r>
+              <w:rPr>
+                <w:rFonts w:cstheme="minorHAnsi"/>
+                <w:b/>
+                <w:bCs/>
+                <w:color w:val="0070C0"/>
+                <w:sz w:val="18"/>
+                <w:szCs w:val="18"/>
+              </w:rPr>
+              <w:fldChar w:fldCharType="separate"/>
+            </w:r>
+            <w:r>
+              <w:rPr>
+                <w:rFonts w:cstheme="minorHAnsi"/>
+                <w:b/>
+                <w:bCs/>
+                <w:noProof/>
+                <w:color w:val="0070C0"/>
+                <w:sz w:val="18"/>
+                <w:szCs w:val="18"/>
+              </w:rPr>
+              <w:t>Finger nail care :  Independent</w:t>
             </w:r>
             <w:r>
               <w:rPr>
@@ -26670,6 +26687,29 @@
                 <w:szCs w:val="18"/>
               </w:rPr>
               <w:instrText xml:space="preserve"> MERGEFIELD "toeNailCare" </w:instrText>
+            </w:r>
+            <w:r>
+              <w:rPr>
+                <w:rFonts w:cstheme="minorHAnsi"/>
+                <w:b/>
+                <w:bCs/>
+                <w:color w:val="0070C0"/>
+                <w:sz w:val="18"/>
+                <w:szCs w:val="18"/>
+              </w:rPr>
+              <w:fldChar w:fldCharType="separate"/>
+            </w:r>
+            <w:r>
+              <w:rPr>
+                <w:rFonts w:cstheme="minorHAnsi"/>
+                <w:b/>
+                <w:bCs/>
+                <w:noProof/>
+                <w:color w:val="0070C0"/>
+                <w:sz w:val="18"/>
+                <w:szCs w:val="18"/>
+              </w:rPr>
+              <w:t>Toe nail care :  Independent</w:t>
             </w:r>
             <w:r>
               <w:rPr>
@@ -27960,23 +28000,13 @@
                 <w:szCs w:val="16"/>
               </w:rPr>
             </w:pPr>
-            <w:proofErr w:type="gramStart"/>
             <w:r>
               <w:rPr>
                 <w:rFonts w:cstheme="minorHAnsi"/>
                 <w:sz w:val="16"/>
                 <w:szCs w:val="16"/>
               </w:rPr>
-              <w:t>Wash  perineal</w:t>
-            </w:r>
-            <w:proofErr w:type="gramEnd"/>
-            <w:r>
-              <w:rPr>
-                <w:rFonts w:cstheme="minorHAnsi"/>
-                <w:sz w:val="16"/>
-                <w:szCs w:val="16"/>
-              </w:rPr>
-              <w:t xml:space="preserve"> area</w:t>
+              <w:t>Wash  perineal area</w:t>
             </w:r>
           </w:p>
         </w:tc>
@@ -29240,6 +29270,19 @@
         <w:rPr>
           <w:color w:val="0070C0"/>
         </w:rPr>
+        <w:fldChar w:fldCharType="separate"/>
+      </w:r>
+      <w:r>
+        <w:rPr>
+          <w:noProof/>
+          <w:color w:val="0070C0"/>
+        </w:rPr>
+        <w:t>Mike uses a shoe horn to put his shoes on.</w:t>
+      </w:r>
+      <w:r>
+        <w:rPr>
+          <w:color w:val="0070C0"/>
+        </w:rPr>
         <w:fldChar w:fldCharType="end"/>
       </w:r>
     </w:p>
@@ -29255,19 +29298,6 @@
           <w:color w:val="0070C0"/>
         </w:rPr>
         <w:instrText xml:space="preserve"> MERGEFIELD "PersonalCareOther" </w:instrText>
-      </w:r>
-      <w:r>
-        <w:rPr>
-          <w:color w:val="0070C0"/>
-        </w:rPr>
-        <w:fldChar w:fldCharType="separate"/>
-      </w:r>
-      <w:r>
-        <w:rPr>
-          <w:noProof/>
-          <w:color w:val="0070C0"/>
-        </w:rPr>
-        <w:t>David is managing his personal care independently however he is experiencing dizzy spells and excess fatigue, recommend standby support however decline. ACAT</w:t>
       </w:r>
       <w:r>
         <w:rPr>
@@ -29332,16 +29362,15 @@
                 <w:sz w:val="20"/>
                 <w:szCs w:val="20"/>
               </w:rPr>
-              <w:t xml:space="preserve">SERVICE </w:t>
-            </w:r>
-            <w:proofErr w:type="gramStart"/>
+              <w:t>SERVICE PLAN</w:t>
+            </w:r>
             <w:r>
               <w:rPr>
                 <w:rFonts w:asciiTheme="minorHAnsi" w:hAnsiTheme="minorHAnsi" w:cstheme="minorHAnsi"/>
                 <w:sz w:val="20"/>
                 <w:szCs w:val="20"/>
               </w:rPr>
-              <w:t>PLAN</w:t>
+              <w:t xml:space="preserve">  </w:t>
             </w:r>
             <w:r>
               <w:rPr>
@@ -29349,17 +29378,8 @@
                 <w:sz w:val="20"/>
                 <w:szCs w:val="20"/>
               </w:rPr>
-              <w:t xml:space="preserve">  </w:t>
-            </w:r>
-            <w:r>
-              <w:rPr>
-                <w:rFonts w:asciiTheme="minorHAnsi" w:hAnsiTheme="minorHAnsi" w:cstheme="minorHAnsi"/>
-                <w:sz w:val="20"/>
-                <w:szCs w:val="20"/>
-              </w:rPr>
               <w:t>(</w:t>
             </w:r>
-            <w:proofErr w:type="gramEnd"/>
             <w:r>
               <w:rPr>
                 <w:rFonts w:asciiTheme="minorHAnsi" w:hAnsiTheme="minorHAnsi" w:cstheme="minorHAnsi"/>
@@ -29857,25 +29877,6 @@
                 <w:sz w:val="18"/>
                 <w:szCs w:val="18"/>
               </w:rPr>
-              <w:fldChar w:fldCharType="separate"/>
-            </w:r>
-            <w:r>
-              <w:rPr>
-                <w:rFonts w:asciiTheme="minorHAnsi" w:hAnsiTheme="minorHAnsi" w:cstheme="minorHAnsi"/>
-                <w:noProof/>
-                <w:color w:val="4A66AC" w:themeColor="accent1"/>
-                <w:sz w:val="18"/>
-                <w:szCs w:val="18"/>
-              </w:rPr>
-              <w:t>1.5 hours cleaning weekly</w:t>
-            </w:r>
-            <w:r>
-              <w:rPr>
-                <w:rFonts w:asciiTheme="minorHAnsi" w:hAnsiTheme="minorHAnsi" w:cstheme="minorHAnsi"/>
-                <w:color w:val="4A66AC" w:themeColor="accent1"/>
-                <w:sz w:val="18"/>
-                <w:szCs w:val="18"/>
-              </w:rPr>
               <w:fldChar w:fldCharType="end"/>
             </w:r>
           </w:p>
@@ -30155,6 +30156,25 @@
                 <w:szCs w:val="18"/>
               </w:rPr>
               <w:instrText xml:space="preserve"> MERGEFIELD "thursdayPM" </w:instrText>
+            </w:r>
+            <w:r>
+              <w:rPr>
+                <w:rFonts w:asciiTheme="minorHAnsi" w:hAnsiTheme="minorHAnsi" w:cstheme="minorHAnsi"/>
+                <w:color w:val="4A66AC" w:themeColor="accent1"/>
+                <w:sz w:val="18"/>
+                <w:szCs w:val="18"/>
+              </w:rPr>
+              <w:fldChar w:fldCharType="separate"/>
+            </w:r>
+            <w:r>
+              <w:rPr>
+                <w:rFonts w:asciiTheme="minorHAnsi" w:hAnsiTheme="minorHAnsi" w:cstheme="minorHAnsi"/>
+                <w:noProof/>
+                <w:color w:val="4A66AC" w:themeColor="accent1"/>
+                <w:sz w:val="18"/>
+                <w:szCs w:val="18"/>
+              </w:rPr>
+              <w:t>Fortnightly Cleaning for one hour (day and time to be advised)</w:t>
             </w:r>
             <w:r>
               <w:rPr>
@@ -31270,33 +31290,15 @@
                 <w:sz w:val="18"/>
                 <w:szCs w:val="18"/>
               </w:rPr>
-              <w:t>Environmental Factors</w:t>
-            </w:r>
-            <w:proofErr w:type="gramStart"/>
-            <w:r>
-              <w:rPr>
-                <w:rFonts w:cstheme="minorHAnsi"/>
-                <w:sz w:val="18"/>
-                <w:szCs w:val="18"/>
-              </w:rPr>
-              <w:t xml:space="preserve">:  </w:t>
-            </w:r>
-            <w:r>
-              <w:rPr>
-                <w:rFonts w:cstheme="minorHAnsi"/>
-                <w:sz w:val="18"/>
-                <w:szCs w:val="18"/>
-              </w:rPr>
-              <w:t>(</w:t>
-            </w:r>
-            <w:proofErr w:type="gramEnd"/>
-            <w:r>
-              <w:rPr>
-                <w:rFonts w:cstheme="minorHAnsi"/>
-                <w:sz w:val="18"/>
-                <w:szCs w:val="18"/>
-              </w:rPr>
-              <w:t>cameras, other people or pets living in the home, home condition etc.)</w:t>
+              <w:t xml:space="preserve">Environmental Factors:  </w:t>
+            </w:r>
+            <w:r>
+              <w:rPr>
+                <w:rFonts w:cstheme="minorHAnsi"/>
+                <w:sz w:val="18"/>
+                <w:szCs w:val="18"/>
+              </w:rPr>
+              <w:t>(cameras, other people or pets living in the home, home condition etc.)</w:t>
             </w:r>
             <w:r>
               <w:rPr>
@@ -31406,7 +31408,7 @@
                 <w:sz w:val="18"/>
                 <w:szCs w:val="18"/>
               </w:rPr>
-              <w:t>Personal Emergeny Response System , Installed</w:t>
+              <w:t>Personal Emergeny Response System :  Not required</w:t>
             </w:r>
             <w:r>
               <w:rPr>
@@ -31530,7 +31532,7 @@
                 <w:sz w:val="18"/>
                 <w:szCs w:val="18"/>
               </w:rPr>
-              <w:t>NA</w:t>
+              <w:t>TBA</w:t>
             </w:r>
             <w:r>
               <w:rPr>
@@ -31585,7 +31587,7 @@
                 <w:sz w:val="18"/>
                 <w:szCs w:val="18"/>
               </w:rPr>
-              <w:t>NA</w:t>
+              <w:t>TBA</w:t>
             </w:r>
             <w:r>
               <w:rPr>
@@ -31671,6 +31673,25 @@
                 <w:szCs w:val="18"/>
               </w:rPr>
               <w:instrText xml:space="preserve"> MERGEFIELD "otherEquipmentUsed" </w:instrText>
+            </w:r>
+            <w:r>
+              <w:rPr>
+                <w:rFonts w:cstheme="minorHAnsi"/>
+                <w:color w:val="4A66AC" w:themeColor="accent1"/>
+                <w:sz w:val="18"/>
+                <w:szCs w:val="18"/>
+              </w:rPr>
+              <w:fldChar w:fldCharType="separate"/>
+            </w:r>
+            <w:r>
+              <w:rPr>
+                <w:rFonts w:cstheme="minorHAnsi"/>
+                <w:noProof/>
+                <w:color w:val="4A66AC" w:themeColor="accent1"/>
+                <w:sz w:val="18"/>
+                <w:szCs w:val="18"/>
+              </w:rPr>
+              <w:t>None</w:t>
             </w:r>
             <w:r>
               <w:rPr>
@@ -31719,6 +31740,25 @@
                 <w:sz w:val="18"/>
                 <w:szCs w:val="18"/>
               </w:rPr>
+              <w:fldChar w:fldCharType="separate"/>
+            </w:r>
+            <w:r>
+              <w:rPr>
+                <w:rFonts w:cstheme="minorHAnsi"/>
+                <w:noProof/>
+                <w:color w:val="4A66AC" w:themeColor="accent1"/>
+                <w:sz w:val="18"/>
+                <w:szCs w:val="18"/>
+              </w:rPr>
+              <w:t>Railing bathroom</w:t>
+            </w:r>
+            <w:r>
+              <w:rPr>
+                <w:rFonts w:cstheme="minorHAnsi"/>
+                <w:color w:val="4A66AC" w:themeColor="accent1"/>
+                <w:sz w:val="18"/>
+                <w:szCs w:val="18"/>
+              </w:rPr>
               <w:fldChar w:fldCharType="end"/>
             </w:r>
           </w:p>
@@ -31786,7 +31826,7 @@
                 <w:sz w:val="18"/>
                 <w:szCs w:val="18"/>
               </w:rPr>
-              <w:t>Shower chair/stool</w:t>
+              <w:t>None</w:t>
             </w:r>
             <w:r>
               <w:rPr>
@@ -31830,25 +31870,6 @@
                 <w:szCs w:val="18"/>
               </w:rPr>
               <w:instrText xml:space="preserve"> MERGEFIELD "homeModificationsRequired" </w:instrText>
-            </w:r>
-            <w:r>
-              <w:rPr>
-                <w:rFonts w:cstheme="minorHAnsi"/>
-                <w:color w:val="4A66AC" w:themeColor="accent1"/>
-                <w:sz w:val="18"/>
-                <w:szCs w:val="18"/>
-              </w:rPr>
-              <w:fldChar w:fldCharType="separate"/>
-            </w:r>
-            <w:r>
-              <w:rPr>
-                <w:rFonts w:cstheme="minorHAnsi"/>
-                <w:noProof/>
-                <w:color w:val="4A66AC" w:themeColor="accent1"/>
-                <w:sz w:val="18"/>
-                <w:szCs w:val="18"/>
-              </w:rPr>
-              <w:t>Railing bathroom</w:t>
             </w:r>
             <w:r>
               <w:rPr>
@@ -32185,7 +32206,7 @@
                 <w:sz w:val="18"/>
                 <w:szCs w:val="18"/>
               </w:rPr>
-              <w:t>Call my mobile,Call my next of kin</w:t>
+              <w:t>Call my home phone,Call my mobile,Enter through the unlocked door,Use the locked box to gain entry,Call my next of kin</w:t>
             </w:r>
             <w:r>
               <w:rPr>
@@ -32266,6 +32287,25 @@
                 <w:sz w:val="18"/>
                 <w:szCs w:val="18"/>
               </w:rPr>
+              <w:fldChar w:fldCharType="separate"/>
+            </w:r>
+            <w:r>
+              <w:rPr>
+                <w:rFonts w:cstheme="minorHAnsi"/>
+                <w:noProof/>
+                <w:color w:val="4A66AC" w:themeColor="accent1"/>
+                <w:sz w:val="18"/>
+                <w:szCs w:val="18"/>
+              </w:rPr>
+              <w:t>Do not contact emergency services</w:t>
+            </w:r>
+            <w:r>
+              <w:rPr>
+                <w:rFonts w:cstheme="minorHAnsi"/>
+                <w:color w:val="4A66AC" w:themeColor="accent1"/>
+                <w:sz w:val="18"/>
+                <w:szCs w:val="18"/>
+              </w:rPr>
               <w:fldChar w:fldCharType="end"/>
             </w:r>
           </w:p>
@@ -32346,7 +32386,7 @@
                 <w:sz w:val="18"/>
                 <w:szCs w:val="18"/>
               </w:rPr>
-              <w:t>Contact Ambulance services,Contact my emergency contacts</w:t>
+              <w:t>Contact Ambulance services</w:t>
             </w:r>
             <w:r>
               <w:rPr>
@@ -32364,6 +32404,81 @@
               <w:autoSpaceDN w:val="0"/>
               <w:adjustRightInd w:val="0"/>
               <w:rPr>
+                <w:rFonts w:cstheme="minorHAnsi"/>
+                <w:noProof/>
+                <w:color w:val="4A66AC" w:themeColor="accent1"/>
+                <w:sz w:val="18"/>
+                <w:szCs w:val="18"/>
+              </w:rPr>
+            </w:pPr>
+            <w:r>
+              <w:rPr>
+                <w:rFonts w:cstheme="minorHAnsi"/>
+                <w:color w:val="4A66AC" w:themeColor="accent1"/>
+                <w:sz w:val="18"/>
+                <w:szCs w:val="18"/>
+              </w:rPr>
+              <w:fldChar w:fldCharType="begin"/>
+            </w:r>
+            <w:r>
+              <w:rPr>
+                <w:rFonts w:cstheme="minorHAnsi"/>
+                <w:color w:val="4A66AC" w:themeColor="accent1"/>
+                <w:sz w:val="18"/>
+                <w:szCs w:val="18"/>
+              </w:rPr>
+              <w:instrText xml:space="preserve"> MERGEFIELD "emergencyPlanningOther" </w:instrText>
+            </w:r>
+            <w:r>
+              <w:rPr>
+                <w:rFonts w:cstheme="minorHAnsi"/>
+                <w:color w:val="4A66AC" w:themeColor="accent1"/>
+                <w:sz w:val="18"/>
+                <w:szCs w:val="18"/>
+              </w:rPr>
+              <w:fldChar w:fldCharType="separate"/>
+            </w:r>
+            <w:r>
+              <w:rPr>
+                <w:rFonts w:cstheme="minorHAnsi"/>
+                <w:noProof/>
+                <w:color w:val="4A66AC" w:themeColor="accent1"/>
+                <w:sz w:val="18"/>
+                <w:szCs w:val="18"/>
+              </w:rPr>
+              <w:t>Has key safe but is not currently installed.  Judith is arranging with her son to install and will advise location and number.  Likely will be on the wall in carport.</w:t>
+            </w:r>
+          </w:p>
+          <w:p>
+            <w:pPr>
+              <w:autoSpaceDE w:val="0"/>
+              <w:autoSpaceDN w:val="0"/>
+              <w:adjustRightInd w:val="0"/>
+              <w:rPr>
+                <w:rFonts w:cstheme="minorHAnsi"/>
+                <w:noProof/>
+                <w:color w:val="4A66AC" w:themeColor="accent1"/>
+                <w:sz w:val="18"/>
+                <w:szCs w:val="18"/>
+              </w:rPr>
+            </w:pPr>
+            <w:r>
+              <w:rPr>
+                <w:rFonts w:cstheme="minorHAnsi"/>
+                <w:noProof/>
+                <w:color w:val="4A66AC" w:themeColor="accent1"/>
+                <w:sz w:val="18"/>
+                <w:szCs w:val="18"/>
+              </w:rPr>
+              <w:t xml:space="preserve">Enter through side door.  </w:t>
+            </w:r>
+          </w:p>
+          <w:p>
+            <w:pPr>
+              <w:autoSpaceDE w:val="0"/>
+              <w:autoSpaceDN w:val="0"/>
+              <w:adjustRightInd w:val="0"/>
+              <w:rPr>
                 <w:rFonts w:ascii="Calibri" w:hAnsi="Calibri" w:cs="Calibri"/>
                 <w:b/>
                 <w:bCs/>
@@ -32372,20 +32487,12 @@
             <w:r>
               <w:rPr>
                 <w:rFonts w:cstheme="minorHAnsi"/>
-                <w:color w:val="4A66AC" w:themeColor="accent1"/>
-                <w:sz w:val="18"/>
-                <w:szCs w:val="18"/>
-              </w:rPr>
-              <w:fldChar w:fldCharType="begin"/>
-            </w:r>
-            <w:r>
-              <w:rPr>
-                <w:rFonts w:cstheme="minorHAnsi"/>
-                <w:color w:val="4A66AC" w:themeColor="accent1"/>
-                <w:sz w:val="18"/>
-                <w:szCs w:val="18"/>
-              </w:rPr>
-              <w:instrText xml:space="preserve"> MERGEFIELD "emergencyPlanningOther" </w:instrText>
+                <w:noProof/>
+                <w:color w:val="4A66AC" w:themeColor="accent1"/>
+                <w:sz w:val="18"/>
+                <w:szCs w:val="18"/>
+              </w:rPr>
+              <w:t>In case Judith is incapacitated, her daughter Susan will step in to provide support for Mike.</w:t>
             </w:r>
             <w:r>
               <w:rPr>
@@ -32997,7 +33104,7 @@
                 <w:sz w:val="20"/>
                 <w:szCs w:val="20"/>
               </w:rPr>
-              <w:t>David was born in South Africa and emigrated to Western Australian in 2000 with his wife and two sons, 1 son lives in Bunbury, the other is in NSW.  David was later diagnosed with Fibromyalgia and admitted to hospital, when discharged he took a redundancy package from his position of Town Planner which he had held for 11 years. David and his wife separated, he moved into the National Lifestyle Village in West Busselton in May 2013. In November 2023, David was diagnosed with Pancreatic Cancer, he has been reliant on help from his church community since he commenced treatment.</w:t>
+              <w:t>Mike was born in Bunbury, 1 of 3 children, and grew up on the family Dairy Farm in Brunswick Junction.  After leaving school he worked on the Dairy farm and took it over in 1959 at the age of 31 and worked the farm until he retired in 1988.</w:t>
             </w:r>
             <w:r>
               <w:rPr>
@@ -33067,7 +33174,7 @@
                 <w:sz w:val="18"/>
                 <w:szCs w:val="18"/>
               </w:rPr>
-              <w:t>To be as active as possible and maintain/maximize independence while living at home.</w:t>
+              <w:t>Mike is concerned he is no longer able to assist his wife with heavy household tasks and would like some support in the home.</w:t>
             </w:r>
           </w:p>
           <w:p>
@@ -33077,6 +33184,54 @@
               <w:adjustRightInd w:val="0"/>
               <w:rPr>
                 <w:rFonts w:cstheme="minorHAnsi"/>
+                <w:noProof/>
+                <w:color w:val="4A66AC" w:themeColor="accent1"/>
+                <w:sz w:val="18"/>
+                <w:szCs w:val="18"/>
+              </w:rPr>
+            </w:pPr>
+            <w:r>
+              <w:rPr>
+                <w:rFonts w:cstheme="minorHAnsi"/>
+                <w:noProof/>
+                <w:color w:val="4A66AC" w:themeColor="accent1"/>
+                <w:sz w:val="18"/>
+                <w:szCs w:val="18"/>
+              </w:rPr>
+              <w:t>Increased supports are needed in the home to assist to reduce Carer stress. Michael's (Mike) care needs have increased and Judith is finding she is no longer able to engage in domestic duties or tend to her own needs due to this and is becoming overwhelmed.</w:t>
+            </w:r>
+          </w:p>
+          <w:p>
+            <w:pPr>
+              <w:autoSpaceDE w:val="0"/>
+              <w:autoSpaceDN w:val="0"/>
+              <w:adjustRightInd w:val="0"/>
+              <w:rPr>
+                <w:rFonts w:cstheme="minorHAnsi"/>
+                <w:noProof/>
+                <w:color w:val="4A66AC" w:themeColor="accent1"/>
+                <w:sz w:val="18"/>
+                <w:szCs w:val="18"/>
+              </w:rPr>
+            </w:pPr>
+            <w:r>
+              <w:rPr>
+                <w:rFonts w:cstheme="minorHAnsi"/>
+                <w:noProof/>
+                <w:color w:val="4A66AC" w:themeColor="accent1"/>
+                <w:sz w:val="18"/>
+                <w:szCs w:val="18"/>
+              </w:rPr>
+              <w:t>To maintain a clean and hygienic environment and provide support to his wife with heavy tasks and meal preparation.</w:t>
+            </w:r>
+          </w:p>
+          <w:p>
+            <w:pPr>
+              <w:autoSpaceDE w:val="0"/>
+              <w:autoSpaceDN w:val="0"/>
+              <w:adjustRightInd w:val="0"/>
+              <w:rPr>
+                <w:rFonts w:cstheme="minorHAnsi"/>
                 <w:sz w:val="20"/>
                 <w:szCs w:val="20"/>
               </w:rPr>
@@ -33089,7 +33244,7 @@
                 <w:sz w:val="18"/>
                 <w:szCs w:val="18"/>
               </w:rPr>
-              <w:t>I have a caravan project I am working on</w:t>
+              <w:t>For wounds to heal within an acceptable time frame, and to receive ongoing wound care as needed.</w:t>
             </w:r>
             <w:r>
               <w:rPr>
@@ -33312,6 +33467,25 @@
                 <w:szCs w:val="18"/>
               </w:rPr>
               <w:instrText xml:space="preserve"> MERGEFIELD "likesDislikes" </w:instrText>
+            </w:r>
+            <w:r>
+              <w:rPr>
+                <w:rFonts w:cstheme="minorHAnsi"/>
+                <w:color w:val="4A66AC" w:themeColor="accent1"/>
+                <w:sz w:val="18"/>
+                <w:szCs w:val="18"/>
+              </w:rPr>
+              <w:fldChar w:fldCharType="separate"/>
+            </w:r>
+            <w:r>
+              <w:rPr>
+                <w:rFonts w:cstheme="minorHAnsi"/>
+                <w:noProof/>
+                <w:color w:val="4A66AC" w:themeColor="accent1"/>
+                <w:sz w:val="18"/>
+                <w:szCs w:val="18"/>
+              </w:rPr>
+              <w:t>Bowls, rifles, motorbikes, helping with house renovations with son.</w:t>
             </w:r>
             <w:r>
               <w:rPr>
@@ -33519,19 +33693,8 @@
                 <w:sz w:val="18"/>
                 <w:szCs w:val="18"/>
               </w:rPr>
-              <w:t xml:space="preserve">refer to care </w:t>
-            </w:r>
-            <w:proofErr w:type="gramStart"/>
-            <w:r>
-              <w:rPr>
-                <w:rFonts w:cstheme="minorHAnsi"/>
-                <w:color w:val="4A66AC" w:themeColor="accent1"/>
-                <w:sz w:val="18"/>
-                <w:szCs w:val="18"/>
-              </w:rPr>
-              <w:t>plan</w:t>
-            </w:r>
-            <w:proofErr w:type="gramEnd"/>
+              <w:t>refer to care plan</w:t>
+            </w:r>
           </w:p>
           <w:p>
             <w:pPr>
@@ -33575,25 +33738,7 @@
                 <w:szCs w:val="18"/>
               </w:rPr>
               <w:lastRenderedPageBreak/>
-              <w:t>Motivation to achieve: …………</w:t>
-            </w:r>
-            <w:proofErr w:type="gramStart"/>
-            <w:r>
-              <w:rPr>
-                <w:rFonts w:cstheme="minorHAnsi"/>
-                <w:sz w:val="18"/>
-                <w:szCs w:val="18"/>
-              </w:rPr>
-              <w:t>…..</w:t>
-            </w:r>
-            <w:proofErr w:type="gramEnd"/>
-            <w:r>
-              <w:rPr>
-                <w:rFonts w:cstheme="minorHAnsi"/>
-                <w:sz w:val="18"/>
-                <w:szCs w:val="18"/>
-              </w:rPr>
-              <w:t>/10</w:t>
+              <w:t>Motivation to achieve: ……………../10</w:t>
             </w:r>
           </w:p>
           <w:p>
@@ -33718,19 +33863,8 @@
                 <w:sz w:val="18"/>
                 <w:szCs w:val="18"/>
               </w:rPr>
-              <w:t xml:space="preserve">refer to care </w:t>
-            </w:r>
-            <w:proofErr w:type="gramStart"/>
-            <w:r>
-              <w:rPr>
-                <w:rFonts w:cstheme="minorHAnsi"/>
-                <w:color w:val="4A66AC" w:themeColor="accent1"/>
-                <w:sz w:val="18"/>
-                <w:szCs w:val="18"/>
-              </w:rPr>
-              <w:t>plan</w:t>
-            </w:r>
-            <w:proofErr w:type="gramEnd"/>
+              <w:t>refer to care plan</w:t>
+            </w:r>
           </w:p>
           <w:p>
             <w:pPr>
@@ -33774,25 +33908,7 @@
                 <w:szCs w:val="18"/>
               </w:rPr>
               <w:lastRenderedPageBreak/>
-              <w:t>Motivation to achieve: …………</w:t>
-            </w:r>
-            <w:proofErr w:type="gramStart"/>
-            <w:r>
-              <w:rPr>
-                <w:rFonts w:cstheme="minorHAnsi"/>
-                <w:sz w:val="18"/>
-                <w:szCs w:val="18"/>
-              </w:rPr>
-              <w:t>…..</w:t>
-            </w:r>
-            <w:proofErr w:type="gramEnd"/>
-            <w:r>
-              <w:rPr>
-                <w:rFonts w:cstheme="minorHAnsi"/>
-                <w:sz w:val="18"/>
-                <w:szCs w:val="18"/>
-              </w:rPr>
-              <w:t>/10</w:t>
+              <w:t>Motivation to achieve: ……………../10</w:t>
             </w:r>
           </w:p>
           <w:p>
@@ -34008,9 +34124,8 @@
                 <w:szCs w:val="18"/>
                 <w:lang w:eastAsia="en-US"/>
               </w:rPr>
-              <w:t xml:space="preserve"> </w:t>
-            </w:r>
-            <w:proofErr w:type="gramStart"/>
+              <w:t xml:space="preserve"> No</w:t>
+            </w:r>
             <w:r>
               <w:rPr>
                 <w:rFonts w:eastAsiaTheme="minorEastAsia" w:cstheme="minorHAnsi"/>
@@ -34018,28 +34133,18 @@
                 <w:szCs w:val="18"/>
                 <w:lang w:eastAsia="en-US"/>
               </w:rPr>
-              <w:t>No</w:t>
+              <w:t xml:space="preserve">  </w:t>
             </w:r>
             <w:r>
               <w:rPr>
                 <w:rFonts w:eastAsiaTheme="minorEastAsia" w:cstheme="minorHAnsi"/>
+                <w:color w:val="4A66AC" w:themeColor="accent1"/>
                 <w:sz w:val="18"/>
                 <w:szCs w:val="18"/>
                 <w:lang w:eastAsia="en-US"/>
               </w:rPr>
-              <w:t xml:space="preserve">  </w:t>
-            </w:r>
-            <w:r>
-              <w:rPr>
-                <w:rFonts w:eastAsiaTheme="minorEastAsia" w:cstheme="minorHAnsi"/>
-                <w:color w:val="4A66AC" w:themeColor="accent1"/>
-                <w:sz w:val="18"/>
-                <w:szCs w:val="18"/>
-                <w:lang w:eastAsia="en-US"/>
-              </w:rPr>
               <w:t>TBA</w:t>
             </w:r>
-            <w:proofErr w:type="gramEnd"/>
           </w:p>
           <w:p>
             <w:pPr>
@@ -34089,19 +34194,8 @@
                 <w:sz w:val="18"/>
                 <w:szCs w:val="18"/>
               </w:rPr>
-              <w:t xml:space="preserve">, refer to support </w:t>
-            </w:r>
-            <w:proofErr w:type="gramStart"/>
-            <w:r>
-              <w:rPr>
-                <w:rFonts w:cstheme="minorHAnsi"/>
-                <w:color w:val="4A66AC" w:themeColor="accent1"/>
-                <w:sz w:val="18"/>
-                <w:szCs w:val="18"/>
-              </w:rPr>
-              <w:t>plan</w:t>
-            </w:r>
-            <w:proofErr w:type="gramEnd"/>
+              <w:t>, refer to support plan</w:t>
+            </w:r>
           </w:p>
           <w:p>
             <w:pPr>
@@ -34275,7 +34369,7 @@
                 <w:sz w:val="18"/>
                 <w:szCs w:val="18"/>
               </w:rPr>
-              <w:t>Communication Ax , Not required</w:t>
+              <w:t>Communication Ax :  Completed</w:t>
             </w:r>
             <w:r>
               <w:rPr>
@@ -34335,7 +34429,7 @@
                 <w:sz w:val="18"/>
                 <w:szCs w:val="18"/>
               </w:rPr>
-              <w:t>Continence Ax , Not required</w:t>
+              <w:t>Continence Ax :  Not required</w:t>
             </w:r>
             <w:r>
               <w:rPr>
@@ -34395,7 +34489,7 @@
                 <w:sz w:val="18"/>
                 <w:szCs w:val="18"/>
               </w:rPr>
-              <w:t>Depression screen , Not required</w:t>
+              <w:t>Depression screen :  Not required</w:t>
             </w:r>
             <w:r>
               <w:rPr>
@@ -34455,7 +34549,7 @@
                 <w:sz w:val="18"/>
                 <w:szCs w:val="18"/>
               </w:rPr>
-              <w:t>Falls Risk , Required</w:t>
+              <w:t>Falls Risk :  Completed</w:t>
             </w:r>
             <w:r>
               <w:rPr>
@@ -34505,6 +34599,25 @@
                 <w:sz w:val="18"/>
                 <w:szCs w:val="18"/>
               </w:rPr>
+              <w:fldChar w:fldCharType="separate"/>
+            </w:r>
+            <w:r>
+              <w:rPr>
+                <w:rFonts w:cstheme="minorHAnsi"/>
+                <w:noProof/>
+                <w:color w:val="4A66AC" w:themeColor="accent1"/>
+                <w:sz w:val="18"/>
+                <w:szCs w:val="18"/>
+              </w:rPr>
+              <w:t>Functional ADL Ax :  Not required</w:t>
+            </w:r>
+            <w:r>
+              <w:rPr>
+                <w:rFonts w:cstheme="minorHAnsi"/>
+                <w:color w:val="4A66AC" w:themeColor="accent1"/>
+                <w:sz w:val="18"/>
+                <w:szCs w:val="18"/>
+              </w:rPr>
               <w:fldChar w:fldCharType="end"/>
             </w:r>
           </w:p>
@@ -34556,7 +34669,7 @@
                 <w:sz w:val="18"/>
                 <w:szCs w:val="18"/>
               </w:rPr>
-              <w:t>Hierarchic Dementia Scale Ax , Not required</w:t>
+              <w:t>Hierarchic Dementia Scale Ax :  Not required</w:t>
             </w:r>
             <w:r>
               <w:rPr>
@@ -34616,7 +34729,7 @@
                 <w:sz w:val="18"/>
                 <w:szCs w:val="18"/>
               </w:rPr>
-              <w:t>Medication management Ax , Not required</w:t>
+              <w:t>Medication management Ax :  Not required</w:t>
             </w:r>
             <w:r>
               <w:rPr>
@@ -34676,7 +34789,7 @@
                 <w:sz w:val="18"/>
                 <w:szCs w:val="18"/>
               </w:rPr>
-              <w:t>MMSE , Not required</w:t>
+              <w:t>MMSE :  Not required</w:t>
             </w:r>
             <w:r>
               <w:rPr>
@@ -34736,7 +34849,7 @@
                 <w:sz w:val="18"/>
                 <w:szCs w:val="18"/>
               </w:rPr>
-              <w:t>Pain Ax , Required</w:t>
+              <w:t>Pain Ax :  Completed</w:t>
             </w:r>
             <w:r>
               <w:rPr>
@@ -34796,7 +34909,7 @@
                 <w:sz w:val="18"/>
                 <w:szCs w:val="18"/>
               </w:rPr>
-              <w:t>Pressure injury risk Ax , Completed</w:t>
+              <w:t>Pressure injury risk Ax :  Not required</w:t>
             </w:r>
             <w:r>
               <w:rPr>
@@ -34856,7 +34969,7 @@
                 <w:sz w:val="18"/>
                 <w:szCs w:val="18"/>
               </w:rPr>
-              <w:t>Psychogeriatric Ax scale , Not required</w:t>
+              <w:t>Psychogeriatric Ax scale :  Completed</w:t>
             </w:r>
             <w:r>
               <w:rPr>
@@ -34919,6 +35032,25 @@
                 <w:sz w:val="18"/>
                 <w:szCs w:val="18"/>
               </w:rPr>
+              <w:fldChar w:fldCharType="separate"/>
+            </w:r>
+            <w:r>
+              <w:rPr>
+                <w:rFonts w:cstheme="minorHAnsi"/>
+                <w:noProof/>
+                <w:color w:val="4A66AC" w:themeColor="accent1"/>
+                <w:sz w:val="18"/>
+                <w:szCs w:val="18"/>
+              </w:rPr>
+              <w:t>PT referral :  Required</w:t>
+            </w:r>
+            <w:r>
+              <w:rPr>
+                <w:rFonts w:cstheme="minorHAnsi"/>
+                <w:color w:val="4A66AC" w:themeColor="accent1"/>
+                <w:sz w:val="18"/>
+                <w:szCs w:val="18"/>
+              </w:rPr>
               <w:fldChar w:fldCharType="end"/>
             </w:r>
           </w:p>
@@ -34960,6 +35092,25 @@
                 <w:sz w:val="18"/>
                 <w:szCs w:val="18"/>
               </w:rPr>
+              <w:fldChar w:fldCharType="separate"/>
+            </w:r>
+            <w:r>
+              <w:rPr>
+                <w:rFonts w:cstheme="minorHAnsi"/>
+                <w:noProof/>
+                <w:color w:val="4A66AC" w:themeColor="accent1"/>
+                <w:sz w:val="18"/>
+                <w:szCs w:val="18"/>
+              </w:rPr>
+              <w:t>OT referral :  Not required</w:t>
+            </w:r>
+            <w:r>
+              <w:rPr>
+                <w:rFonts w:cstheme="minorHAnsi"/>
+                <w:color w:val="4A66AC" w:themeColor="accent1"/>
+                <w:sz w:val="18"/>
+                <w:szCs w:val="18"/>
+              </w:rPr>
               <w:fldChar w:fldCharType="end"/>
             </w:r>
           </w:p>
@@ -35001,6 +35152,25 @@
                 <w:sz w:val="18"/>
                 <w:szCs w:val="18"/>
               </w:rPr>
+              <w:fldChar w:fldCharType="separate"/>
+            </w:r>
+            <w:r>
+              <w:rPr>
+                <w:rFonts w:cstheme="minorHAnsi"/>
+                <w:noProof/>
+                <w:color w:val="4A66AC" w:themeColor="accent1"/>
+                <w:sz w:val="18"/>
+                <w:szCs w:val="18"/>
+              </w:rPr>
+              <w:t>GP referral :  Not required</w:t>
+            </w:r>
+            <w:r>
+              <w:rPr>
+                <w:rFonts w:cstheme="minorHAnsi"/>
+                <w:color w:val="4A66AC" w:themeColor="accent1"/>
+                <w:sz w:val="18"/>
+                <w:szCs w:val="18"/>
+              </w:rPr>
               <w:fldChar w:fldCharType="end"/>
             </w:r>
           </w:p>
@@ -35042,6 +35212,25 @@
                 <w:sz w:val="18"/>
                 <w:szCs w:val="18"/>
               </w:rPr>
+              <w:fldChar w:fldCharType="separate"/>
+            </w:r>
+            <w:r>
+              <w:rPr>
+                <w:rFonts w:cstheme="minorHAnsi"/>
+                <w:noProof/>
+                <w:color w:val="4A66AC" w:themeColor="accent1"/>
+                <w:sz w:val="18"/>
+                <w:szCs w:val="18"/>
+              </w:rPr>
+              <w:t>Podiatry referral :  Not required</w:t>
+            </w:r>
+            <w:r>
+              <w:rPr>
+                <w:rFonts w:cstheme="minorHAnsi"/>
+                <w:color w:val="4A66AC" w:themeColor="accent1"/>
+                <w:sz w:val="18"/>
+                <w:szCs w:val="18"/>
+              </w:rPr>
               <w:fldChar w:fldCharType="end"/>
             </w:r>
           </w:p>
@@ -35083,6 +35272,25 @@
                 <w:sz w:val="18"/>
                 <w:szCs w:val="18"/>
               </w:rPr>
+              <w:fldChar w:fldCharType="separate"/>
+            </w:r>
+            <w:r>
+              <w:rPr>
+                <w:rFonts w:cstheme="minorHAnsi"/>
+                <w:noProof/>
+                <w:color w:val="4A66AC" w:themeColor="accent1"/>
+                <w:sz w:val="18"/>
+                <w:szCs w:val="18"/>
+              </w:rPr>
+              <w:t>Dietician referral :  Not required</w:t>
+            </w:r>
+            <w:r>
+              <w:rPr>
+                <w:rFonts w:cstheme="minorHAnsi"/>
+                <w:color w:val="4A66AC" w:themeColor="accent1"/>
+                <w:sz w:val="18"/>
+                <w:szCs w:val="18"/>
+              </w:rPr>
               <w:fldChar w:fldCharType="end"/>
             </w:r>
           </w:p>
@@ -35124,6 +35332,25 @@
                 <w:sz w:val="18"/>
                 <w:szCs w:val="18"/>
               </w:rPr>
+              <w:fldChar w:fldCharType="separate"/>
+            </w:r>
+            <w:r>
+              <w:rPr>
+                <w:rFonts w:cstheme="minorHAnsi"/>
+                <w:noProof/>
+                <w:color w:val="4A66AC" w:themeColor="accent1"/>
+                <w:sz w:val="18"/>
+                <w:szCs w:val="18"/>
+              </w:rPr>
+              <w:t>Speach pathologist referral :  Not required</w:t>
+            </w:r>
+            <w:r>
+              <w:rPr>
+                <w:rFonts w:cstheme="minorHAnsi"/>
+                <w:color w:val="4A66AC" w:themeColor="accent1"/>
+                <w:sz w:val="18"/>
+                <w:szCs w:val="18"/>
+              </w:rPr>
               <w:fldChar w:fldCharType="end"/>
             </w:r>
           </w:p>
@@ -35165,6 +35392,25 @@
                 <w:sz w:val="18"/>
                 <w:szCs w:val="18"/>
               </w:rPr>
+              <w:fldChar w:fldCharType="separate"/>
+            </w:r>
+            <w:r>
+              <w:rPr>
+                <w:rFonts w:cstheme="minorHAnsi"/>
+                <w:noProof/>
+                <w:color w:val="4A66AC" w:themeColor="accent1"/>
+                <w:sz w:val="18"/>
+                <w:szCs w:val="18"/>
+              </w:rPr>
+              <w:t>Nursing referral :  Required</w:t>
+            </w:r>
+            <w:r>
+              <w:rPr>
+                <w:rFonts w:cstheme="minorHAnsi"/>
+                <w:color w:val="4A66AC" w:themeColor="accent1"/>
+                <w:sz w:val="18"/>
+                <w:szCs w:val="18"/>
+              </w:rPr>
               <w:fldChar w:fldCharType="end"/>
             </w:r>
           </w:p>
@@ -35361,6 +35607,27 @@
                 <w:szCs w:val="18"/>
                 <w:u w:val="single"/>
               </w:rPr>
+              <w:fldChar w:fldCharType="separate"/>
+            </w:r>
+            <w:r>
+              <w:rPr>
+                <w:rFonts w:cstheme="minorHAnsi"/>
+                <w:noProof/>
+                <w:color w:val="4A66AC" w:themeColor="accent1"/>
+                <w:sz w:val="18"/>
+                <w:szCs w:val="18"/>
+                <w:u w:val="single"/>
+              </w:rPr>
+              <w:t>PT referral :  Required</w:t>
+            </w:r>
+            <w:r>
+              <w:rPr>
+                <w:rFonts w:cstheme="minorHAnsi"/>
+                <w:color w:val="4A66AC" w:themeColor="accent1"/>
+                <w:sz w:val="18"/>
+                <w:szCs w:val="18"/>
+                <w:u w:val="single"/>
+              </w:rPr>
               <w:fldChar w:fldCharType="end"/>
             </w:r>
           </w:p>
@@ -35415,6 +35682,27 @@
                 <w:szCs w:val="18"/>
                 <w:u w:val="single"/>
               </w:rPr>
+              <w:fldChar w:fldCharType="separate"/>
+            </w:r>
+            <w:r>
+              <w:rPr>
+                <w:rFonts w:cstheme="minorHAnsi"/>
+                <w:noProof/>
+                <w:color w:val="4A66AC" w:themeColor="accent1"/>
+                <w:sz w:val="18"/>
+                <w:szCs w:val="18"/>
+                <w:u w:val="single"/>
+              </w:rPr>
+              <w:t>OT referral :  Not required</w:t>
+            </w:r>
+            <w:r>
+              <w:rPr>
+                <w:rFonts w:cstheme="minorHAnsi"/>
+                <w:color w:val="4A66AC" w:themeColor="accent1"/>
+                <w:sz w:val="18"/>
+                <w:szCs w:val="18"/>
+                <w:u w:val="single"/>
+              </w:rPr>
               <w:fldChar w:fldCharType="end"/>
             </w:r>
           </w:p>
@@ -35469,6 +35757,27 @@
                 <w:szCs w:val="18"/>
                 <w:u w:val="single"/>
               </w:rPr>
+              <w:fldChar w:fldCharType="separate"/>
+            </w:r>
+            <w:r>
+              <w:rPr>
+                <w:rFonts w:cstheme="minorHAnsi"/>
+                <w:noProof/>
+                <w:color w:val="4A66AC" w:themeColor="accent1"/>
+                <w:sz w:val="18"/>
+                <w:szCs w:val="18"/>
+                <w:u w:val="single"/>
+              </w:rPr>
+              <w:t>GP referral :  Not required</w:t>
+            </w:r>
+            <w:r>
+              <w:rPr>
+                <w:rFonts w:cstheme="minorHAnsi"/>
+                <w:color w:val="4A66AC" w:themeColor="accent1"/>
+                <w:sz w:val="18"/>
+                <w:szCs w:val="18"/>
+                <w:u w:val="single"/>
+              </w:rPr>
               <w:fldChar w:fldCharType="end"/>
             </w:r>
           </w:p>
@@ -35514,6 +35823,27 @@
                 <w:u w:val="single"/>
               </w:rPr>
               <w:instrText xml:space="preserve"> MERGEFIELD "podiatryReferralStatus" </w:instrText>
+            </w:r>
+            <w:r>
+              <w:rPr>
+                <w:rFonts w:cstheme="minorHAnsi"/>
+                <w:color w:val="4A66AC" w:themeColor="accent1"/>
+                <w:sz w:val="18"/>
+                <w:szCs w:val="18"/>
+                <w:u w:val="single"/>
+              </w:rPr>
+              <w:fldChar w:fldCharType="separate"/>
+            </w:r>
+            <w:r>
+              <w:rPr>
+                <w:rFonts w:cstheme="minorHAnsi"/>
+                <w:noProof/>
+                <w:color w:val="4A66AC" w:themeColor="accent1"/>
+                <w:sz w:val="18"/>
+                <w:szCs w:val="18"/>
+                <w:u w:val="single"/>
+              </w:rPr>
+              <w:t>Podiatry referral :  Not required</w:t>
             </w:r>
             <w:r>
               <w:rPr>
@@ -37014,7 +37344,7 @@
                 <w:sz w:val="18"/>
                 <w:szCs w:val="18"/>
               </w:rPr>
-              <w:t>5/09/2024</w:t>
+              <w:t>6/09/2024</w:t>
             </w:r>
             <w:r>
               <w:rPr>
@@ -43876,6 +44206,44 @@
 </file>
 
 <file path=customXml/item1.xml><?xml version="1.0" encoding="utf-8"?>
+<b:Sources xmlns:b="http://schemas.openxmlformats.org/officeDocument/2006/bibliography" xmlns="http://schemas.openxmlformats.org/officeDocument/2006/bibliography" SelectedStyle="\APA.XSL" StyleName="APA"/>
+</file>
+
+<file path=customXml/item2.xml><?xml version="1.0" encoding="utf-8"?>
+<p:properties xmlns:p="http://schemas.microsoft.com/office/2006/metadata/properties" xmlns:xsi="http://www.w3.org/2001/XMLSchema-instance" xmlns:pc="http://schemas.microsoft.com/office/infopath/2007/PartnerControls">
+  <documentManagement>
+    <SharedWithUsers xmlns="50e9b9e5-1315-44c4-ad31-bc311d91ada4">
+      <UserInfo>
+        <DisplayName>Danni Hooper</DisplayName>
+        <AccountId>19</AccountId>
+        <AccountType/>
+      </UserInfo>
+      <UserInfo>
+        <DisplayName>Donna Jordan</DisplayName>
+        <AccountId>15</AccountId>
+        <AccountType/>
+      </UserInfo>
+      <UserInfo>
+        <DisplayName>Neroli Bradshaw</DisplayName>
+        <AccountId>14</AccountId>
+        <AccountType/>
+      </UserInfo>
+      <UserInfo>
+        <DisplayName>Claire Nilsson</DisplayName>
+        <AccountId>13</AccountId>
+        <AccountType/>
+      </UserInfo>
+      <UserInfo>
+        <DisplayName>Victoria Sellors</DisplayName>
+        <AccountId>30</AccountId>
+        <AccountType/>
+      </UserInfo>
+    </SharedWithUsers>
+  </documentManagement>
+</p:properties>
+</file>
+
+<file path=customXml/item3.xml><?xml version="1.0" encoding="utf-8"?>
 <ct:contentTypeSchema xmlns:ct="http://schemas.microsoft.com/office/2006/metadata/contentType" xmlns:ma="http://schemas.microsoft.com/office/2006/metadata/properties/metaAttributes" ct:_="" ma:_="" ma:contentTypeName="Document" ma:contentTypeID="0x01010013461F6190805A41AE3BBFD14BFDEB0B" ma:contentTypeVersion="6" ma:contentTypeDescription="Create a new document." ma:contentTypeScope="" ma:versionID="f85b76c90ce673219181e1be55fa875b">
   <xsd:schema xmlns:xsd="http://www.w3.org/2001/XMLSchema" xmlns:xs="http://www.w3.org/2001/XMLSchema" xmlns:p="http://schemas.microsoft.com/office/2006/metadata/properties" xmlns:ns2="e29a62be-416b-491d-857a-96c1d64e0c32" xmlns:ns3="50e9b9e5-1315-44c4-ad31-bc311d91ada4" targetNamespace="http://schemas.microsoft.com/office/2006/metadata/properties" ma:root="true" ma:fieldsID="45cf87056c0d3f9f2d3eb681f915dc4e" ns2:_="" ns3:_="">
     <xsd:import namespace="e29a62be-416b-491d-857a-96c1d64e0c32"/>
@@ -44054,44 +44422,6 @@
 </ct:contentTypeSchema>
 </file>
 
-<file path=customXml/item2.xml><?xml version="1.0" encoding="utf-8"?>
-<p:properties xmlns:p="http://schemas.microsoft.com/office/2006/metadata/properties" xmlns:xsi="http://www.w3.org/2001/XMLSchema-instance" xmlns:pc="http://schemas.microsoft.com/office/infopath/2007/PartnerControls">
-  <documentManagement>
-    <SharedWithUsers xmlns="50e9b9e5-1315-44c4-ad31-bc311d91ada4">
-      <UserInfo>
-        <DisplayName>Danni Hooper</DisplayName>
-        <AccountId>19</AccountId>
-        <AccountType/>
-      </UserInfo>
-      <UserInfo>
-        <DisplayName>Donna Jordan</DisplayName>
-        <AccountId>15</AccountId>
-        <AccountType/>
-      </UserInfo>
-      <UserInfo>
-        <DisplayName>Neroli Bradshaw</DisplayName>
-        <AccountId>14</AccountId>
-        <AccountType/>
-      </UserInfo>
-      <UserInfo>
-        <DisplayName>Claire Nilsson</DisplayName>
-        <AccountId>13</AccountId>
-        <AccountType/>
-      </UserInfo>
-      <UserInfo>
-        <DisplayName>Victoria Sellors</DisplayName>
-        <AccountId>30</AccountId>
-        <AccountType/>
-      </UserInfo>
-    </SharedWithUsers>
-  </documentManagement>
-</p:properties>
-</file>
-
-<file path=customXml/item3.xml><?xml version="1.0" encoding="utf-8"?>
-<b:Sources xmlns:b="http://schemas.openxmlformats.org/officeDocument/2006/bibliography" xmlns="http://schemas.openxmlformats.org/officeDocument/2006/bibliography" SelectedStyle="\APA.XSL" StyleName="APA"/>
-</file>
-
 <file path=customXml/item4.xml><?xml version="1.0" encoding="utf-8"?>
 <?mso-contentType ?>
 <FormTemplates xmlns="http://schemas.microsoft.com/sharepoint/v3/contenttype/forms">
@@ -44102,20 +44432,9 @@
 </file>
 
 <file path=customXml/itemProps1.xml><?xml version="1.0" encoding="utf-8"?>
-<ds:datastoreItem xmlns:ds="http://schemas.openxmlformats.org/officeDocument/2006/customXml" ds:itemID="{2FC1EE08-910A-499D-A187-7854AA805299}">
+<ds:datastoreItem xmlns:ds="http://schemas.openxmlformats.org/officeDocument/2006/customXml" ds:itemID="{E5D80ECB-1E2C-4A58-878D-14E837CB315A}">
   <ds:schemaRefs>
-    <ds:schemaRef ds:uri="http://schemas.microsoft.com/office/2006/metadata/contentType"/>
-    <ds:schemaRef ds:uri="http://schemas.microsoft.com/office/2006/metadata/properties/metaAttributes"/>
-    <ds:schemaRef ds:uri="http://www.w3.org/2001/XMLSchema"/>
-    <ds:schemaRef ds:uri="http://schemas.microsoft.com/office/2006/metadata/properties"/>
-    <ds:schemaRef ds:uri="e29a62be-416b-491d-857a-96c1d64e0c32"/>
-    <ds:schemaRef ds:uri="50e9b9e5-1315-44c4-ad31-bc311d91ada4"/>
-    <ds:schemaRef ds:uri="http://schemas.microsoft.com/office/2006/documentManagement/types"/>
-    <ds:schemaRef ds:uri="http://schemas.microsoft.com/office/infopath/2007/PartnerControls"/>
-    <ds:schemaRef ds:uri="http://schemas.openxmlformats.org/package/2006/metadata/core-properties"/>
-    <ds:schemaRef ds:uri="http://purl.org/dc/elements/1.1/"/>
-    <ds:schemaRef ds:uri="http://purl.org/dc/terms/"/>
-    <ds:schemaRef ds:uri="http://schemas.microsoft.com/internal/obd"/>
+    <ds:schemaRef ds:uri="http://schemas.openxmlformats.org/officeDocument/2006/bibliography"/>
   </ds:schemaRefs>
 </ds:datastoreItem>
 </file>
@@ -44138,9 +44457,20 @@
 </file>
 
 <file path=customXml/itemProps3.xml><?xml version="1.0" encoding="utf-8"?>
-<ds:datastoreItem xmlns:ds="http://schemas.openxmlformats.org/officeDocument/2006/customXml" ds:itemID="{E5D80ECB-1E2C-4A58-878D-14E837CB315A}">
+<ds:datastoreItem xmlns:ds="http://schemas.openxmlformats.org/officeDocument/2006/customXml" ds:itemID="{2FC1EE08-910A-499D-A187-7854AA805299}">
   <ds:schemaRefs>
-    <ds:schemaRef ds:uri="http://schemas.openxmlformats.org/officeDocument/2006/bibliography"/>
+    <ds:schemaRef ds:uri="http://schemas.microsoft.com/office/2006/metadata/contentType"/>
+    <ds:schemaRef ds:uri="http://schemas.microsoft.com/office/2006/metadata/properties/metaAttributes"/>
+    <ds:schemaRef ds:uri="http://www.w3.org/2001/XMLSchema"/>
+    <ds:schemaRef ds:uri="http://schemas.microsoft.com/office/2006/metadata/properties"/>
+    <ds:schemaRef ds:uri="e29a62be-416b-491d-857a-96c1d64e0c32"/>
+    <ds:schemaRef ds:uri="50e9b9e5-1315-44c4-ad31-bc311d91ada4"/>
+    <ds:schemaRef ds:uri="http://schemas.microsoft.com/office/2006/documentManagement/types"/>
+    <ds:schemaRef ds:uri="http://schemas.microsoft.com/office/infopath/2007/PartnerControls"/>
+    <ds:schemaRef ds:uri="http://schemas.openxmlformats.org/package/2006/metadata/core-properties"/>
+    <ds:schemaRef ds:uri="http://purl.org/dc/elements/1.1/"/>
+    <ds:schemaRef ds:uri="http://purl.org/dc/terms/"/>
+    <ds:schemaRef ds:uri="http://schemas.microsoft.com/internal/obd"/>
   </ds:schemaRefs>
 </ds:datastoreItem>
 </file>
